--- a/data/revised_2026-10_full/tracked/v2/Biology/SS3.1_Animal_Nutrition/Biology_Animal_Nutrition_CBE_LessonSequence_TRACKED.docx
+++ b/data/revised_2026-10_full/tracked/v2/Biology/SS3.1_Animal_Nutrition/Biology_Animal_Nutrition_CBE_LessonSequence_TRACKED.docx
@@ -427,10 +427,10 @@
               <w:spacing w:after="40" w:before="0"/>
               <w:jc w:val="left"/>
               <w:rPr>
-                <w:ins w:id="9002" w:author="Claude (AI) - proposed" w:date="2026-10-15T02:49:52Z"/>
-              </w:rPr>
-            </w:pPr>
-            <w:ins w:id="9001" w:author="Claude (AI) - proposed" w:date="2026-10-15T02:49:52Z">
+                <w:ins w:id="9002" w:author="Claude (AI) - proposed" w:date="2026-10-18T00:26:07Z"/>
+              </w:rPr>
+            </w:pPr>
+            <w:ins w:id="9001" w:author="Claude (AI) - proposed" w:date="2026-10-18T00:26:07Z">
               <w:r>
                 <w:rPr>
                   <w:rFonts w:ascii="Arial" w:cs="Arial" w:eastAsia="Arial" w:hAnsi="Arial"/>
@@ -452,10 +452,10 @@
               <w:spacing w:after="40" w:before="0"/>
               <w:jc w:val="left"/>
               <w:rPr>
-                <w:del w:id="9004" w:author="Claude (AI) - proposed" w:date="2026-10-15T02:49:52Z"/>
-              </w:rPr>
-            </w:pPr>
-            <w:del w:id="9003" w:author="Claude (AI) - proposed" w:date="2026-10-15T02:49:52Z">
+                <w:del w:id="9004" w:author="Claude (AI) - proposed" w:date="2026-10-18T00:26:07Z"/>
+              </w:rPr>
+            </w:pPr>
+            <w:del w:id="9003" w:author="Claude (AI) - proposed" w:date="2026-10-18T00:26:07Z">
               <w:r>
                 <w:rPr>
                   <w:rFonts w:ascii="Arial" w:cs="Arial" w:eastAsia="Arial" w:hAnsi="Arial"/>
@@ -793,10 +793,10 @@
               <w:spacing w:after="40" w:before="0"/>
               <w:jc w:val="left"/>
               <w:rPr>
-                <w:del w:id="9006" w:author="Claude (AI) - proposed" w:date="2026-10-15T02:49:52Z"/>
-              </w:rPr>
-            </w:pPr>
-            <w:del w:id="9005" w:author="Claude (AI) - proposed" w:date="2026-10-15T02:49:52Z">
+                <w:del w:id="9006" w:author="Claude (AI) - proposed" w:date="2026-10-18T00:26:07Z"/>
+              </w:rPr>
+            </w:pPr>
+            <w:del w:id="9005" w:author="Claude (AI) - proposed" w:date="2026-10-18T00:26:07Z">
               <w:r>
                 <w:rPr>
                   <w:rFonts w:ascii="Arial" w:cs="Arial" w:eastAsia="Arial" w:hAnsi="Arial"/>
@@ -818,7 +818,7 @@
               <w:spacing w:after="40" w:before="0"/>
               <w:jc w:val="left"/>
             </w:pPr>
-            <w:del w:id="9007" w:author="Claude (AI) - proposed" w:date="2026-10-15T02:49:52Z">
+            <w:del w:id="9007" w:author="Claude (AI) - proposed" w:date="2026-10-18T00:26:07Z">
               <w:r>
                 <w:rPr>
                   <w:rFonts w:ascii="Arial" w:cs="Arial" w:eastAsia="Arial" w:hAnsi="Arial"/>
@@ -833,7 +833,7 @@
                 <w:delText xml:space="preserve">b) identify and describe the structure and function of different mouthparts in insects and birds in relation to their feeding habits</w:delText>
               </w:r>
             </w:del>
-            <w:ins w:id="9008" w:author="Claude (AI) - proposed" w:date="2026-10-15T02:49:52Z">
+            <w:ins w:id="9008" w:author="Claude (AI) - proposed" w:date="2026-10-18T00:26:07Z">
               <w:r>
                 <w:rPr>
                   <w:rFonts w:ascii="Arial" w:cs="Arial" w:eastAsia="Arial" w:hAnsi="Arial"/>
@@ -868,10 +868,10 @@
               <w:spacing w:after="40" w:before="0"/>
               <w:jc w:val="left"/>
               <w:rPr>
-                <w:ins w:id="9010" w:author="Claude (AI) - proposed" w:date="2026-10-15T02:49:52Z"/>
-              </w:rPr>
-            </w:pPr>
-            <w:ins w:id="9009" w:author="Claude (AI) - proposed" w:date="2026-10-15T02:49:52Z">
+                <w:ins w:id="9010" w:author="Claude (AI) - proposed" w:date="2026-10-18T00:26:07Z"/>
+              </w:rPr>
+            </w:pPr>
+            <w:ins w:id="9009" w:author="Claude (AI) - proposed" w:date="2026-10-18T00:26:07Z">
               <w:r>
                 <w:rPr>
                   <w:rFonts w:ascii="Arial" w:cs="Arial" w:eastAsia="Arial" w:hAnsi="Arial"/>
@@ -893,10 +893,10 @@
               <w:spacing w:after="40" w:before="0"/>
               <w:jc w:val="left"/>
               <w:rPr>
-                <w:ins w:id="9012" w:author="Claude (AI) - proposed" w:date="2026-10-15T02:49:52Z"/>
-              </w:rPr>
-            </w:pPr>
-            <w:ins w:id="9011" w:author="Claude (AI) - proposed" w:date="2026-10-15T02:49:52Z">
+                <w:ins w:id="9012" w:author="Claude (AI) - proposed" w:date="2026-10-18T00:26:07Z"/>
+              </w:rPr>
+            </w:pPr>
+            <w:ins w:id="9011" w:author="Claude (AI) - proposed" w:date="2026-10-18T00:26:07Z">
               <w:r>
                 <w:rPr>
                   <w:rFonts w:ascii="Arial" w:cs="Arial" w:eastAsia="Arial" w:hAnsi="Arial"/>
@@ -918,10 +918,10 @@
               <w:spacing w:after="40" w:before="0"/>
               <w:jc w:val="left"/>
               <w:rPr>
-                <w:ins w:id="9014" w:author="Claude (AI) - proposed" w:date="2026-10-15T02:49:52Z"/>
-              </w:rPr>
-            </w:pPr>
-            <w:ins w:id="9013" w:author="Claude (AI) - proposed" w:date="2026-10-15T02:49:52Z">
+                <w:ins w:id="9014" w:author="Claude (AI) - proposed" w:date="2026-10-18T00:26:07Z"/>
+              </w:rPr>
+            </w:pPr>
+            <w:ins w:id="9013" w:author="Claude (AI) - proposed" w:date="2026-10-18T00:26:07Z">
               <w:r>
                 <w:rPr>
                   <w:rFonts w:ascii="Arial" w:cs="Arial" w:eastAsia="Arial" w:hAnsi="Arial"/>
@@ -943,10 +943,10 @@
               <w:spacing w:after="40" w:before="0"/>
               <w:jc w:val="left"/>
               <w:rPr>
-                <w:ins w:id="9016" w:author="Claude (AI) - proposed" w:date="2026-10-15T02:49:52Z"/>
-              </w:rPr>
-            </w:pPr>
-            <w:ins w:id="9015" w:author="Claude (AI) - proposed" w:date="2026-10-15T02:49:52Z">
+                <w:ins w:id="9016" w:author="Claude (AI) - proposed" w:date="2026-10-18T00:26:07Z"/>
+              </w:rPr>
+            </w:pPr>
+            <w:ins w:id="9015" w:author="Claude (AI) - proposed" w:date="2026-10-18T00:26:07Z">
               <w:r>
                 <w:rPr>
                   <w:rFonts w:ascii="Arial" w:cs="Arial" w:eastAsia="Arial" w:hAnsi="Arial"/>
@@ -968,10 +968,10 @@
               <w:spacing w:after="40" w:before="0"/>
               <w:jc w:val="left"/>
               <w:rPr>
-                <w:ins w:id="9018" w:author="Claude (AI) - proposed" w:date="2026-10-15T02:49:52Z"/>
-              </w:rPr>
-            </w:pPr>
-            <w:ins w:id="9017" w:author="Claude (AI) - proposed" w:date="2026-10-15T02:49:52Z">
+                <w:ins w:id="9018" w:author="Claude (AI) - proposed" w:date="2026-10-18T00:26:07Z"/>
+              </w:rPr>
+            </w:pPr>
+            <w:ins w:id="9017" w:author="Claude (AI) - proposed" w:date="2026-10-18T00:26:07Z">
               <w:r>
                 <w:rPr>
                   <w:rFonts w:ascii="Arial" w:cs="Arial" w:eastAsia="Arial" w:hAnsi="Arial"/>
@@ -993,10 +993,10 @@
               <w:spacing w:after="40" w:before="0"/>
               <w:jc w:val="left"/>
               <w:rPr>
-                <w:ins w:id="9020" w:author="Claude (AI) - proposed" w:date="2026-10-15T02:49:52Z"/>
-              </w:rPr>
-            </w:pPr>
-            <w:ins w:id="9019" w:author="Claude (AI) - proposed" w:date="2026-10-15T02:49:52Z">
+                <w:ins w:id="9020" w:author="Claude (AI) - proposed" w:date="2026-10-18T00:26:07Z"/>
+              </w:rPr>
+            </w:pPr>
+            <w:ins w:id="9019" w:author="Claude (AI) - proposed" w:date="2026-10-18T00:26:07Z">
               <w:r>
                 <w:rPr>
                   <w:rFonts w:ascii="Arial" w:cs="Arial" w:eastAsia="Arial" w:hAnsi="Arial"/>
@@ -1018,7 +1018,7 @@
               <w:spacing w:after="40" w:before="0"/>
               <w:jc w:val="left"/>
             </w:pPr>
-            <w:del w:id="9021" w:author="Claude (AI) - proposed" w:date="2026-10-15T02:49:52Z">
+            <w:del w:id="9021" w:author="Claude (AI) - proposed" w:date="2026-10-18T00:26:07Z">
               <w:r>
                 <w:rPr>
                   <w:rFonts w:ascii="Arial" w:cs="Arial" w:eastAsia="Arial" w:hAnsi="Arial"/>
@@ -1033,7 +1033,7 @@
                 <w:delText xml:space="preserve">c</w:delText>
               </w:r>
             </w:del>
-            <w:ins w:id="9022" w:author="Claude (AI) - proposed" w:date="2026-10-15T02:49:52Z">
+            <w:ins w:id="9022" w:author="Claude (AI) - proposed" w:date="2026-10-18T00:26:07Z">
               <w:r>
                 <w:rPr>
                   <w:rFonts w:ascii="Arial" w:cs="Arial" w:eastAsia="Arial" w:hAnsi="Arial"/>
@@ -1068,7 +1068,7 @@
               <w:spacing w:after="40" w:before="0"/>
               <w:jc w:val="left"/>
             </w:pPr>
-            <w:del w:id="9023" w:author="Claude (AI) - proposed" w:date="2026-10-15T02:49:52Z">
+            <w:del w:id="9023" w:author="Claude (AI) - proposed" w:date="2026-10-18T00:26:07Z">
               <w:r>
                 <w:rPr>
                   <w:rFonts w:ascii="Arial" w:cs="Arial" w:eastAsia="Arial" w:hAnsi="Arial"/>
@@ -1083,7 +1083,7 @@
                 <w:delText xml:space="preserve">d</w:delText>
               </w:r>
             </w:del>
-            <w:ins w:id="9024" w:author="Claude (AI) - proposed" w:date="2026-10-15T02:49:52Z">
+            <w:ins w:id="9024" w:author="Claude (AI) - proposed" w:date="2026-10-18T00:26:07Z">
               <w:r>
                 <w:rPr>
                   <w:rFonts w:ascii="Arial" w:cs="Arial" w:eastAsia="Arial" w:hAnsi="Arial"/>
@@ -1118,7 +1118,7 @@
               <w:spacing w:after="40" w:before="0"/>
               <w:jc w:val="left"/>
             </w:pPr>
-            <w:del w:id="9025" w:author="Claude (AI) - proposed" w:date="2026-10-15T02:49:52Z">
+            <w:del w:id="9025" w:author="Claude (AI) - proposed" w:date="2026-10-18T00:26:07Z">
               <w:r>
                 <w:rPr>
                   <w:rFonts w:ascii="Arial" w:cs="Arial" w:eastAsia="Arial" w:hAnsi="Arial"/>
@@ -1133,7 +1133,7 @@
                 <w:delText xml:space="preserve">e</w:delText>
               </w:r>
             </w:del>
-            <w:ins w:id="9026" w:author="Claude (AI) - proposed" w:date="2026-10-15T02:49:52Z">
+            <w:ins w:id="9026" w:author="Claude (AI) - proposed" w:date="2026-10-18T00:26:07Z">
               <w:r>
                 <w:rPr>
                   <w:rFonts w:ascii="Arial" w:cs="Arial" w:eastAsia="Arial" w:hAnsi="Arial"/>
@@ -1168,7 +1168,7 @@
               <w:spacing w:after="40" w:before="0"/>
               <w:jc w:val="left"/>
             </w:pPr>
-            <w:del w:id="9027" w:author="Claude (AI) - proposed" w:date="2026-10-15T02:49:52Z">
+            <w:del w:id="9027" w:author="Claude (AI) - proposed" w:date="2026-10-18T00:26:07Z">
               <w:r>
                 <w:rPr>
                   <w:rFonts w:ascii="Arial" w:cs="Arial" w:eastAsia="Arial" w:hAnsi="Arial"/>
@@ -1183,7 +1183,7 @@
                 <w:delText xml:space="preserve">f</w:delText>
               </w:r>
             </w:del>
-            <w:ins w:id="9028" w:author="Claude (AI) - proposed" w:date="2026-10-15T02:49:52Z">
+            <w:ins w:id="9028" w:author="Claude (AI) - proposed" w:date="2026-10-18T00:26:07Z">
               <w:r>
                 <w:rPr>
                   <w:rFonts w:ascii="Arial" w:cs="Arial" w:eastAsia="Arial" w:hAnsi="Arial"/>
@@ -1218,7 +1218,7 @@
               <w:spacing w:after="40" w:before="0"/>
               <w:jc w:val="left"/>
             </w:pPr>
-            <w:del w:id="9029" w:author="Claude (AI) - proposed" w:date="2026-10-15T02:49:52Z">
+            <w:del w:id="9029" w:author="Claude (AI) - proposed" w:date="2026-10-18T00:26:07Z">
               <w:r>
                 <w:rPr>
                   <w:rFonts w:ascii="Arial" w:cs="Arial" w:eastAsia="Arial" w:hAnsi="Arial"/>
@@ -1233,7 +1233,7 @@
                 <w:delText xml:space="preserve">g</w:delText>
               </w:r>
             </w:del>
-            <w:ins w:id="9030" w:author="Claude (AI) - proposed" w:date="2026-10-15T02:49:52Z">
+            <w:ins w:id="9030" w:author="Claude (AI) - proposed" w:date="2026-10-18T00:26:07Z">
               <w:r>
                 <w:rPr>
                   <w:rFonts w:ascii="Arial" w:cs="Arial" w:eastAsia="Arial" w:hAnsi="Arial"/>
@@ -1268,7 +1268,7 @@
               <w:spacing w:after="40" w:before="0"/>
               <w:jc w:val="left"/>
             </w:pPr>
-            <w:del w:id="9031" w:author="Claude (AI) - proposed" w:date="2026-10-15T02:49:52Z">
+            <w:del w:id="9031" w:author="Claude (AI) - proposed" w:date="2026-10-18T00:26:07Z">
               <w:r>
                 <w:rPr>
                   <w:rFonts w:ascii="Arial" w:cs="Arial" w:eastAsia="Arial" w:hAnsi="Arial"/>
@@ -1283,7 +1283,7 @@
                 <w:delText xml:space="preserve">h</w:delText>
               </w:r>
             </w:del>
-            <w:ins w:id="9032" w:author="Claude (AI) - proposed" w:date="2026-10-15T02:49:52Z">
+            <w:ins w:id="9032" w:author="Claude (AI) - proposed" w:date="2026-10-18T00:26:07Z">
               <w:r>
                 <w:rPr>
                   <w:rFonts w:ascii="Arial" w:cs="Arial" w:eastAsia="Arial" w:hAnsi="Arial"/>
@@ -1379,7 +1379,7 @@
               </w:rPr>
               <w:t xml:space="preserve">–  Communication and </w:t>
             </w:r>
-            <w:del w:id="9033" w:author="Claude (AI) - proposed" w:date="2026-10-15T02:49:52Z">
+            <w:del w:id="9033" w:author="Claude (AI) - proposed" w:date="2026-10-18T00:26:07Z">
               <w:r>
                 <w:rPr>
                   <w:rFonts w:ascii="Arial" w:cs="Arial" w:eastAsia="Arial" w:hAnsi="Arial"/>
@@ -1394,7 +1394,7 @@
                 <w:delText xml:space="preserve">Collaboration: Learners</w:delText>
               </w:r>
             </w:del>
-            <w:ins w:id="9034" w:author="Claude (AI) - proposed" w:date="2026-10-15T02:49:52Z">
+            <w:ins w:id="9034" w:author="Claude (AI) - proposed" w:date="2026-10-18T00:26:07Z">
               <w:r>
                 <w:rPr>
                   <w:rFonts w:ascii="Arial" w:cs="Arial" w:eastAsia="Arial" w:hAnsi="Arial"/>
@@ -1502,7 +1502,7 @@
               </w:rPr>
               <w:t xml:space="preserve">–  Digital </w:t>
             </w:r>
-            <w:del w:id="9035" w:author="Claude (AI) - proposed" w:date="2026-10-15T02:49:52Z">
+            <w:del w:id="9035" w:author="Claude (AI) - proposed" w:date="2026-10-18T00:26:07Z">
               <w:r>
                 <w:rPr>
                   <w:rFonts w:ascii="Arial" w:cs="Arial" w:eastAsia="Arial" w:hAnsi="Arial"/>
@@ -1517,7 +1517,7 @@
                 <w:delText xml:space="preserve">Literacy: Learners</w:delText>
               </w:r>
             </w:del>
-            <w:ins w:id="9036" w:author="Claude (AI) - proposed" w:date="2026-10-15T02:49:52Z">
+            <w:ins w:id="9036" w:author="Claude (AI) - proposed" w:date="2026-10-18T00:26:07Z">
               <w:r>
                 <w:rPr>
                   <w:rFonts w:ascii="Arial" w:cs="Arial" w:eastAsia="Arial" w:hAnsi="Arial"/>
@@ -1613,7 +1613,7 @@
               </w:rPr>
               <w:t xml:space="preserve">–  Responsibility</w:t>
             </w:r>
-            <w:del w:id="9037" w:author="Claude (AI) - proposed" w:date="2026-10-15T02:49:52Z">
+            <w:del w:id="9037" w:author="Claude (AI) - proposed" w:date="2026-10-18T00:26:07Z">
               <w:r>
                 <w:rPr>
                   <w:rFonts w:ascii="Arial" w:cs="Arial" w:eastAsia="Arial" w:hAnsi="Arial"/>
@@ -1628,7 +1628,7 @@
                 <w:delText xml:space="preserve">: Learners</w:delText>
               </w:r>
             </w:del>
-            <w:ins w:id="9038" w:author="Claude (AI) - proposed" w:date="2026-10-15T02:49:52Z">
+            <w:ins w:id="9038" w:author="Claude (AI) - proposed" w:date="2026-10-18T00:26:07Z">
               <w:r>
                 <w:rPr>
                   <w:rFonts w:ascii="Arial" w:cs="Arial" w:eastAsia="Arial" w:hAnsi="Arial"/>
@@ -1656,7 +1656,7 @@
               </w:rPr>
               <w:t xml:space="preserve"> responsibly handle biological specimens (insect mouthparts, </w:t>
             </w:r>
-            <w:del w:id="9039" w:author="Claude (AI) - proposed" w:date="2026-10-15T02:49:52Z">
+            <w:del w:id="9039" w:author="Claude (AI) - proposed" w:date="2026-10-18T00:26:07Z">
               <w:r>
                 <w:rPr>
                   <w:rFonts w:ascii="Arial" w:cs="Arial" w:eastAsia="Arial" w:hAnsi="Arial"/>
@@ -1671,7 +1671,7 @@
                 <w:delText xml:space="preserve">dissection materials</w:delText>
               </w:r>
             </w:del>
-            <w:ins w:id="9040" w:author="Claude (AI) - proposed" w:date="2026-10-15T02:49:52Z">
+            <w:ins w:id="9040" w:author="Claude (AI) - proposed" w:date="2026-10-18T00:26:07Z">
               <w:r>
                 <w:rPr>
                   <w:rFonts w:ascii="Arial" w:cs="Arial" w:eastAsia="Arial" w:hAnsi="Arial"/>
@@ -1759,7 +1759,7 @@
               </w:rPr>
               <w:t xml:space="preserve">–  Social </w:t>
             </w:r>
-            <w:del w:id="9041" w:author="Claude (AI) - proposed" w:date="2026-10-15T02:49:52Z">
+            <w:del w:id="9041" w:author="Claude (AI) - proposed" w:date="2026-10-18T00:26:07Z">
               <w:r>
                 <w:rPr>
                   <w:rFonts w:ascii="Arial" w:cs="Arial" w:eastAsia="Arial" w:hAnsi="Arial"/>
@@ -1774,7 +1774,7 @@
                 <w:delText xml:space="preserve">Justice: Learners</w:delText>
               </w:r>
             </w:del>
-            <w:ins w:id="9042" w:author="Claude (AI) - proposed" w:date="2026-10-15T02:49:52Z">
+            <w:ins w:id="9042" w:author="Claude (AI) - proposed" w:date="2026-10-18T00:26:07Z">
               <w:r>
                 <w:rPr>
                   <w:rFonts w:ascii="Arial" w:cs="Arial" w:eastAsia="Arial" w:hAnsi="Arial"/>
@@ -2038,7 +2038,7 @@
               </w:rPr>
               <w:t xml:space="preserve">–  Environmental </w:t>
             </w:r>
-            <w:del w:id="9043" w:author="Claude (AI) - proposed" w:date="2026-10-15T02:49:52Z">
+            <w:del w:id="9043" w:author="Claude (AI) - proposed" w:date="2026-10-18T00:26:07Z">
               <w:r>
                 <w:rPr>
                   <w:rFonts w:ascii="Arial" w:cs="Arial" w:eastAsia="Arial" w:hAnsi="Arial"/>
@@ -2053,7 +2053,7 @@
                 <w:delText xml:space="preserve">Conservation: Learners</w:delText>
               </w:r>
             </w:del>
-            <w:ins w:id="9044" w:author="Claude (AI) - proposed" w:date="2026-10-15T02:49:52Z">
+            <w:ins w:id="9044" w:author="Claude (AI) - proposed" w:date="2026-10-18T00:26:07Z">
               <w:r>
                 <w:rPr>
                   <w:rFonts w:ascii="Arial" w:cs="Arial" w:eastAsia="Arial" w:hAnsi="Arial"/>
@@ -2101,7 +2101,7 @@
               </w:rPr>
               <w:t xml:space="preserve">–  Safety and </w:t>
             </w:r>
-            <w:del w:id="9045" w:author="Claude (AI) - proposed" w:date="2026-10-15T02:49:52Z">
+            <w:del w:id="9045" w:author="Claude (AI) - proposed" w:date="2026-10-18T00:26:07Z">
               <w:r>
                 <w:rPr>
                   <w:rFonts w:ascii="Arial" w:cs="Arial" w:eastAsia="Arial" w:hAnsi="Arial"/>
@@ -2116,7 +2116,7 @@
                 <w:delText xml:space="preserve">Security: Learners handle dissection</w:delText>
               </w:r>
             </w:del>
-            <w:ins w:id="9046" w:author="Claude (AI) - proposed" w:date="2026-10-15T02:49:52Z">
+            <w:ins w:id="9046" w:author="Claude (AI) - proposed" w:date="2026-10-18T00:26:07Z">
               <w:r>
                 <w:rPr>
                   <w:rFonts w:ascii="Arial" w:cs="Arial" w:eastAsia="Arial" w:hAnsi="Arial"/>
@@ -2515,7 +2515,7 @@
               <w:spacing w:after="40" w:before="0"/>
               <w:jc w:val="left"/>
             </w:pPr>
-            <w:del w:id="9047" w:author="Claude (AI) - proposed" w:date="2026-10-15T02:49:52Z">
+            <w:del w:id="9047" w:author="Claude (AI) - proposed" w:date="2026-10-18T00:26:07Z">
               <w:r>
                 <w:rPr>
                   <w:rFonts w:ascii="Arial" w:cs="Arial" w:eastAsia="Arial" w:hAnsi="Arial"/>
@@ -2530,7 +2530,7 @@
                 <w:delText xml:space="preserve">KICD KEY INQUIRY QUESTIONS:</w:delText>
               </w:r>
             </w:del>
-            <w:ins w:id="9048" w:author="Claude (AI) - proposed" w:date="2026-10-15T02:49:52Z">
+            <w:ins w:id="9048" w:author="Claude (AI) - proposed" w:date="2026-10-18T00:26:07Z">
               <w:r>
                 <w:rPr>
                   <w:rFonts w:ascii="Arial" w:cs="Arial" w:eastAsia="Arial" w:hAnsi="Arial"/>
@@ -2552,10 +2552,10 @@
               <w:spacing w:after="40" w:before="0"/>
               <w:jc w:val="left"/>
               <w:rPr>
-                <w:ins w:id="9050" w:author="Claude (AI) - proposed" w:date="2026-10-15T02:49:52Z"/>
-              </w:rPr>
-            </w:pPr>
-            <w:ins w:id="9049" w:author="Claude (AI) - proposed" w:date="2026-10-15T02:49:52Z">
+                <w:ins w:id="9050" w:author="Claude (AI) - proposed" w:date="2026-10-18T00:26:07Z"/>
+              </w:rPr>
+            </w:pPr>
+            <w:ins w:id="9049" w:author="Claude (AI) - proposed" w:date="2026-10-18T00:26:07Z">
               <w:r>
                 <w:rPr>
                   <w:rFonts w:ascii="Arial" w:cs="Arial" w:eastAsia="Arial" w:hAnsi="Arial"/>
@@ -2577,10 +2577,10 @@
               <w:spacing w:after="40" w:before="0"/>
               <w:jc w:val="left"/>
               <w:rPr>
-                <w:ins w:id="9052" w:author="Claude (AI) - proposed" w:date="2026-10-15T02:49:52Z"/>
-              </w:rPr>
-            </w:pPr>
-            <w:ins w:id="9051" w:author="Claude (AI) - proposed" w:date="2026-10-15T02:49:52Z">
+                <w:ins w:id="9052" w:author="Claude (AI) - proposed" w:date="2026-10-18T00:26:07Z"/>
+              </w:rPr>
+            </w:pPr>
+            <w:ins w:id="9051" w:author="Claude (AI) - proposed" w:date="2026-10-18T00:26:07Z">
               <w:r>
                 <w:rPr>
                   <w:rFonts w:ascii="Arial" w:cs="Arial" w:eastAsia="Arial" w:hAnsi="Arial"/>
@@ -3091,7 +3091,7 @@
               </w:rPr>
               <w:t xml:space="preserve">Lesson 8 — ENZYMES IN DIGESTION: Learners perform the ugali-chewing supporting phenomenon as a class activity, then investigate enzyme action (amylase, pepsin, lipase) through food tests (Benedict's</w:t>
             </w:r>
-            <w:del w:id="9053" w:author="Claude (AI) - proposed" w:date="2026-10-15T02:49:52Z">
+            <w:del w:id="9053" w:author="Claude (AI) - proposed" w:date="2026-10-18T00:26:07Z">
               <w:r>
                 <w:rPr>
                   <w:rFonts w:ascii="Arial" w:cs="Arial" w:eastAsia="Arial" w:hAnsi="Arial"/>
@@ -3106,7 +3106,7 @@
                 <w:delText xml:space="preserve">, iodine, biuret</w:delText>
               </w:r>
             </w:del>
-            <w:ins w:id="9054" w:author="Claude (AI) - proposed" w:date="2026-10-15T02:49:52Z">
+            <w:ins w:id="9054" w:author="Claude (AI) - proposed" w:date="2026-10-18T00:26:07Z">
               <w:r>
                 <w:rPr>
                   <w:rFonts w:ascii="Arial" w:cs="Arial" w:eastAsia="Arial" w:hAnsi="Arial"/>
@@ -3174,7 +3174,7 @@
               </w:rPr>
               <w:t xml:space="preserve">Lesson 9 — ABSORPTION, ASSIMILATION, AND MALNUTRITION: Learners examine the structure of the ileum (villi and microvilli) and explain how digested nutrients enter the bloodstream. They connect this to assimilation and then analyse </w:t>
             </w:r>
-            <w:ins w:id="9055" w:author="Claude (AI) - proposed" w:date="2026-10-15T02:49:52Z">
+            <w:ins w:id="9055" w:author="Claude (AI) - proposed" w:date="2026-10-18T00:26:07Z">
               <w:r>
                 <w:rPr>
                   <w:rFonts w:ascii="Arial" w:cs="Arial" w:eastAsia="Arial" w:hAnsi="Arial"/>
@@ -3202,7 +3202,7 @@
               </w:rPr>
               <w:t xml:space="preserve">malnutrition case studies </w:t>
             </w:r>
-            <w:del w:id="9056" w:author="Claude (AI) - proposed" w:date="2026-10-15T02:49:52Z">
+            <w:del w:id="9056" w:author="Claude (AI) - proposed" w:date="2026-10-18T00:26:07Z">
               <w:r>
                 <w:rPr>
                   <w:rFonts w:ascii="Arial" w:cs="Arial" w:eastAsia="Arial" w:hAnsi="Arial"/>
@@ -3217,7 +3217,7 @@
                 <w:delText xml:space="preserve">from Kenyan health data (kwashiorkor in coastal regions</w:delText>
               </w:r>
             </w:del>
-            <w:ins w:id="9057" w:author="Claude (AI) - proposed" w:date="2026-10-15T02:49:52Z">
+            <w:ins w:id="9057" w:author="Claude (AI) - proposed" w:date="2026-10-18T00:26:07Z">
               <w:r>
                 <w:rPr>
                   <w:rFonts w:ascii="Arial" w:cs="Arial" w:eastAsia="Arial" w:hAnsi="Arial"/>
@@ -3373,7 +3373,7 @@
               </w:rPr>
               <w:t xml:space="preserve">–  SUPPORTING PHENOMENON 2 — "Aphids and the wilting maize": Learners examine maize stems </w:t>
             </w:r>
-            <w:del w:id="9058" w:author="Claude (AI) - proposed" w:date="2026-10-15T02:49:52Z">
+            <w:del w:id="9058" w:author="Claude (AI) - proposed" w:date="2026-10-18T00:26:07Z">
               <w:r>
                 <w:rPr>
                   <w:rFonts w:ascii="Arial" w:cs="Arial" w:eastAsia="Arial" w:hAnsi="Arial"/>
@@ -3388,7 +3388,7 @@
                 <w:delText xml:space="preserve">near Eldoret</w:delText>
               </w:r>
             </w:del>
-            <w:ins w:id="9059" w:author="Claude (AI) - proposed" w:date="2026-10-15T02:49:52Z">
+            <w:ins w:id="9059" w:author="Claude (AI) - proposed" w:date="2026-10-18T00:26:07Z">
               <w:r>
                 <w:rPr>
                   <w:rFonts w:ascii="Arial" w:cs="Arial" w:eastAsia="Arial" w:hAnsi="Arial"/>
@@ -3456,7 +3456,7 @@
               </w:rPr>
               <w:t xml:space="preserve">–  SUPPORTING PHENOMENON 4 — "Why does chewing ugali longer make it taste sweeter?": Learners chew a small piece of plain ugali (maize meal) for </w:t>
             </w:r>
-            <w:del w:id="9060" w:author="Claude (AI) - proposed" w:date="2026-10-15T02:49:52Z">
+            <w:del w:id="9060" w:author="Claude (AI) - proposed" w:date="2026-10-18T00:26:07Z">
               <w:r>
                 <w:rPr>
                   <w:rFonts w:ascii="Arial" w:cs="Arial" w:eastAsia="Arial" w:hAnsi="Arial"/>
@@ -3471,7 +3471,7 @@
                 <w:delText xml:space="preserve">30 seconds</w:delText>
               </w:r>
             </w:del>
-            <w:ins w:id="9061" w:author="Claude (AI) - proposed" w:date="2026-10-15T02:49:52Z">
+            <w:ins w:id="9061" w:author="Claude (AI) - proposed" w:date="2026-10-18T00:26:07Z">
               <w:r>
                 <w:rPr>
                   <w:rFonts w:ascii="Arial" w:cs="Arial" w:eastAsia="Arial" w:hAnsi="Arial"/>
@@ -3621,7 +3621,7 @@
         </w:rPr>
         <w:t xml:space="preserve">© 2026 SeaVuria and ARES. This work is licensed under a </w:t>
       </w:r>
-      <w:hyperlink w:history="1" r:id="rIdjhbprat2jg0hiev0mjry3">
+      <w:hyperlink w:history="1" r:id="rIdu51bmetoqm6xp_uehsjcq">
         <w:r>
           <w:rPr>
             <w:rFonts w:ascii="Arial" w:cs="Arial" w:eastAsia="Arial" w:hAnsi="Arial"/>
@@ -3641,7 +3641,7 @@
         </w:rPr>
         <w:t xml:space="preserve"> (</w:t>
       </w:r>
-      <w:hyperlink w:history="1" r:id="rIdbvxyaffk0lk9ncqgqij4d">
+      <w:hyperlink w:history="1" r:id="rId_irn2vzk2tc6puaklfud1">
         <w:r>
           <w:rPr>
             <w:rFonts w:ascii="Arial" w:cs="Arial" w:eastAsia="Arial" w:hAnsi="Arial"/>
@@ -3661,7 +3661,7 @@
         </w:rPr>
         <w:t xml:space="preserve">). To view a copy of this license, visit </w:t>
       </w:r>
-      <w:hyperlink w:history="1" r:id="rIdhhtg6g7r9cqay_j1tubbw">
+      <w:hyperlink w:history="1" r:id="rIdfo7feb7om8emjbbmcsvcu">
         <w:r>
           <w:rPr>
             <w:rFonts w:ascii="Arial" w:cs="Arial" w:eastAsia="Arial" w:hAnsi="Arial"/>
@@ -4717,7 +4717,7 @@
               <w:spacing w:after="10" w:before="0"/>
               <w:ind w:left="120"/>
             </w:pPr>
-            <w:hyperlink w:history="1" r:id="rId-5zuv0c0nkj8j6u9krutf">
+            <w:hyperlink w:history="1" r:id="rIda9s-frwks_xgamrmbkhtq">
               <w:r>
                 <w:rPr>
                   <w:rFonts w:ascii="Arial" w:cs="Arial" w:eastAsia="Arial" w:hAnsi="Arial"/>
@@ -4794,7 +4794,7 @@
               <w:spacing w:after="10" w:before="0"/>
               <w:ind w:left="120"/>
             </w:pPr>
-            <w:hyperlink w:history="1" r:id="rIdhhwmrryl2plbautdydwzt">
+            <w:hyperlink w:history="1" r:id="rIdyy1xngyrsabt1rxo1raih">
               <w:r>
                 <w:rPr>
                   <w:rFonts w:ascii="Arial" w:cs="Arial" w:eastAsia="Arial" w:hAnsi="Arial"/>
@@ -5026,7 +5026,7 @@
               <w:spacing w:after="10" w:before="0"/>
               <w:ind w:left="120"/>
             </w:pPr>
-            <w:hyperlink w:history="1" r:id="rIdan7rxitimxdnf9sjaow1c">
+            <w:hyperlink w:history="1" r:id="rIdc6e0oanv3exzvh3-duz4_">
               <w:r>
                 <w:rPr>
                   <w:rFonts w:ascii="Arial" w:cs="Arial" w:eastAsia="Arial" w:hAnsi="Arial"/>
@@ -5103,7 +5103,7 @@
               <w:spacing w:after="10" w:before="0"/>
               <w:ind w:left="120"/>
             </w:pPr>
-            <w:hyperlink w:history="1" r:id="rIde-qlyynzwsew6ue3wxpey">
+            <w:hyperlink w:history="1" r:id="rIdqnji9uqd83lpuz5pokdrv">
               <w:r>
                 <w:rPr>
                   <w:rFonts w:ascii="Arial" w:cs="Arial" w:eastAsia="Arial" w:hAnsi="Arial"/>
@@ -5335,7 +5335,7 @@
               <w:spacing w:after="10" w:before="0"/>
               <w:ind w:left="120"/>
             </w:pPr>
-            <w:hyperlink w:history="1" r:id="rIdnzibcholwpbgkyiq90iho">
+            <w:hyperlink w:history="1" r:id="rIdid-dvrjwhgzx1txjbbnns">
               <w:r>
                 <w:rPr>
                   <w:rFonts w:ascii="Arial" w:cs="Arial" w:eastAsia="Arial" w:hAnsi="Arial"/>
@@ -5412,7 +5412,7 @@
               <w:spacing w:after="10" w:before="0"/>
               <w:ind w:left="120"/>
             </w:pPr>
-            <w:hyperlink w:history="1" r:id="rIdnmuq_mbfhjx88x_3vnd2b">
+            <w:hyperlink w:history="1" r:id="rIdp4m_gnost3x-ephfa-7a2">
               <w:r>
                 <w:rPr>
                   <w:rFonts w:ascii="Arial" w:cs="Arial" w:eastAsia="Arial" w:hAnsi="Arial"/>
@@ -5505,7 +5505,7 @@
               </w:rPr>
               <w:t xml:space="preserve">1. Write on the board: 'ADAPTATION: a structure or behaviour that helps an organism survive in its environment.' Say: 'Copy this definition. We will use it all year.' Give 30 seconds</w:t>
             </w:r>
-            <w:ins w:id="9062" w:author="Claude (AI) - proposed" w:date="2026-10-15T02:49:52Z">
+            <w:ins w:id="9062" w:author="Claude (AI) - proposed" w:date="2026-10-18T00:26:07Z">
               <w:r>
                 <w:rPr>
                   <w:rFonts w:ascii="Arial" w:cs="Arial" w:eastAsia="Arial" w:hAnsi="Arial"/>
@@ -5672,7 +5672,7 @@
               <w:spacing w:after="10" w:before="0"/>
               <w:ind w:left="120"/>
             </w:pPr>
-            <w:hyperlink w:history="1" r:id="rId82qxq3ti3vk7zmqyge3vl">
+            <w:hyperlink w:history="1" r:id="rIda8eptpak13ecufioqwfh9">
               <w:r>
                 <w:rPr>
                   <w:rFonts w:ascii="Arial" w:cs="Arial" w:eastAsia="Arial" w:hAnsi="Arial"/>
@@ -5749,7 +5749,7 @@
               <w:spacing w:after="10" w:before="0"/>
               <w:ind w:left="120"/>
             </w:pPr>
-            <w:hyperlink w:history="1" r:id="rId_mhgi_xkhhecpejncccpi">
+            <w:hyperlink w:history="1" r:id="rIdmt4y0gyq9jik3wdroey88">
               <w:r>
                 <w:rPr>
                   <w:rFonts w:ascii="Arial" w:cs="Arial" w:eastAsia="Arial" w:hAnsi="Arial"/>
@@ -5981,7 +5981,7 @@
               <w:spacing w:after="10" w:before="0"/>
               <w:ind w:left="120"/>
             </w:pPr>
-            <w:hyperlink w:history="1" r:id="rIdmnxcd3w66oztdf7oii6gg">
+            <w:hyperlink w:history="1" r:id="rIdebop74r9pp6ht2ev2axah">
               <w:r>
                 <w:rPr>
                   <w:rFonts w:ascii="Arial" w:cs="Arial" w:eastAsia="Arial" w:hAnsi="Arial"/>
@@ -6058,7 +6058,7 @@
               <w:spacing w:after="10" w:before="0"/>
               <w:ind w:left="120"/>
             </w:pPr>
-            <w:hyperlink w:history="1" r:id="rIdweg3wys8cxwuu1_6hbtt9">
+            <w:hyperlink w:history="1" r:id="rIdav_rabj0jz93gg2af06pi">
               <w:r>
                 <w:rPr>
                   <w:rFonts w:ascii="Arial" w:cs="Arial" w:eastAsia="Arial" w:hAnsi="Arial"/>
@@ -6151,7 +6151,7 @@
               </w:rPr>
               <w:t xml:space="preserve">1. Say: 'For the last activity today, you are going to make your FIRST scientific model. Choose one animal from our phenomenon. In your book, draw and label its feeding structure. Show which direction food moves. Write one sentence: the shape of this structure helps this animal eat [food] because…' Write this sentence starter on the board. Give 6 minutes. Set timer</w:t>
             </w:r>
-            <w:ins w:id="9063" w:author="Claude (AI) - proposed" w:date="2026-10-15T02:49:52Z">
+            <w:ins w:id="9063" w:author="Claude (AI) - proposed" w:date="2026-10-18T00:26:07Z">
               <w:r>
                 <w:rPr>
                   <w:rFonts w:ascii="Arial" w:cs="Arial" w:eastAsia="Arial" w:hAnsi="Arial"/>
@@ -6626,7 +6626,7 @@
         </w:rPr>
         <w:t xml:space="preserve">© 2026 SeaVuria and ARES. Aligned with KICD objectives. Developed by SeaVuria; technical implementation by ARES (with AI assistance from Claude). Licensed under </w:t>
       </w:r>
-      <w:hyperlink w:history="1" r:id="rIdczdk8mlzv_ikooxpscw6f">
+      <w:hyperlink w:history="1" r:id="rIdhthdh7csr9s1tqrpxquzw">
         <w:r>
           <w:rPr>
             <w:rFonts w:ascii="Arial" w:cs="Arial" w:eastAsia="Arial" w:hAnsi="Arial"/>
@@ -6647,7 +6647,7 @@
         </w:rPr>
         <w:t xml:space="preserve"> (</w:t>
       </w:r>
-      <w:hyperlink w:history="1" r:id="rIdc23sanvm9bxo0wqssq8dp">
+      <w:hyperlink w:history="1" r:id="rIdl3qhsgzewhhijgbslk_rh">
         <w:r>
           <w:rPr>
             <w:rFonts w:ascii="Arial" w:cs="Arial" w:eastAsia="Arial" w:hAnsi="Arial"/>
@@ -7704,7 +7704,7 @@
               <w:spacing w:after="10" w:before="0"/>
               <w:ind w:left="120"/>
             </w:pPr>
-            <w:hyperlink w:history="1" r:id="rIdetwo73thl3b2aet6-cy5h">
+            <w:hyperlink w:history="1" r:id="rId5ee_hdvjoxtdz2wtv4xiz">
               <w:r>
                 <w:rPr>
                   <w:rFonts w:ascii="Arial" w:cs="Arial" w:eastAsia="Arial" w:hAnsi="Arial"/>
@@ -7781,7 +7781,7 @@
               <w:spacing w:after="10" w:before="0"/>
               <w:ind w:left="120"/>
             </w:pPr>
-            <w:hyperlink w:history="1" r:id="rIdc-by62kar9s0jofkto_ds">
+            <w:hyperlink w:history="1" r:id="rId26etucnr-axazea4ucs0h">
               <w:r>
                 <w:rPr>
                   <w:rFonts w:ascii="Arial" w:cs="Arial" w:eastAsia="Arial" w:hAnsi="Arial"/>
@@ -8013,7 +8013,7 @@
               <w:spacing w:after="10" w:before="0"/>
               <w:ind w:left="120"/>
             </w:pPr>
-            <w:hyperlink w:history="1" r:id="rIdtjs85atxazsodsgdhffio">
+            <w:hyperlink w:history="1" r:id="rIdnxmqe5_pyev4vz5_5wv5w">
               <w:r>
                 <w:rPr>
                   <w:rFonts w:ascii="Arial" w:cs="Arial" w:eastAsia="Arial" w:hAnsi="Arial"/>
@@ -8090,7 +8090,7 @@
               <w:spacing w:after="10" w:before="0"/>
               <w:ind w:left="120"/>
             </w:pPr>
-            <w:hyperlink w:history="1" r:id="rIdg6pwkey5ek5nilqptp4w3">
+            <w:hyperlink w:history="1" r:id="rIdruhe9j4eq7fqfjr8-mrte">
               <w:r>
                 <w:rPr>
                   <w:rFonts w:ascii="Arial" w:cs="Arial" w:eastAsia="Arial" w:hAnsi="Arial"/>
@@ -8322,7 +8322,7 @@
               <w:spacing w:after="10" w:before="0"/>
               <w:ind w:left="120"/>
             </w:pPr>
-            <w:hyperlink w:history="1" r:id="rId1szgsnf3lxj-yierh53xp">
+            <w:hyperlink w:history="1" r:id="rIdrswb9m7m_nmbnbs4n-26s">
               <w:r>
                 <w:rPr>
                   <w:rFonts w:ascii="Arial" w:cs="Arial" w:eastAsia="Arial" w:hAnsi="Arial"/>
@@ -8399,7 +8399,7 @@
               <w:spacing w:after="10" w:before="0"/>
               <w:ind w:left="120"/>
             </w:pPr>
-            <w:hyperlink w:history="1" r:id="rIdvdteovwt4v1egjhgdoyig">
+            <w:hyperlink w:history="1" r:id="rIde-klajlu97joqnvf3pxyi">
               <w:r>
                 <w:rPr>
                   <w:rFonts w:ascii="Arial" w:cs="Arial" w:eastAsia="Arial" w:hAnsi="Arial"/>
@@ -8459,7 +8459,7 @@
               </w:rPr>
               <w:t xml:space="preserve">Learners individually write a structured explanation in their notebooks using the following sentence-stem scaffold provided on the board: The grasshopper causes ragged holes in maize leaves because its [name the structure] can [describe the action]. This is possible because the mandibles are [describe two physical properties]. This is an example of [link to the concept from Lesson 1] because the structure [describe the structure] directly enables the function [describe the function]. This type of breakdown is called [name the type of digestion] because [reason]. Learners share their completed explanations with a partner and identify one sentence they could improve. Two or three learners are invited to read their explanations aloud to the class. The teacher annotates the most complete shared example on the board, highlighting the structure-function link and the term mechanical digestion. </w:t>
             </w:r>
-            <w:del w:id="9064" w:author="Claude (AI) - proposed" w:date="2026-10-15T02:49:52Z">
+            <w:del w:id="9064" w:author="Claude (AI) - proposed" w:date="2026-10-18T00:26:07Z">
               <w:r>
                 <w:rPr>
                   <w:rFonts w:ascii="Arial" w:cs="Arial" w:eastAsia="Arial" w:hAnsi="Arial"/>
@@ -8474,7 +8474,7 @@
                 <w:delText xml:space="preserve">Learners</w:delText>
               </w:r>
             </w:del>
-            <w:ins w:id="9065" w:author="Claude (AI) - proposed" w:date="2026-10-15T02:49:52Z">
+            <w:ins w:id="9065" w:author="Claude (AI) - proposed" w:date="2026-10-18T00:26:07Z">
               <w:r>
                 <w:rPr>
                   <w:rFonts w:ascii="Arial" w:cs="Arial" w:eastAsia="Arial" w:hAnsi="Arial"/>
@@ -8502,7 +8502,7 @@
               </w:rPr>
               <w:t xml:space="preserve"> then answer one consolidation question in their notebooks</w:t>
             </w:r>
-            <w:ins w:id="9066" w:author="Claude (AI) - proposed" w:date="2026-10-15T02:49:52Z">
+            <w:ins w:id="9066" w:author="Claude (AI) - proposed" w:date="2026-10-18T00:26:07Z">
               <w:r>
                 <w:rPr>
                   <w:rFonts w:ascii="Arial" w:cs="Arial" w:eastAsia="Arial" w:hAnsi="Arial"/>
@@ -8563,7 +8563,7 @@
               </w:rPr>
               <w:t xml:space="preserve">Write the sentence-stem scaffold clearly on the board before learners begin and say: This scaffold is a thinking tool, not a limitation — you may write more than the stems require, but every stem must be completed. Allow 5 minutes of silent independent writing. Do not assist with content during this time — circulate and note which learners are struggling with the term mechanical digestion. After partner sharing, select a learner whose explanation correctly links mandible hardness and serration to mechanical breakdown and say: I am going to use your explanation as our class model — can you read it aloud and then tell us which part of the diagram supports each sentence? After annotating the class model on the board, ask: We have not yet studied the mosquito or aphid in detail, but based on what we have just learned — could a mosquito </w:t>
             </w:r>
-            <w:del w:id="9067" w:author="Claude (AI) - proposed" w:date="2026-10-15T02:49:52Z">
+            <w:del w:id="9067" w:author="Claude (AI) - proposed" w:date="2026-10-18T00:26:07Z">
               <w:r>
                 <w:rPr>
                   <w:rFonts w:ascii="Arial" w:cs="Arial" w:eastAsia="Arial" w:hAnsi="Arial"/>
@@ -8578,7 +8578,7 @@
                 <w:delText xml:space="preserve">use mandibles</w:delText>
               </w:r>
             </w:del>
-            <w:ins w:id="9068" w:author="Claude (AI) - proposed" w:date="2026-10-15T02:49:52Z">
+            <w:ins w:id="9068" w:author="Claude (AI) - proposed" w:date="2026-10-18T00:26:07Z">
               <w:r>
                 <w:rPr>
                   <w:rFonts w:ascii="Arial" w:cs="Arial" w:eastAsia="Arial" w:hAnsi="Arial"/>
@@ -8606,7 +8606,7 @@
               </w:rPr>
               <w:t xml:space="preserve"> to drink blood? Why or why not?</w:t>
             </w:r>
-            <w:ins w:id="9069" w:author="Claude (AI) - proposed" w:date="2026-10-15T02:49:52Z">
+            <w:ins w:id="9069" w:author="Claude (AI) - proposed" w:date="2026-10-18T00:26:07Z">
               <w:r>
                 <w:rPr>
                   <w:rFonts w:ascii="Arial" w:cs="Arial" w:eastAsia="Arial" w:hAnsi="Arial"/>
@@ -8700,7 +8700,7 @@
               </w:rPr>
               <w:t xml:space="preserve">Read learner explanations as they write and identify: (1) learners who correctly use both physical properties of mandibles (hardness and serration or toothed surface); (2) learners who correctly apply the term mechanical digestion; (3) learners who make the structure-to-function link explicit. Provide immediate oral feedback: I can see you described what mandibles look like — now tell me what that shape allows them to do to a maize leaf. The final seeding question about the mosquito also serves as a pre-assessment for Lesson 3.</w:t>
             </w:r>
-            <w:ins w:id="9070" w:author="Claude (AI) - proposed" w:date="2026-10-15T02:49:52Z">
+            <w:ins w:id="9070" w:author="Claude (AI) - proposed" w:date="2026-10-18T00:26:07Z">
               <w:r>
                 <w:rPr>
                   <w:rFonts w:ascii="Arial" w:cs="Arial" w:eastAsia="Arial" w:hAnsi="Arial"/>
@@ -8788,7 +8788,7 @@
               <w:spacing w:after="10" w:before="0"/>
               <w:ind w:left="120"/>
             </w:pPr>
-            <w:hyperlink w:history="1" r:id="rIdu3whcy3jqwdiu_oxdvhvh">
+            <w:hyperlink w:history="1" r:id="rIdbjg8smyfxzkfnajilqna4">
               <w:r>
                 <w:rPr>
                   <w:rFonts w:ascii="Arial" w:cs="Arial" w:eastAsia="Arial" w:hAnsi="Arial"/>
@@ -8865,7 +8865,7 @@
               <w:spacing w:after="10" w:before="0"/>
               <w:ind w:left="120"/>
             </w:pPr>
-            <w:hyperlink w:history="1" r:id="rId_jdgmrknfxmg3bg_jxzzh">
+            <w:hyperlink w:history="1" r:id="rId0tgxdisuyaixf4kj-0cfm">
               <w:r>
                 <w:rPr>
                   <w:rFonts w:ascii="Arial" w:cs="Arial" w:eastAsia="Arial" w:hAnsi="Arial"/>
@@ -8925,7 +8925,7 @@
               </w:rPr>
               <w:t xml:space="preserve">Learners return to the class Driving Question Board created in Lesson 1. Each learner writes one sticky note (or paper strip if sticky notes are unavailable) using this prompt: Now that I know grasshoppers have toothed, sideways-moving mandibles, a new question I have is... Suggested new questions that may emerge include: Why </w:t>
             </w:r>
-            <w:del w:id="9071" w:author="Claude (AI) - proposed" w:date="2026-10-15T02:49:52Z">
+            <w:del w:id="9071" w:author="Claude (AI) - proposed" w:date="2026-10-18T00:26:07Z">
               <w:r>
                 <w:rPr>
                   <w:rFonts w:ascii="Arial" w:cs="Arial" w:eastAsia="Arial" w:hAnsi="Arial"/>
@@ -8940,7 +8940,7 @@
                 <w:delText xml:space="preserve">do mosquitoes not have</w:delText>
               </w:r>
             </w:del>
-            <w:ins w:id="9072" w:author="Claude (AI) - proposed" w:date="2026-10-15T02:49:52Z">
+            <w:ins w:id="9072" w:author="Claude (AI) - proposed" w:date="2026-10-18T00:26:07Z">
               <w:r>
                 <w:rPr>
                   <w:rFonts w:ascii="Arial" w:cs="Arial" w:eastAsia="Arial" w:hAnsi="Arial"/>
@@ -9001,7 +9001,7 @@
               </w:rPr>
               <w:t xml:space="preserve">Point to the DQB and say: In Lesson 1 you put up questions based on wonder. Now you have evidence. Your new questions should be more specific — they should use the vocabulary and structures you have just studied. Give learners 2 minutes to write their sticky note. After posting, say: I notice several of you are asking about what happens inside the grasshopper after chewing — that question lives in Lessons 7 and 8 of our sequence. Hold onto it. And several of you are wondering why </w:t>
             </w:r>
-            <w:del w:id="9073" w:author="Claude (AI) - proposed" w:date="2026-10-15T02:49:52Z">
+            <w:del w:id="9073" w:author="Claude (AI) - proposed" w:date="2026-10-18T00:26:07Z">
               <w:r>
                 <w:rPr>
                   <w:rFonts w:ascii="Arial" w:cs="Arial" w:eastAsia="Arial" w:hAnsi="Arial"/>
@@ -9016,7 +9016,7 @@
                 <w:delText xml:space="preserve">mosquitoes do not have</w:delText>
               </w:r>
             </w:del>
-            <w:ins w:id="9074" w:author="Claude (AI) - proposed" w:date="2026-10-15T02:49:52Z">
+            <w:ins w:id="9074" w:author="Claude (AI) - proposed" w:date="2026-10-18T00:26:07Z">
               <w:r>
                 <w:rPr>
                   <w:rFonts w:ascii="Arial" w:cs="Arial" w:eastAsia="Arial" w:hAnsi="Arial"/>
@@ -9183,7 +9183,7 @@
               <w:spacing w:after="10" w:before="0"/>
               <w:ind w:left="120"/>
             </w:pPr>
-            <w:hyperlink w:history="1" r:id="rIdyus_ku0if_pwtoeo5gfkp">
+            <w:hyperlink w:history="1" r:id="rId9kfiicynrwyryuaixmfvb">
               <w:r>
                 <w:rPr>
                   <w:rFonts w:ascii="Arial" w:cs="Arial" w:eastAsia="Arial" w:hAnsi="Arial"/>
@@ -9260,7 +9260,7 @@
               <w:spacing w:after="10" w:before="0"/>
               <w:ind w:left="120"/>
             </w:pPr>
-            <w:hyperlink w:history="1" r:id="rIdzdrbe0w-phhma49gdyqw1">
+            <w:hyperlink w:history="1" r:id="rIdpkw446jcvstygjspxvrpz">
               <w:r>
                 <w:rPr>
                   <w:rFonts w:ascii="Arial" w:cs="Arial" w:eastAsia="Arial" w:hAnsi="Arial"/>
@@ -9353,7 +9353,7 @@
               </w:rPr>
               <w:t xml:space="preserve">Say: Your cumulative model is your most important scientific record in this unit. Every lesson adds one piece. Today the grasshopper gets its first detailed structural entry. Your model must show not just what the structure is, but what problem it solves for the animal. Circulate as learners draw and write. Prompt learners who only draw without annotating: Your diagram is clear — now write one sentence that explains why the mandible shape matters for the grasshopper living in a maize farm in Kakamega. For learners who finish early, extend with: Add a small termite inset next to the grasshopper and note one structural similarity — this will help you when we compare all feeding structures in Lesson 10. Close the lesson by saying: Today you collected the first detailed structural evidence for our driving question. The grasshopper chews because it has mandibles. Next lesson we investigate an insect that gets food in a completely different way — and your job will be to explain why mandibles </w:t>
             </w:r>
-            <w:ins w:id="9075" w:author="Claude (AI) - proposed" w:date="2026-10-15T02:49:52Z">
+            <w:ins w:id="9075" w:author="Claude (AI) - proposed" w:date="2026-10-18T00:26:07Z">
               <w:r>
                 <w:rPr>
                   <w:rFonts w:ascii="Arial" w:cs="Arial" w:eastAsia="Arial" w:hAnsi="Arial"/>
@@ -9828,7 +9828,7 @@
         </w:rPr>
         <w:t xml:space="preserve">© 2026 SeaVuria and ARES. Aligned with KICD objectives. Developed by SeaVuria; technical implementation by ARES (with AI assistance from Claude). Licensed under </w:t>
       </w:r>
-      <w:hyperlink w:history="1" r:id="rIdrog4xejuefsobojmurnb1">
+      <w:hyperlink w:history="1" r:id="rIdgfgavtkoutc61h319dw9l">
         <w:r>
           <w:rPr>
             <w:rFonts w:ascii="Arial" w:cs="Arial" w:eastAsia="Arial" w:hAnsi="Arial"/>
@@ -9849,7 +9849,7 @@
         </w:rPr>
         <w:t xml:space="preserve"> (</w:t>
       </w:r>
-      <w:hyperlink w:history="1" r:id="rIdvny3fskadnao5hyielwj7">
+      <w:hyperlink w:history="1" r:id="rIdmyn-v6erb2gf5t_zpqa-a">
         <w:r>
           <w:rPr>
             <w:rFonts w:ascii="Arial" w:cs="Arial" w:eastAsia="Arial" w:hAnsi="Arial"/>
@@ -10302,7 +10302,7 @@
               </w:rPr>
               <w:t xml:space="preserve">Learners will: (1) appreciate that structural differences in mouthparts reflect millions of years of evolutionary adaptation to different food sources; (2) show curiosity and open-mindedness when comparing insect mouthparts to </w:t>
             </w:r>
-            <w:del w:id="9076" w:author="Claude (AI) - proposed" w:date="2026-10-15T02:49:52Z">
+            <w:del w:id="9076" w:author="Claude (AI) - proposed" w:date="2026-10-18T00:26:07Z">
               <w:r>
                 <w:rPr>
                   <w:rFonts w:ascii="Arial" w:cs="Arial" w:eastAsia="Arial" w:hAnsi="Arial"/>
@@ -10317,7 +10317,7 @@
                 <w:delText xml:space="preserve">their own teeth</w:delText>
               </w:r>
             </w:del>
-            <w:ins w:id="9077" w:author="Claude (AI) - proposed" w:date="2026-10-15T02:49:52Z">
+            <w:ins w:id="9077" w:author="Claude (AI) - proposed" w:date="2026-10-18T00:26:07Z">
               <w:r>
                 <w:rPr>
                   <w:rFonts w:ascii="Arial" w:cs="Arial" w:eastAsia="Arial" w:hAnsi="Arial"/>
@@ -10481,7 +10481,7 @@
               </w:rPr>
               <w:t xml:space="preserve">In Lesson 1 learners anchored the phenomenon (mosquito vs. grasshopper) and built initial predictions. In Lesson 2 they gathered evidence on chewing mouthparts (grasshopper, </w:t>
             </w:r>
-            <w:del w:id="9078" w:author="Claude (AI) - proposed" w:date="2026-10-15T02:49:52Z">
+            <w:del w:id="9078" w:author="Claude (AI) - proposed" w:date="2026-10-18T00:26:07Z">
               <w:r>
                 <w:rPr>
                   <w:rFonts w:ascii="Arial" w:cs="Arial" w:eastAsia="Arial" w:hAnsi="Arial"/>
@@ -10496,7 +10496,7 @@
                 <w:delText xml:space="preserve">mandibles, teeth</w:delText>
               </w:r>
             </w:del>
-            <w:ins w:id="9079" w:author="Claude (AI) - proposed" w:date="2026-10-15T02:49:52Z">
+            <w:ins w:id="9079" w:author="Claude (AI) - proposed" w:date="2026-10-18T00:26:07Z">
               <w:r>
                 <w:rPr>
                   <w:rFonts w:ascii="Arial" w:cs="Arial" w:eastAsia="Arial" w:hAnsi="Arial"/>
@@ -10992,7 +10992,7 @@
               <w:spacing w:after="10" w:before="0"/>
               <w:ind w:left="120"/>
             </w:pPr>
-            <w:hyperlink w:history="1" r:id="rIdmmflln3r5uqhfjxxi0ycq">
+            <w:hyperlink w:history="1" r:id="rIdlvmo9jyv2nflbbwzzzojs">
               <w:r>
                 <w:rPr>
                   <w:rFonts w:ascii="Arial" w:cs="Arial" w:eastAsia="Arial" w:hAnsi="Arial"/>
@@ -11069,7 +11069,7 @@
               <w:spacing w:after="10" w:before="0"/>
               <w:ind w:left="120"/>
             </w:pPr>
-            <w:hyperlink w:history="1" r:id="rId8aztniokyf4-0cbvzo37n">
+            <w:hyperlink w:history="1" r:id="rId-zjpkjwrxu5nlaoocy5qa">
               <w:r>
                 <w:rPr>
                   <w:rFonts w:ascii="Arial" w:cs="Arial" w:eastAsia="Arial" w:hAnsi="Arial"/>
@@ -11195,7 +11195,7 @@
               </w:rPr>
               <w:t xml:space="preserve">Prediction Revision (Predict–Observe–Explain cycle, Phase 1): By forcing learners to explicitly connect their new prediction to prior lesson evidence, this strategy activates schema from Lesson 2 (chewing mouthparts</w:t>
             </w:r>
-            <w:del w:id="9080" w:author="Claude (AI) - proposed" w:date="2026-10-15T02:49:52Z">
+            <w:del w:id="9080" w:author="Claude (AI) - proposed" w:date="2026-10-18T00:26:07Z">
               <w:r>
                 <w:rPr>
                   <w:rFonts w:ascii="Arial" w:cs="Arial" w:eastAsia="Arial" w:hAnsi="Arial"/>
@@ -11210,7 +11210,7 @@
                 <w:delText xml:space="preserve">, mandibles, incisors</w:delText>
               </w:r>
             </w:del>
-            <w:ins w:id="9081" w:author="Claude (AI) - proposed" w:date="2026-10-15T02:49:52Z">
+            <w:ins w:id="9081" w:author="Claude (AI) - proposed" w:date="2026-10-18T00:26:07Z">
               <w:r>
                 <w:rPr>
                   <w:rFonts w:ascii="Arial" w:cs="Arial" w:eastAsia="Arial" w:hAnsi="Arial"/>
@@ -11344,7 +11344,7 @@
               <w:spacing w:after="10" w:before="0"/>
               <w:ind w:left="120"/>
             </w:pPr>
-            <w:hyperlink w:history="1" r:id="rIdqetpmmpbl52z2tz4yyofu">
+            <w:hyperlink w:history="1" r:id="rIdwjy-mmq0jvpc76kok0zfp">
               <w:r>
                 <w:rPr>
                   <w:rFonts w:ascii="Arial" w:cs="Arial" w:eastAsia="Arial" w:hAnsi="Arial"/>
@@ -11421,7 +11421,7 @@
               <w:spacing w:after="10" w:before="0"/>
               <w:ind w:left="120"/>
             </w:pPr>
-            <w:hyperlink w:history="1" r:id="rIdxjxvbokff_kc_w2ddntly">
+            <w:hyperlink w:history="1" r:id="rIdkfiy8p4rzgklqroxqqvna">
               <w:r>
                 <w:rPr>
                   <w:rFonts w:ascii="Arial" w:cs="Arial" w:eastAsia="Arial" w:hAnsi="Arial"/>
@@ -11481,7 +11481,7 @@
               </w:rPr>
               <w:t xml:space="preserve">Learners watch TWO short video clips (</w:t>
             </w:r>
-            <w:del w:id="9082" w:author="Claude (AI) - proposed" w:date="2026-10-15T02:49:52Z">
+            <w:del w:id="9082" w:author="Claude (AI) - proposed" w:date="2026-10-18T00:26:07Z">
               <w:r>
                 <w:rPr>
                   <w:rFonts w:ascii="Arial" w:cs="Arial" w:eastAsia="Arial" w:hAnsi="Arial"/>
@@ -11496,7 +11496,7 @@
                 <w:delText xml:space="preserve">3–4</w:delText>
               </w:r>
             </w:del>
-            <w:ins w:id="9083" w:author="Claude (AI) - proposed" w:date="2026-10-15T02:49:52Z">
+            <w:ins w:id="9083" w:author="Claude (AI) - proposed" w:date="2026-10-18T00:26:07Z">
               <w:r>
                 <w:rPr>
                   <w:rFonts w:ascii="Arial" w:cs="Arial" w:eastAsia="Arial" w:hAnsi="Arial"/>
@@ -11696,7 +11696,7 @@
               <w:spacing w:after="10" w:before="0"/>
               <w:ind w:left="120"/>
             </w:pPr>
-            <w:hyperlink w:history="1" r:id="rIdgggyly46rpylex3k_qnp3">
+            <w:hyperlink w:history="1" r:id="rId1m6mszv6-t8nlgledmdmk">
               <w:r>
                 <w:rPr>
                   <w:rFonts w:ascii="Arial" w:cs="Arial" w:eastAsia="Arial" w:hAnsi="Arial"/>
@@ -11773,7 +11773,7 @@
               <w:spacing w:after="10" w:before="0"/>
               <w:ind w:left="120"/>
             </w:pPr>
-            <w:hyperlink w:history="1" r:id="rIdhustfv6kyylhsijzx51n-">
+            <w:hyperlink w:history="1" r:id="rIdzmtifolcuygkp-fskwwtu">
               <w:r>
                 <w:rPr>
                   <w:rFonts w:ascii="Arial" w:cs="Arial" w:eastAsia="Arial" w:hAnsi="Arial"/>
@@ -11833,7 +11833,7 @@
               </w:rPr>
               <w:t xml:space="preserve">PART A — Physical Modelling (</w:t>
             </w:r>
-            <w:del w:id="9084" w:author="Claude (AI) - proposed" w:date="2026-10-15T02:49:52Z">
+            <w:del w:id="9084" w:author="Claude (AI) - proposed" w:date="2026-10-18T00:26:07Z">
               <w:r>
                 <w:rPr>
                   <w:rFonts w:ascii="Arial" w:cs="Arial" w:eastAsia="Arial" w:hAnsi="Arial"/>
@@ -11848,7 +11848,7 @@
                 <w:delText xml:space="preserve">25</w:delText>
               </w:r>
             </w:del>
-            <w:ins w:id="9085" w:author="Claude (AI) - proposed" w:date="2026-10-15T02:49:52Z">
+            <w:ins w:id="9085" w:author="Claude (AI) - proposed" w:date="2026-10-18T00:26:07Z">
               <w:r>
                 <w:rPr>
                   <w:rFonts w:ascii="Arial" w:cs="Arial" w:eastAsia="Arial" w:hAnsi="Arial"/>
@@ -11876,7 +11876,7 @@
               </w:rPr>
               <w:t xml:space="preserve"> minutes): In groups of 4, learners construct a physical model of a piercing-sucking mouthpart (stylet) using: </w:t>
             </w:r>
-            <w:del w:id="9086" w:author="Claude (AI) - proposed" w:date="2026-10-15T02:49:52Z">
+            <w:del w:id="9086" w:author="Claude (AI) - proposed" w:date="2026-10-18T00:26:07Z">
               <w:r>
                 <w:rPr>
                   <w:rFonts w:ascii="Arial" w:cs="Arial" w:eastAsia="Arial" w:hAnsi="Arial"/>
@@ -11891,7 +11891,7 @@
                 <w:delText xml:space="preserve">a thin drinking straw (food</w:delText>
               </w:r>
             </w:del>
-            <w:ins w:id="9087" w:author="Claude (AI) - proposed" w:date="2026-10-15T02:49:52Z">
+            <w:ins w:id="9087" w:author="Claude (AI) - proposed" w:date="2026-10-18T00:26:07Z">
               <w:r>
                 <w:rPr>
                   <w:rFonts w:ascii="Arial" w:cs="Arial" w:eastAsia="Arial" w:hAnsi="Arial"/>
@@ -11919,7 +11919,7 @@
               </w:rPr>
               <w:t xml:space="preserve"> canal), </w:t>
             </w:r>
-            <w:del w:id="9088" w:author="Claude (AI) - proposed" w:date="2026-10-15T02:49:52Z">
+            <w:del w:id="9088" w:author="Claude (AI) - proposed" w:date="2026-10-18T00:26:07Z">
               <w:r>
                 <w:rPr>
                   <w:rFonts w:ascii="Arial" w:cs="Arial" w:eastAsia="Arial" w:hAnsi="Arial"/>
@@ -11934,7 +11934,7 @@
                 <w:delText xml:space="preserve">a slightly wider straw around it (salivary canal wrapper), a larger outer</w:delText>
               </w:r>
             </w:del>
-            <w:ins w:id="9089" w:author="Claude (AI) - proposed" w:date="2026-10-15T02:49:52Z">
+            <w:ins w:id="9089" w:author="Claude (AI) - proposed" w:date="2026-10-18T00:26:07Z">
               <w:r>
                 <w:rPr>
                   <w:rFonts w:ascii="Arial" w:cs="Arial" w:eastAsia="Arial" w:hAnsi="Arial"/>
@@ -11962,7 +11962,7 @@
               </w:rPr>
               <w:t xml:space="preserve"> straw or rolled foil tube (</w:t>
             </w:r>
-            <w:ins w:id="9090" w:author="Claude (AI) - proposed" w:date="2026-10-15T02:49:52Z">
+            <w:ins w:id="9090" w:author="Claude (AI) - proposed" w:date="2026-10-18T00:26:07Z">
               <w:r>
                 <w:rPr>
                   <w:rFonts w:ascii="Arial" w:cs="Arial" w:eastAsia="Arial" w:hAnsi="Arial"/>
@@ -12023,7 +12023,7 @@
               </w:rPr>
               <w:t xml:space="preserve">For Part A, distribute materials and say: 'Your model must be able to DEMONSTRATE — not just show — how the stylet enters tissue. I will ask each group to push their stylet into the foam and show me what happens to the surface.' Circulate to each group. At each group, ask: 'Which part of your model represents the labium? What is its job?' (WAIT TIME 4 — 10 seconds per question.) If a group is confused about the food canal vs. salivary canal distinction, say: 'Think about what has to go IN and what has to go OUT at the same time — how many channels do you need?' Do NOT give the answer. </w:t>
             </w:r>
-            <w:ins w:id="9091" w:author="Claude (AI) - proposed" w:date="2026-10-15T02:49:52Z">
+            <w:ins w:id="9091" w:author="Claude (AI) - proposed" w:date="2026-10-18T00:26:07Z">
               <w:r>
                 <w:rPr>
                   <w:rFonts w:ascii="Arial" w:cs="Arial" w:eastAsia="Arial" w:hAnsi="Arial"/>
@@ -12117,7 +12117,7 @@
               </w:rPr>
               <w:t xml:space="preserve">Observable indicator for Part A: Model correctly shows inner stylet bundle protruding from the labium sheath and penetrating foam without a torn surface. Groups that tear the foam or cannot articulate labium vs. stylet functions are flagged for teacher re-teaching during Part B. Observable indicator for Part B: CER explanation includes a claim about phloem sap/liquid food, evidence cited from the video (specific observed behaviour), and reasoning that explicitly connects the needle-like structure to the absence of chewing damage. </w:t>
             </w:r>
-            <w:ins w:id="9092" w:author="Claude (AI) - proposed" w:date="2026-10-15T02:49:52Z">
+            <w:ins w:id="9092" w:author="Claude (AI) - proposed" w:date="2026-10-18T00:26:07Z">
               <w:r>
                 <w:rPr>
                   <w:rFonts w:ascii="Arial" w:cs="Arial" w:eastAsia="Arial" w:hAnsi="Arial"/>
@@ -12218,7 +12218,7 @@
               <w:spacing w:after="10" w:before="0"/>
               <w:ind w:left="120"/>
             </w:pPr>
-            <w:hyperlink w:history="1" r:id="rIdflaj2a0t2kijurc83ninx">
+            <w:hyperlink w:history="1" r:id="rIdhsbxpjdl5nuyeo5dvby-u">
               <w:r>
                 <w:rPr>
                   <w:rFonts w:ascii="Arial" w:cs="Arial" w:eastAsia="Arial" w:hAnsi="Arial"/>
@@ -12295,7 +12295,7 @@
               <w:spacing w:after="10" w:before="0"/>
               <w:ind w:left="120"/>
             </w:pPr>
-            <w:hyperlink w:history="1" r:id="rIdf-o-0rusdu6km_pbzxr7i">
+            <w:hyperlink w:history="1" r:id="rIdn4yljbc09ajzn_gdhqhyo">
               <w:r>
                 <w:rPr>
                   <w:rFonts w:ascii="Arial" w:cs="Arial" w:eastAsia="Arial" w:hAnsi="Arial"/>
@@ -12355,7 +12355,7 @@
               </w:rPr>
               <w:t xml:space="preserve">The class returns to the Driving Question Board displayed at the front of the room (established in Lesson 1). Each learner writes TWO sticky notes: one ORANGE note beginning 'We now have evidence that…' (recording what Lesson 3 proved) and one BLUE note beginning 'We still need to find out…' (recording a remaining question). Examples of expected orange notes: 'We now have evidence that aphids use a needle-like stylet to reach phloem sap without chewing.' Examples of expected blue notes: 'We still need to find out how the saliva injected by mosquitoes stops the blood from clotting.' The teacher facilitates a </w:t>
             </w:r>
-            <w:del w:id="9093" w:author="Claude (AI) - proposed" w:date="2026-10-15T02:49:52Z">
+            <w:del w:id="9093" w:author="Claude (AI) - proposed" w:date="2026-10-18T00:26:07Z">
               <w:r>
                 <w:rPr>
                   <w:rFonts w:ascii="Arial" w:cs="Arial" w:eastAsia="Arial" w:hAnsi="Arial"/>
@@ -12370,7 +12370,7 @@
                 <w:delText xml:space="preserve">5</w:delText>
               </w:r>
             </w:del>
-            <w:ins w:id="9094" w:author="Claude (AI) - proposed" w:date="2026-10-15T02:49:52Z">
+            <w:ins w:id="9094" w:author="Claude (AI) - proposed" w:date="2026-10-18T00:26:07Z">
               <w:r>
                 <w:rPr>
                   <w:rFonts w:ascii="Arial" w:cs="Arial" w:eastAsia="Arial" w:hAnsi="Arial"/>
@@ -12431,7 +12431,7 @@
               </w:rPr>
               <w:t xml:space="preserve">Hold up the two CER examples selected during the gallery walk (one strong, one developing — do not name the authors). Read the developing one first and ask: 'What ONE piece of evidence or reasoning could make this explanation stronger?' (WAIT TIME 5 — 15 seconds.) Take 2 responses. Then read the strong one and say: 'Notice how this learner linked the SHAPE of the stylet to the specific food source — phloem sap. That is exactly the kind of thinking our driving question demands.' Direct learners to the DQB: 'We now have three lessons of evidence. In Lesson 1 we asked the question. In Lesson 2 we learned about chewing. Today we learned about piercing and sucking. Write your orange evidence note first, then your blue question note.' After sticky notes are placed, say: 'Look at our blue questions. I want you to notice something — many of you are asking what happens AFTER the food enters the insect. What does that question connect to, further along in our driving question about flamingos and fish eagles and your own digestive system?' (WAIT TIME 6 — 10 seconds.) Cold-call 2 learners. This foreshadows Lessons </w:t>
             </w:r>
-            <w:del w:id="9095" w:author="Claude (AI) - proposed" w:date="2026-10-15T02:49:52Z">
+            <w:del w:id="9095" w:author="Claude (AI) - proposed" w:date="2026-10-18T00:26:07Z">
               <w:r>
                 <w:rPr>
                   <w:rFonts w:ascii="Arial" w:cs="Arial" w:eastAsia="Arial" w:hAnsi="Arial"/>
@@ -12446,7 +12446,7 @@
                 <w:delText xml:space="preserve">5–7</w:delText>
               </w:r>
             </w:del>
-            <w:ins w:id="9096" w:author="Claude (AI) - proposed" w:date="2026-10-15T02:49:52Z">
+            <w:ins w:id="9096" w:author="Claude (AI) - proposed" w:date="2026-10-18T00:26:07Z">
               <w:r>
                 <w:rPr>
                   <w:rFonts w:ascii="Arial" w:cs="Arial" w:eastAsia="Arial" w:hAnsi="Arial"/>
@@ -12613,7 +12613,7 @@
               <w:spacing w:after="10" w:before="0"/>
               <w:ind w:left="120"/>
             </w:pPr>
-            <w:hyperlink w:history="1" r:id="rIdegnqe86hhaelk5wktjyhc">
+            <w:hyperlink w:history="1" r:id="rIdqa_afgapmtzjkie7w9sxe">
               <w:r>
                 <w:rPr>
                   <w:rFonts w:ascii="Arial" w:cs="Arial" w:eastAsia="Arial" w:hAnsi="Arial"/>
@@ -12690,7 +12690,7 @@
               <w:spacing w:after="10" w:before="0"/>
               <w:ind w:left="120"/>
             </w:pPr>
-            <w:hyperlink w:history="1" r:id="rIddyk8hxeqt-aexgea2478m">
+            <w:hyperlink w:history="1" r:id="rIdwfkx8q11vl6amhglgjaxy">
               <w:r>
                 <w:rPr>
                   <w:rFonts w:ascii="Arial" w:cs="Arial" w:eastAsia="Arial" w:hAnsi="Arial"/>
@@ -12750,7 +12750,7 @@
               </w:rPr>
               <w:t xml:space="preserve">Learners return to their CUMULATIVE MOUTHPART DIVERSITY MODEL — a large annotated diagram started in Lesson 1 and updated in Lesson 2 with chewing mouthparts. Today each learner adds a new section to the model: a labelled diagram of piercing-sucking mouthparts (mosquito proboscis cross-section showing labium, food canal, salivary canal, stylet bundle) alongside a diagram of an aphid stylet inserted into phloem tissue. Below the diagram, learners write a connecting statement: 'Unlike chewing mouthparts (Lesson 2) which use mandibles/teeth to break solid food, piercing-sucking mouthparts use a needle-like stylet to access LIQUID food (sap or blood) without damaging the surface tissue.' Learners also add a Kenyan context label: 'Aphid on maize — Kakamega. Mosquito — </w:t>
             </w:r>
-            <w:del w:id="9097" w:author="Claude (AI) - proposed" w:date="2026-10-15T02:49:52Z">
+            <w:del w:id="9097" w:author="Claude (AI) - proposed" w:date="2026-10-18T00:26:07Z">
               <w:r>
                 <w:rPr>
                   <w:rFonts w:ascii="Arial" w:cs="Arial" w:eastAsia="Arial" w:hAnsi="Arial"/>
@@ -12765,7 +12765,7 @@
                 <w:delText xml:space="preserve">Nairobi</w:delText>
               </w:r>
             </w:del>
-            <w:ins w:id="9098" w:author="Claude (AI) - proposed" w:date="2026-10-15T02:49:52Z">
+            <w:ins w:id="9098" w:author="Claude (AI) - proposed" w:date="2026-10-18T00:26:07Z">
               <w:r>
                 <w:rPr>
                   <w:rFonts w:ascii="Arial" w:cs="Arial" w:eastAsia="Arial" w:hAnsi="Arial"/>
@@ -12826,7 +12826,7 @@
               </w:rPr>
               <w:t xml:space="preserve">Say: 'Your cumulative model is your scientific record of this whole unit. In Lesson 2, you added chewing mouthparts. Today, right next to that section, you are adding the piercing-sucking section. I want your model to show the CONTRAST — put chewing on the left, piercing-sucking on the right, and draw a double-headed arrow between them labelled: SAME GOAL (get nutrients) — DIFFERENT TOOLS.' Circulate and look for three common errors: (1) learners drawing the stylet as a single tube (prompt: 'Remember your physical model — how many channels did it have?'), (2) learners omitting the labium (prompt: 'What protects and guides the stylet?'), (3) learners not labelling the food source being accessed (prompt: 'Is this mosquito in </w:t>
             </w:r>
-            <w:del w:id="9099" w:author="Claude (AI) - proposed" w:date="2026-10-15T02:49:52Z">
+            <w:del w:id="9099" w:author="Claude (AI) - proposed" w:date="2026-10-18T00:26:07Z">
               <w:r>
                 <w:rPr>
                   <w:rFonts w:ascii="Arial" w:cs="Arial" w:eastAsia="Arial" w:hAnsi="Arial"/>
@@ -12841,7 +12841,7 @@
                 <w:delText xml:space="preserve">Nairobi</w:delText>
               </w:r>
             </w:del>
-            <w:ins w:id="9100" w:author="Claude (AI) - proposed" w:date="2026-10-15T02:49:52Z">
+            <w:ins w:id="9100" w:author="Claude (AI) - proposed" w:date="2026-10-18T00:26:07Z">
               <w:r>
                 <w:rPr>
                   <w:rFonts w:ascii="Arial" w:cs="Arial" w:eastAsia="Arial" w:hAnsi="Arial"/>
@@ -12869,7 +12869,7 @@
               </w:rPr>
               <w:t xml:space="preserve"> reaching phloem or blood?').</w:t>
             </w:r>
-            <w:ins w:id="9101" w:author="Claude (AI) - proposed" w:date="2026-10-15T02:49:52Z">
+            <w:ins w:id="9101" w:author="Claude (AI) - proposed" w:date="2026-10-18T00:26:07Z">
               <w:r>
                 <w:rPr>
                   <w:rFonts w:ascii="Arial" w:cs="Arial" w:eastAsia="Arial" w:hAnsi="Arial"/>
@@ -13058,7 +13058,7 @@
               </w:rPr>
               <w:t xml:space="preserve">After the lesson, reflect on the following questions: (1) During the physical modelling activity, were learners able to distinguish the labium (sheath/guide) from the stylet bundle (functional needle)? If most groups tore their foam 'tissue,' this suggests the mechanism of stylet insertion — gradual, rocking penetration rather than stabbing — was not understood from the video alone. Consider beginning Lesson 4 with a 3-minute re-demonstration using the model. (2) Review the 5 CER explanations collected during Phase 3. Did learners connect the structural feature (needle-like stylet, dual canals) to the functional outcome (liquid food access, no surface damage)? Or did they describe behaviour only ('the mosquito bites and sucks')? Learners stuck at behavioural description need an explicit structure-function framing before Lesson 4. (3) Examine the blue sticky notes on the DQB. How many learners asked questions about what happens to the liquid food INSIDE the insect or inside the human body? A high proportion of such questions is a positive signal that learners are ready to pivot from external mouthpart structure toward internal digestion (Lessons </w:t>
             </w:r>
-            <w:del w:id="9102" w:author="Claude (AI) - proposed" w:date="2026-10-15T02:49:52Z">
+            <w:del w:id="9102" w:author="Claude (AI) - proposed" w:date="2026-10-18T00:26:07Z">
               <w:r>
                 <w:rPr>
                   <w:rFonts w:ascii="Arial" w:cs="Arial" w:eastAsia="Arial" w:hAnsi="Arial"/>
@@ -13073,7 +13073,7 @@
                 <w:delText xml:space="preserve">5–7</w:delText>
               </w:r>
             </w:del>
-            <w:ins w:id="9103" w:author="Claude (AI) - proposed" w:date="2026-10-15T02:49:52Z">
+            <w:ins w:id="9103" w:author="Claude (AI) - proposed" w:date="2026-10-18T00:26:07Z">
               <w:r>
                 <w:rPr>
                   <w:rFonts w:ascii="Arial" w:cs="Arial" w:eastAsia="Arial" w:hAnsi="Arial"/>
@@ -13101,7 +13101,7 @@
               </w:rPr>
               <w:t xml:space="preserve">). If very few learners asked internal-digestion questions, introduce a bridging prompt at the start of Lesson 4: 'You now know how the mosquito gets blood IN. What must happen to that blood next?' (4) Were Kenyan contexts — aphids in Kakamega, tsetse flies in the Rift Valley, mosquitoes in </w:t>
             </w:r>
-            <w:del w:id="9104" w:author="Claude (AI) - proposed" w:date="2026-10-15T02:49:52Z">
+            <w:del w:id="9104" w:author="Claude (AI) - proposed" w:date="2026-10-18T00:26:07Z">
               <w:r>
                 <w:rPr>
                   <w:rFonts w:ascii="Arial" w:cs="Arial" w:eastAsia="Arial" w:hAnsi="Arial"/>
@@ -13116,7 +13116,7 @@
                 <w:delText xml:space="preserve">Nairobi</w:delText>
               </w:r>
             </w:del>
-            <w:ins w:id="9105" w:author="Claude (AI) - proposed" w:date="2026-10-15T02:49:52Z">
+            <w:ins w:id="9105" w:author="Claude (AI) - proposed" w:date="2026-10-18T00:26:07Z">
               <w:r>
                 <w:rPr>
                   <w:rFonts w:ascii="Arial" w:cs="Arial" w:eastAsia="Arial" w:hAnsi="Arial"/>
@@ -13342,7 +13342,7 @@
               </w:rPr>
               <w:t xml:space="preserve">Learners constructed physical models of piercing-sucking mouthparts using straws and foam, labelling the labium, food canal, salivary canal, and stylet bundle. They wrote CER explanations linking the needle-like stylet structure to liquid-food access and the absence of visible chewing damage. They updated the class Driving Question Board with new evidence about aphids (Kakamega maize) and mosquitoes (</w:t>
             </w:r>
-            <w:del w:id="9106" w:author="Claude (AI) - proposed" w:date="2026-10-15T02:49:52Z">
+            <w:del w:id="9106" w:author="Claude (AI) - proposed" w:date="2026-10-18T00:26:07Z">
               <w:r>
                 <w:rPr>
                   <w:rFonts w:ascii="Arial" w:cs="Arial" w:eastAsia="Arial" w:hAnsi="Arial"/>
@@ -13357,7 +13357,7 @@
                 <w:delText xml:space="preserve">Nairobi</w:delText>
               </w:r>
             </w:del>
-            <w:ins w:id="9107" w:author="Claude (AI) - proposed" w:date="2026-10-15T02:49:52Z">
+            <w:ins w:id="9107" w:author="Claude (AI) - proposed" w:date="2026-10-18T00:26:07Z">
               <w:r>
                 <w:rPr>
                   <w:rFonts w:ascii="Arial" w:cs="Arial" w:eastAsia="Arial" w:hAnsi="Arial"/>
@@ -13473,7 +13473,7 @@
         </w:rPr>
         <w:t xml:space="preserve">© 2026 SeaVuria and ARES. Aligned with KICD objectives. Developed by SeaVuria; technical implementation by ARES (with AI assistance from Claude). Licensed under </w:t>
       </w:r>
-      <w:hyperlink w:history="1" r:id="rId2txrnwebusks9hxhxmebh">
+      <w:hyperlink w:history="1" r:id="rIdmreotrg1-s0bklpnf-ozx">
         <w:r>
           <w:rPr>
             <w:rFonts w:ascii="Arial" w:cs="Arial" w:eastAsia="Arial" w:hAnsi="Arial"/>
@@ -13494,7 +13494,7 @@
         </w:rPr>
         <w:t xml:space="preserve"> (</w:t>
       </w:r>
-      <w:hyperlink w:history="1" r:id="rIdqdg7valx5xozxzfjc8krk">
+      <w:hyperlink w:history="1" r:id="rIdwkubxenvthwebo2zmrhgh">
         <w:r>
           <w:rPr>
             <w:rFonts w:ascii="Arial" w:cs="Arial" w:eastAsia="Arial" w:hAnsi="Arial"/>
@@ -13571,7 +13571,7 @@
               </w:rPr>
               <w:t xml:space="preserve">LESSON 4 (40 minutes): Crushing and Tearing Bird Beaks: How Does a Fish Eagle Eat What a </w:t>
             </w:r>
-            <w:del w:id="9108" w:author="Claude (AI) - proposed" w:date="2026-10-15T02:49:52Z">
+            <w:del w:id="9108" w:author="Claude (AI) - proposed" w:date="2026-10-18T00:26:07Z">
               <w:r>
                 <w:rPr>
                   <w:rFonts w:ascii="Arial" w:cs="Arial" w:eastAsia="Arial" w:hAnsi="Arial"/>
@@ -13586,7 +13586,7 @@
                 <w:delText xml:space="preserve">Flamingo</w:delText>
               </w:r>
             </w:del>
-            <w:ins w:id="9109" w:author="Claude (AI) - proposed" w:date="2026-10-15T02:49:52Z">
+            <w:ins w:id="9109" w:author="Claude (AI) - proposed" w:date="2026-10-18T00:26:07Z">
               <w:r>
                 <w:rPr>
                   <w:rFonts w:ascii="Arial" w:cs="Arial" w:eastAsia="Arial" w:hAnsi="Arial"/>
@@ -13922,7 +13922,7 @@
               </w:rPr>
               <w:t xml:space="preserve">Learners will practise observational analysis of labelled diagrams and photographs, construct evidence-based written explanations using the Claim-Evidence-Reasoning (CER) framework, and update a cumulative class model by adding </w:t>
             </w:r>
-            <w:del w:id="9110" w:author="Claude (AI) - proposed" w:date="2026-10-15T02:49:52Z">
+            <w:del w:id="9110" w:author="Claude (AI) - proposed" w:date="2026-10-18T00:26:07Z">
               <w:r>
                 <w:rPr>
                   <w:rFonts w:ascii="Arial" w:cs="Arial" w:eastAsia="Arial" w:hAnsi="Arial"/>
@@ -13937,7 +13937,7 @@
                 <w:delText xml:space="preserve">a new column</w:delText>
               </w:r>
             </w:del>
-            <w:ins w:id="9111" w:author="Claude (AI) - proposed" w:date="2026-10-15T02:49:52Z">
+            <w:ins w:id="9111" w:author="Claude (AI) - proposed" w:date="2026-10-18T00:26:07Z">
               <w:r>
                 <w:rPr>
                   <w:rFonts w:ascii="Arial" w:cs="Arial" w:eastAsia="Arial" w:hAnsi="Arial"/>
@@ -14169,7 +14169,7 @@
               </w:rPr>
               <w:t xml:space="preserve">Lesson 4 extends the evidence-gathering sequence beyond insects to birds, showing learners that the structure-function principle seen in grasshopper mandibles and mosquito stylets applies equally to vertebrates. By examining fish eagles, vultures, and hornbills — all observable in Kenyan wildlife contexts — learners add a third </w:t>
             </w:r>
-            <w:del w:id="9112" w:author="Claude (AI) - proposed" w:date="2026-10-15T02:49:52Z">
+            <w:del w:id="9112" w:author="Claude (AI) - proposed" w:date="2026-10-18T00:26:07Z">
               <w:r>
                 <w:rPr>
                   <w:rFonts w:ascii="Arial" w:cs="Arial" w:eastAsia="Arial" w:hAnsi="Arial"/>
@@ -14184,7 +14184,7 @@
                 <w:delText xml:space="preserve">column of evidence</w:delText>
               </w:r>
             </w:del>
-            <w:ins w:id="9113" w:author="Claude (AI) - proposed" w:date="2026-10-15T02:49:52Z">
+            <w:ins w:id="9113" w:author="Claude (AI) - proposed" w:date="2026-10-18T00:26:07Z">
               <w:r>
                 <w:rPr>
                   <w:rFonts w:ascii="Arial" w:cs="Arial" w:eastAsia="Arial" w:hAnsi="Arial"/>
@@ -14680,7 +14680,7 @@
               <w:spacing w:after="10" w:before="0"/>
               <w:ind w:left="120"/>
             </w:pPr>
-            <w:hyperlink w:history="1" r:id="rIdspxmzwg5ulhxifxafiry4">
+            <w:hyperlink w:history="1" r:id="rIdvpilxpjdxcujetztxpgib">
               <w:r>
                 <w:rPr>
                   <w:rFonts w:ascii="Arial" w:cs="Arial" w:eastAsia="Arial" w:hAnsi="Arial"/>
@@ -14757,7 +14757,7 @@
               <w:spacing w:after="10" w:before="0"/>
               <w:ind w:left="120"/>
             </w:pPr>
-            <w:hyperlink w:history="1" r:id="rIdctbahr5koovma_grezz3p">
+            <w:hyperlink w:history="1" r:id="rIdvwk1amj0a9qrjymwd6kmp">
               <w:r>
                 <w:rPr>
                   <w:rFonts w:ascii="Arial" w:cs="Arial" w:eastAsia="Arial" w:hAnsi="Arial"/>
@@ -14817,7 +14817,7 @@
               </w:rPr>
               <w:t xml:space="preserve">Learners receive two printed photographs (or the teacher projects them): one of an African fish eagle at Lake Naivasha gripping a fish, beak hooked downward; one of an African grey hornbill at Arabuko-Sokoke Forest, beak large and slightly curved but not sharply hooked. The teacher asks learners to write two predictions in their exercise books: (1) Which bird do you think eats flesh? Which eats hard fruits or seeds? Give one reason from what you can see in the photograph. (2) Would either of these birds be able to feed like a grasshopper chews maize leaves, or like a mosquito draws blood? Explain why or why not. Learners write individually for </w:t>
             </w:r>
-            <w:del w:id="9114" w:author="Claude (AI) - proposed" w:date="2026-10-15T02:49:52Z">
+            <w:del w:id="9114" w:author="Claude (AI) - proposed" w:date="2026-10-18T00:26:07Z">
               <w:r>
                 <w:rPr>
                   <w:rFonts w:ascii="Arial" w:cs="Arial" w:eastAsia="Arial" w:hAnsi="Arial"/>
@@ -14832,7 +14832,7 @@
                 <w:delText xml:space="preserve">3</w:delText>
               </w:r>
             </w:del>
-            <w:ins w:id="9115" w:author="Claude (AI) - proposed" w:date="2026-10-15T02:49:52Z">
+            <w:ins w:id="9115" w:author="Claude (AI) - proposed" w:date="2026-10-18T00:26:07Z">
               <w:r>
                 <w:rPr>
                   <w:rFonts w:ascii="Arial" w:cs="Arial" w:eastAsia="Arial" w:hAnsi="Arial"/>
@@ -14893,7 +14893,7 @@
               </w:rPr>
               <w:t xml:space="preserve">Display the two photographs side by side on the board or distribute printed A4 copies one per pair. Say: 'Before we read anything today, I want you to be scientists who reason from evidence they can actually see. Look carefully at the shape of each beak — the curve, the tip, the thickness at the base — and make your best prediction about what each bird eats and how it feeds. You have </w:t>
             </w:r>
-            <w:del w:id="9116" w:author="Claude (AI) - proposed" w:date="2026-10-15T02:49:52Z">
+            <w:del w:id="9116" w:author="Claude (AI) - proposed" w:date="2026-10-18T00:26:07Z">
               <w:r>
                 <w:rPr>
                   <w:rFonts w:ascii="Arial" w:cs="Arial" w:eastAsia="Arial" w:hAnsi="Arial"/>
@@ -14908,7 +14908,7 @@
                 <w:delText xml:space="preserve">3</w:delText>
               </w:r>
             </w:del>
-            <w:ins w:id="9117" w:author="Claude (AI) - proposed" w:date="2026-10-15T02:49:52Z">
+            <w:ins w:id="9117" w:author="Claude (AI) - proposed" w:date="2026-10-18T00:26:07Z">
               <w:r>
                 <w:rPr>
                   <w:rFonts w:ascii="Arial" w:cs="Arial" w:eastAsia="Arial" w:hAnsi="Arial"/>
@@ -14936,7 +14936,7 @@
               </w:rPr>
               <w:t xml:space="preserve"> minutes to write your prediction and one reason. Go.' [WAIT TIME: </w:t>
             </w:r>
-            <w:del w:id="9118" w:author="Claude (AI) - proposed" w:date="2026-10-15T02:49:52Z">
+            <w:del w:id="9118" w:author="Claude (AI) - proposed" w:date="2026-10-18T00:26:07Z">
               <w:r>
                 <w:rPr>
                   <w:rFonts w:ascii="Arial" w:cs="Arial" w:eastAsia="Arial" w:hAnsi="Arial"/>
@@ -14951,7 +14951,7 @@
                 <w:delText xml:space="preserve">3</w:delText>
               </w:r>
             </w:del>
-            <w:ins w:id="9119" w:author="Claude (AI) - proposed" w:date="2026-10-15T02:49:52Z">
+            <w:ins w:id="9119" w:author="Claude (AI) - proposed" w:date="2026-10-18T00:26:07Z">
               <w:r>
                 <w:rPr>
                   <w:rFonts w:ascii="Arial" w:cs="Arial" w:eastAsia="Arial" w:hAnsi="Arial"/>
@@ -14979,7 +14979,7 @@
               </w:rPr>
               <w:t xml:space="preserve"> minutes of silent individual writing — do not prompt or hint during this time.] After </w:t>
             </w:r>
-            <w:del w:id="9120" w:author="Claude (AI) - proposed" w:date="2026-10-15T02:49:52Z">
+            <w:del w:id="9120" w:author="Claude (AI) - proposed" w:date="2026-10-18T00:26:07Z">
               <w:r>
                 <w:rPr>
                   <w:rFonts w:ascii="Arial" w:cs="Arial" w:eastAsia="Arial" w:hAnsi="Arial"/>
@@ -14994,7 +14994,7 @@
                 <w:delText xml:space="preserve">3</w:delText>
               </w:r>
             </w:del>
-            <w:ins w:id="9121" w:author="Claude (AI) - proposed" w:date="2026-10-15T02:49:52Z">
+            <w:ins w:id="9121" w:author="Claude (AI) - proposed" w:date="2026-10-18T00:26:07Z">
               <w:r>
                 <w:rPr>
                   <w:rFonts w:ascii="Arial" w:cs="Arial" w:eastAsia="Arial" w:hAnsi="Arial"/>
@@ -15161,7 +15161,7 @@
               <w:spacing w:after="10" w:before="0"/>
               <w:ind w:left="120"/>
             </w:pPr>
-            <w:hyperlink w:history="1" r:id="rId3v1r9t568dtsp6-ysgw2k">
+            <w:hyperlink w:history="1" r:id="rIdxxmnfdo5wwi2ekeswhryw">
               <w:r>
                 <w:rPr>
                   <w:rFonts w:ascii="Arial" w:cs="Arial" w:eastAsia="Arial" w:hAnsi="Arial"/>
@@ -15238,7 +15238,7 @@
               <w:spacing w:after="10" w:before="0"/>
               <w:ind w:left="120"/>
             </w:pPr>
-            <w:hyperlink w:history="1" r:id="rId3mfxcqcwuax_uaxtblzyl">
+            <w:hyperlink w:history="1" r:id="rIdvbsksiawigsplmy25de0b">
               <w:r>
                 <w:rPr>
                   <w:rFonts w:ascii="Arial" w:cs="Arial" w:eastAsia="Arial" w:hAnsi="Arial"/>
@@ -15298,7 +15298,7 @@
               </w:rPr>
               <w:t xml:space="preserve">Each learner receives a one-page resource sheet containing: (A) four labelled beak diagrams — fish eagle (sharply hooked, strong base, pointed tip), white-backed vulture (hooked but with wider gape for reaching into carcasses, serrated tomia), African grey hornbill (large casque, curved but blunter tip, wide gape for tossing fruit), and pied crow (straight, general-purpose, slight hook at tip); (B) a 200-word structured reading titled 'Beak Shape and Feeding Action in Kenyan Birds' that introduces three beak features: tip sharpness (for piercing or tearing flesh), curvature (for hooking and gripping prey), and gape width (for swallowing whole items or reaching into carcasses). Learners read silently, then complete a three-column observation table in their books: Bird | Beak features I observe | Feeding action those features would allow. They work individually for </w:t>
             </w:r>
-            <w:del w:id="9122" w:author="Claude (AI) - proposed" w:date="2026-10-15T02:49:52Z">
+            <w:del w:id="9122" w:author="Claude (AI) - proposed" w:date="2026-10-18T00:26:07Z">
               <w:r>
                 <w:rPr>
                   <w:rFonts w:ascii="Arial" w:cs="Arial" w:eastAsia="Arial" w:hAnsi="Arial"/>
@@ -15313,7 +15313,7 @@
                 <w:delText xml:space="preserve">5</w:delText>
               </w:r>
             </w:del>
-            <w:ins w:id="9123" w:author="Claude (AI) - proposed" w:date="2026-10-15T02:49:52Z">
+            <w:ins w:id="9123" w:author="Claude (AI) - proposed" w:date="2026-10-18T00:26:07Z">
               <w:r>
                 <w:rPr>
                   <w:rFonts w:ascii="Arial" w:cs="Arial" w:eastAsia="Arial" w:hAnsi="Arial"/>
@@ -15374,7 +15374,7 @@
               </w:rPr>
               <w:t xml:space="preserve">Distribute the resource sheet. Say: 'You have two tasks on this sheet — first read the short passage, then fill in the observation table in your book. I want you to use the words from the diagrams and the reading — do not just say the beak looks big or small, describe the specific feature: is the tip hooked, pointed, blunt, serrated? You have </w:t>
             </w:r>
-            <w:del w:id="9124" w:author="Claude (AI) - proposed" w:date="2026-10-15T02:49:52Z">
+            <w:del w:id="9124" w:author="Claude (AI) - proposed" w:date="2026-10-18T00:26:07Z">
               <w:r>
                 <w:rPr>
                   <w:rFonts w:ascii="Arial" w:cs="Arial" w:eastAsia="Arial" w:hAnsi="Arial"/>
@@ -15389,7 +15389,7 @@
                 <w:delText xml:space="preserve">5</w:delText>
               </w:r>
             </w:del>
-            <w:ins w:id="9125" w:author="Claude (AI) - proposed" w:date="2026-10-15T02:49:52Z">
+            <w:ins w:id="9125" w:author="Claude (AI) - proposed" w:date="2026-10-18T00:26:07Z">
               <w:r>
                 <w:rPr>
                   <w:rFonts w:ascii="Arial" w:cs="Arial" w:eastAsia="Arial" w:hAnsi="Arial"/>
@@ -15417,7 +15417,7 @@
               </w:rPr>
               <w:t xml:space="preserve"> minutes.' [WAIT TIME: </w:t>
             </w:r>
-            <w:del w:id="9126" w:author="Claude (AI) - proposed" w:date="2026-10-15T02:49:52Z">
+            <w:del w:id="9126" w:author="Claude (AI) - proposed" w:date="2026-10-18T00:26:07Z">
               <w:r>
                 <w:rPr>
                   <w:rFonts w:ascii="Arial" w:cs="Arial" w:eastAsia="Arial" w:hAnsi="Arial"/>
@@ -15432,7 +15432,7 @@
                 <w:delText xml:space="preserve">5</w:delText>
               </w:r>
             </w:del>
-            <w:ins w:id="9127" w:author="Claude (AI) - proposed" w:date="2026-10-15T02:49:52Z">
+            <w:ins w:id="9127" w:author="Claude (AI) - proposed" w:date="2026-10-18T00:26:07Z">
               <w:r>
                 <w:rPr>
                   <w:rFonts w:ascii="Arial" w:cs="Arial" w:eastAsia="Arial" w:hAnsi="Arial"/>
@@ -15599,7 +15599,7 @@
               <w:spacing w:after="10" w:before="0"/>
               <w:ind w:left="120"/>
             </w:pPr>
-            <w:hyperlink w:history="1" r:id="rIde5_tqip1uzxfwuyuibjtr">
+            <w:hyperlink w:history="1" r:id="rId0j4w4fcrvnx_pxmts7t52">
               <w:r>
                 <w:rPr>
                   <w:rFonts w:ascii="Arial" w:cs="Arial" w:eastAsia="Arial" w:hAnsi="Arial"/>
@@ -15676,7 +15676,7 @@
               <w:spacing w:after="10" w:before="0"/>
               <w:ind w:left="120"/>
             </w:pPr>
-            <w:hyperlink w:history="1" r:id="rIdnwcqhnij1lzymxnm9da5s">
+            <w:hyperlink w:history="1" r:id="rIdmpwdybdzipmlbp_lhcwpp">
               <w:r>
                 <w:rPr>
                   <w:rFonts w:ascii="Arial" w:cs="Arial" w:eastAsia="Arial" w:hAnsi="Arial"/>
@@ -15736,7 +15736,7 @@
               </w:rPr>
               <w:t xml:space="preserve">Learners write two CER (Claim-Evidence-Reasoning) statements in their books: (1) for the fish eagle, and (2) for the hornbill. They then answer a connecting question: 'Imagine a fish eagle was given a hornbill beak and a hornbill was given a fish eagle beak. Describe what would happen when each tried to feed. Use the word adaptation in your answer.' After writing (</w:t>
             </w:r>
-            <w:del w:id="9128" w:author="Claude (AI) - proposed" w:date="2026-10-15T02:49:52Z">
+            <w:del w:id="9128" w:author="Claude (AI) - proposed" w:date="2026-10-18T00:26:07Z">
               <w:r>
                 <w:rPr>
                   <w:rFonts w:ascii="Arial" w:cs="Arial" w:eastAsia="Arial" w:hAnsi="Arial"/>
@@ -15751,7 +15751,7 @@
                 <w:delText xml:space="preserve">7</w:delText>
               </w:r>
             </w:del>
-            <w:ins w:id="9129" w:author="Claude (AI) - proposed" w:date="2026-10-15T02:49:52Z">
+            <w:ins w:id="9129" w:author="Claude (AI) - proposed" w:date="2026-10-18T00:26:07Z">
               <w:r>
                 <w:rPr>
                   <w:rFonts w:ascii="Arial" w:cs="Arial" w:eastAsia="Arial" w:hAnsi="Arial"/>
@@ -15812,7 +15812,7 @@
               </w:rPr>
               <w:t xml:space="preserve">Say: 'You have been gathering observations. Now it is time to explain. Write two CER statements — one for the fish eagle and one for the hornbill. Your Claim is a one-sentence answer to: why is this beak suited to this food? Your Evidence comes from the diagram labels or the reading. Your Reasoning explains the link — why does that structural feature enable that feeding action?' Write the CER scaffold on the board: CLAIM: The [bird] beak is adapted for [feeding action] because... EVIDENCE: The beak has [specific feature] as shown by... REASONING: This feature enables [feeding action] because...' [WAIT TIME: </w:t>
             </w:r>
-            <w:del w:id="9130" w:author="Claude (AI) - proposed" w:date="2026-10-15T02:49:52Z">
+            <w:del w:id="9130" w:author="Claude (AI) - proposed" w:date="2026-10-18T00:26:07Z">
               <w:r>
                 <w:rPr>
                   <w:rFonts w:ascii="Arial" w:cs="Arial" w:eastAsia="Arial" w:hAnsi="Arial"/>
@@ -15827,7 +15827,7 @@
                 <w:delText xml:space="preserve">7</w:delText>
               </w:r>
             </w:del>
-            <w:ins w:id="9131" w:author="Claude (AI) - proposed" w:date="2026-10-15T02:49:52Z">
+            <w:ins w:id="9131" w:author="Claude (AI) - proposed" w:date="2026-10-18T00:26:07Z">
               <w:r>
                 <w:rPr>
                   <w:rFonts w:ascii="Arial" w:cs="Arial" w:eastAsia="Arial" w:hAnsi="Arial"/>
@@ -15921,7 +15921,7 @@
               </w:rPr>
               <w:t xml:space="preserve">Collect or photograph 4 to 5 exercise books at the end of the Explain phase to assess CER quality. Look for: (1) specificity of evidence (does the learner name a structural feature or just describe the bird in general?); (2) causal reasoning (does the learner explain WHY the feature enables the action, not just THAT it does?); (3) use of the word adaptation with correct meaning. Use findings to plan a 3-minute recap at the start of Lesson 5.</w:t>
             </w:r>
-            <w:ins w:id="9132" w:author="Claude (AI) - proposed" w:date="2026-10-15T02:49:52Z">
+            <w:ins w:id="9132" w:author="Claude (AI) - proposed" w:date="2026-10-18T00:26:07Z">
               <w:r>
                 <w:rPr>
                   <w:rFonts w:ascii="Arial" w:cs="Arial" w:eastAsia="Arial" w:hAnsi="Arial"/>
@@ -16009,7 +16009,7 @@
               <w:spacing w:after="10" w:before="0"/>
               <w:ind w:left="120"/>
             </w:pPr>
-            <w:hyperlink w:history="1" r:id="rId_hu9hltbirihelfbl79_e">
+            <w:hyperlink w:history="1" r:id="rId8djwh3nmz76unw40nttxt">
               <w:r>
                 <w:rPr>
                   <w:rFonts w:ascii="Arial" w:cs="Arial" w:eastAsia="Arial" w:hAnsi="Arial"/>
@@ -16086,7 +16086,7 @@
               <w:spacing w:after="10" w:before="0"/>
               <w:ind w:left="120"/>
             </w:pPr>
-            <w:hyperlink w:history="1" r:id="rIdldz_s0q98hghyqvwy6zgn">
+            <w:hyperlink w:history="1" r:id="rIdmpeivjzjdf3cqj958uwno">
               <w:r>
                 <w:rPr>
                   <w:rFonts w:ascii="Arial" w:cs="Arial" w:eastAsia="Arial" w:hAnsi="Arial"/>
@@ -16318,7 +16318,7 @@
               <w:spacing w:after="10" w:before="0"/>
               <w:ind w:left="120"/>
             </w:pPr>
-            <w:hyperlink w:history="1" r:id="rIdyfrm3edt1dp3ntsjtyb5t">
+            <w:hyperlink w:history="1" r:id="rIdfr096nrioocxygcwkjo9q">
               <w:r>
                 <w:rPr>
                   <w:rFonts w:ascii="Arial" w:cs="Arial" w:eastAsia="Arial" w:hAnsi="Arial"/>
@@ -16395,7 +16395,7 @@
               <w:spacing w:after="10" w:before="0"/>
               <w:ind w:left="120"/>
             </w:pPr>
-            <w:hyperlink w:history="1" r:id="rIdz-jhc90dp_duwjfkqzfhe">
+            <w:hyperlink w:history="1" r:id="rIddog2uejfdqvayrgablxzs">
               <w:r>
                 <w:rPr>
                   <w:rFonts w:ascii="Arial" w:cs="Arial" w:eastAsia="Arial" w:hAnsi="Arial"/>
@@ -16455,7 +16455,7 @@
               </w:rPr>
               <w:t xml:space="preserve">Learners open their cumulative feeding-structures comparison table — started in Lesson 2 and extended in Lesson 3. They add </w:t>
             </w:r>
-            <w:del w:id="9133" w:author="Claude (AI) - proposed" w:date="2026-10-15T02:49:52Z">
+            <w:del w:id="9133" w:author="Claude (AI) - proposed" w:date="2026-10-18T00:26:07Z">
               <w:r>
                 <w:rPr>
                   <w:rFonts w:ascii="Arial" w:cs="Arial" w:eastAsia="Arial" w:hAnsi="Arial"/>
@@ -16470,7 +16470,7 @@
                 <w:delText xml:space="preserve">a new column:</w:delText>
               </w:r>
             </w:del>
-            <w:ins w:id="9134" w:author="Claude (AI) - proposed" w:date="2026-10-15T02:49:52Z">
+            <w:ins w:id="9134" w:author="Claude (AI) - proposed" w:date="2026-10-18T00:26:07Z">
               <w:r>
                 <w:rPr>
                   <w:rFonts w:ascii="Arial" w:cs="Arial" w:eastAsia="Arial" w:hAnsi="Arial"/>
@@ -16498,7 +16498,7 @@
               </w:rPr>
               <w:t xml:space="preserve"> CRUSHING AND TEARING BEAKS. The table </w:t>
             </w:r>
-            <w:del w:id="9135" w:author="Claude (AI) - proposed" w:date="2026-10-15T02:49:52Z">
+            <w:del w:id="9135" w:author="Claude (AI) - proposed" w:date="2026-10-18T00:26:07Z">
               <w:r>
                 <w:rPr>
                   <w:rFonts w:ascii="Arial" w:cs="Arial" w:eastAsia="Arial" w:hAnsi="Arial"/>
@@ -16513,7 +16513,7 @@
                 <w:delText xml:space="preserve">now has four</w:delText>
               </w:r>
             </w:del>
-            <w:ins w:id="9136" w:author="Claude (AI) - proposed" w:date="2026-10-15T02:49:52Z">
+            <w:ins w:id="9136" w:author="Claude (AI) - proposed" w:date="2026-10-18T00:26:07Z">
               <w:r>
                 <w:rPr>
                   <w:rFonts w:ascii="Arial" w:cs="Arial" w:eastAsia="Arial" w:hAnsi="Arial"/>
@@ -16574,7 +16574,7 @@
               </w:rPr>
               <w:t xml:space="preserve">Say: 'Take out your cumulative table from your book. We have been building this across the last three lessons — chewing mouthparts, piercing-sucking mouthparts, and now crushing and tearing beaks. Add a new row for each of the three birds we studied today. Use your observation table and your CER statements to fill it in. You have </w:t>
             </w:r>
-            <w:del w:id="9137" w:author="Claude (AI) - proposed" w:date="2026-10-15T02:49:52Z">
+            <w:del w:id="9137" w:author="Claude (AI) - proposed" w:date="2026-10-18T00:26:07Z">
               <w:r>
                 <w:rPr>
                   <w:rFonts w:ascii="Arial" w:cs="Arial" w:eastAsia="Arial" w:hAnsi="Arial"/>
@@ -16589,7 +16589,7 @@
                 <w:delText xml:space="preserve">4</w:delText>
               </w:r>
             </w:del>
-            <w:ins w:id="9138" w:author="Claude (AI) - proposed" w:date="2026-10-15T02:49:52Z">
+            <w:ins w:id="9138" w:author="Claude (AI) - proposed" w:date="2026-10-18T00:26:07Z">
               <w:r>
                 <w:rPr>
                   <w:rFonts w:ascii="Arial" w:cs="Arial" w:eastAsia="Arial" w:hAnsi="Arial"/>
@@ -16617,7 +16617,7 @@
               </w:rPr>
               <w:t xml:space="preserve"> minutes.' [WAIT TIME: </w:t>
             </w:r>
-            <w:del w:id="9139" w:author="Claude (AI) - proposed" w:date="2026-10-15T02:49:52Z">
+            <w:del w:id="9139" w:author="Claude (AI) - proposed" w:date="2026-10-18T00:26:07Z">
               <w:r>
                 <w:rPr>
                   <w:rFonts w:ascii="Arial" w:cs="Arial" w:eastAsia="Arial" w:hAnsi="Arial"/>
@@ -16632,7 +16632,7 @@
                 <w:delText xml:space="preserve">4</w:delText>
               </w:r>
             </w:del>
-            <w:ins w:id="9140" w:author="Claude (AI) - proposed" w:date="2026-10-15T02:49:52Z">
+            <w:ins w:id="9140" w:author="Claude (AI) - proposed" w:date="2026-10-18T00:26:07Z">
               <w:r>
                 <w:rPr>
                   <w:rFonts w:ascii="Arial" w:cs="Arial" w:eastAsia="Arial" w:hAnsi="Arial"/>
@@ -16660,7 +16660,7 @@
               </w:rPr>
               <w:t xml:space="preserve"> minutes.] Say: 'Now draw a quick sketch of the fish eagle beak and add two labels. The label must name a feature AND say what it does — for example: hooked tip — grips slippery fish and prevents escape. One label is not enough; I want two.' [WAIT TIME: </w:t>
             </w:r>
-            <w:del w:id="9141" w:author="Claude (AI) - proposed" w:date="2026-10-15T02:49:52Z">
+            <w:del w:id="9141" w:author="Claude (AI) - proposed" w:date="2026-10-18T00:26:07Z">
               <w:r>
                 <w:rPr>
                   <w:rFonts w:ascii="Arial" w:cs="Arial" w:eastAsia="Arial" w:hAnsi="Arial"/>
@@ -16675,7 +16675,7 @@
                 <w:delText xml:space="preserve">2 minutes</w:delText>
               </w:r>
             </w:del>
-            <w:ins w:id="9142" w:author="Claude (AI) - proposed" w:date="2026-10-15T02:49:52Z">
+            <w:ins w:id="9142" w:author="Claude (AI) - proposed" w:date="2026-10-18T00:26:07Z">
               <w:r>
                 <w:rPr>
                   <w:rFonts w:ascii="Arial" w:cs="Arial" w:eastAsia="Arial" w:hAnsi="Arial"/>
@@ -16703,7 +16703,7 @@
               </w:rPr>
               <w:t xml:space="preserve">.] Say: 'Finally, write that one comparison sentence linking today back to the mosquito from Lesson 3. Start with: A fish eagle beak and a mosquito stylet are both adapted for...' [WAIT TIME: 90 seconds.] Cold-call two learners to read their comparison sentences. Use the responses to close the lesson: 'Notice what you just did — you connected a bird at Lake Naivasha to a mosquito in </w:t>
             </w:r>
-            <w:del w:id="9143" w:author="Claude (AI) - proposed" w:date="2026-10-15T02:49:52Z">
+            <w:del w:id="9143" w:author="Claude (AI) - proposed" w:date="2026-10-18T00:26:07Z">
               <w:r>
                 <w:rPr>
                   <w:rFonts w:ascii="Arial" w:cs="Arial" w:eastAsia="Arial" w:hAnsi="Arial"/>
@@ -16718,7 +16718,7 @@
                 <w:delText xml:space="preserve">Nairobi</w:delText>
               </w:r>
             </w:del>
-            <w:ins w:id="9144" w:author="Claude (AI) - proposed" w:date="2026-10-15T02:49:52Z">
+            <w:ins w:id="9144" w:author="Claude (AI) - proposed" w:date="2026-10-18T00:26:07Z">
               <w:r>
                 <w:rPr>
                   <w:rFonts w:ascii="Arial" w:cs="Arial" w:eastAsia="Arial" w:hAnsi="Arial"/>
@@ -17193,7 +17193,7 @@
         </w:rPr>
         <w:t xml:space="preserve">© 2026 SeaVuria and ARES. Aligned with KICD objectives. Developed by SeaVuria; technical implementation by ARES (with AI assistance from Claude). Licensed under </w:t>
       </w:r>
-      <w:hyperlink w:history="1" r:id="rIdw4bpcos2--0gvpjiw1a0e">
+      <w:hyperlink w:history="1" r:id="rIdcvbvdp3qyenu1a1rpmcu2">
         <w:r>
           <w:rPr>
             <w:rFonts w:ascii="Arial" w:cs="Arial" w:eastAsia="Arial" w:hAnsi="Arial"/>
@@ -17214,7 +17214,7 @@
         </w:rPr>
         <w:t xml:space="preserve"> (</w:t>
       </w:r>
-      <w:hyperlink w:history="1" r:id="rIdjhmbk2mxm19xgbtrribqf">
+      <w:hyperlink w:history="1" r:id="rIduba9ptsuocfgpiudl8uig">
         <w:r>
           <w:rPr>
             <w:rFonts w:ascii="Arial" w:cs="Arial" w:eastAsia="Arial" w:hAnsi="Arial"/>
@@ -17803,7 +17803,7 @@
               </w:rPr>
               <w:t xml:space="preserve">In Lessons 1–</w:t>
             </w:r>
-            <w:del w:id="9145" w:author="Claude (AI) - proposed" w:date="2026-10-15T02:49:52Z">
+            <w:del w:id="9145" w:author="Claude (AI) - proposed" w:date="2026-10-18T00:26:07Z">
               <w:r>
                 <w:rPr>
                   <w:rFonts w:ascii="Arial" w:cs="Arial" w:eastAsia="Arial" w:hAnsi="Arial"/>
@@ -17818,7 +17818,7 @@
                 <w:delText xml:space="preserve">4</w:delText>
               </w:r>
             </w:del>
-            <w:ins w:id="9146" w:author="Claude (AI) - proposed" w:date="2026-10-15T02:49:52Z">
+            <w:ins w:id="9146" w:author="Claude (AI) - proposed" w:date="2026-10-18T00:26:07Z">
               <w:r>
                 <w:rPr>
                   <w:rFonts w:ascii="Arial" w:cs="Arial" w:eastAsia="Arial" w:hAnsi="Arial"/>
@@ -17846,7 +17846,7 @@
               </w:rPr>
               <w:t xml:space="preserve"> learners gathered evidence about insect mouthparts — the grasshopper's mandibles, the aphid's stylet, and the mosquito's </w:t>
             </w:r>
-            <w:del w:id="9147" w:author="Claude (AI) - proposed" w:date="2026-10-15T02:49:52Z">
+            <w:del w:id="9147" w:author="Claude (AI) - proposed" w:date="2026-10-18T00:26:07Z">
               <w:r>
                 <w:rPr>
                   <w:rFonts w:ascii="Arial" w:cs="Arial" w:eastAsia="Arial" w:hAnsi="Arial"/>
@@ -17861,7 +17861,7 @@
                 <w:delText xml:space="preserve">fascicle</w:delText>
               </w:r>
             </w:del>
-            <w:ins w:id="9148" w:author="Claude (AI) - proposed" w:date="2026-10-15T02:49:52Z">
+            <w:ins w:id="9148" w:author="Claude (AI) - proposed" w:date="2026-10-18T00:26:07Z">
               <w:r>
                 <w:rPr>
                   <w:rFonts w:ascii="Arial" w:cs="Arial" w:eastAsia="Arial" w:hAnsi="Arial"/>
@@ -17889,7 +17889,7 @@
               </w:rPr>
               <w:t xml:space="preserve"> — building the idea that feeding structures are shaped by diet</w:t>
             </w:r>
-            <w:ins w:id="9149" w:author="Claude (AI) - proposed" w:date="2026-10-15T02:49:52Z">
+            <w:ins w:id="9149" w:author="Claude (AI) - proposed" w:date="2026-10-18T00:26:07Z">
               <w:r>
                 <w:rPr>
                   <w:rFonts w:ascii="Arial" w:cs="Arial" w:eastAsia="Arial" w:hAnsi="Arial"/>
@@ -17917,7 +17917,7 @@
               </w:rPr>
               <w:t xml:space="preserve">. Lesson 5 </w:t>
             </w:r>
-            <w:del w:id="9150" w:author="Claude (AI) - proposed" w:date="2026-10-15T02:49:52Z">
+            <w:del w:id="9150" w:author="Claude (AI) - proposed" w:date="2026-10-18T00:26:07Z">
               <w:r>
                 <w:rPr>
                   <w:rFonts w:ascii="Arial" w:cs="Arial" w:eastAsia="Arial" w:hAnsi="Arial"/>
@@ -17932,7 +17932,7 @@
                 <w:delText xml:space="preserve">scales this idea up to vertebrates</w:delText>
               </w:r>
             </w:del>
-            <w:ins w:id="9151" w:author="Claude (AI) - proposed" w:date="2026-10-15T02:49:52Z">
+            <w:ins w:id="9151" w:author="Claude (AI) - proposed" w:date="2026-10-18T00:26:07Z">
               <w:r>
                 <w:rPr>
                   <w:rFonts w:ascii="Arial" w:cs="Arial" w:eastAsia="Arial" w:hAnsi="Arial"/>
@@ -18428,7 +18428,7 @@
               <w:spacing w:after="10" w:before="0"/>
               <w:ind w:left="120"/>
             </w:pPr>
-            <w:hyperlink w:history="1" r:id="rIdshdl8jad3ob8yhrrhrqz8">
+            <w:hyperlink w:history="1" r:id="rIdz6paphnv4hbyhwoghf1sm">
               <w:r>
                 <w:rPr>
                   <w:rFonts w:ascii="Arial" w:cs="Arial" w:eastAsia="Arial" w:hAnsi="Arial"/>
@@ -18505,7 +18505,7 @@
               <w:spacing w:after="10" w:before="0"/>
               <w:ind w:left="120"/>
             </w:pPr>
-            <w:hyperlink w:history="1" r:id="rIduh9l5owymi2c0wxocsws5">
+            <w:hyperlink w:history="1" r:id="rIdsbpqqwubk07boq214ee04">
               <w:r>
                 <w:rPr>
                   <w:rFonts w:ascii="Arial" w:cs="Arial" w:eastAsia="Arial" w:hAnsi="Arial"/>
@@ -18565,7 +18565,7 @@
               </w:rPr>
               <w:t xml:space="preserve">Learners are shown a high-resolution projected image of a flamingo at Lake Nakuru (the same location referenced in the anchoring phenomenon). They study the image silently for 60 seconds, then respond in their science notebooks to two prompt questions: (1) 'Looking only at the flamingo's beak, what do you think it eats and how does it use its beak to get that food?' (2) 'How is this beak similar to or different from the mosquito's </w:t>
             </w:r>
-            <w:del w:id="9152" w:author="Claude (AI) - proposed" w:date="2026-10-15T02:49:52Z">
+            <w:del w:id="9152" w:author="Claude (AI) - proposed" w:date="2026-10-18T00:26:07Z">
               <w:r>
                 <w:rPr>
                   <w:rFonts w:ascii="Arial" w:cs="Arial" w:eastAsia="Arial" w:hAnsi="Arial"/>
@@ -18580,7 +18580,7 @@
                 <w:delText xml:space="preserve">fascicle</w:delText>
               </w:r>
             </w:del>
-            <w:ins w:id="9153" w:author="Claude (AI) - proposed" w:date="2026-10-15T02:49:52Z">
+            <w:ins w:id="9153" w:author="Claude (AI) - proposed" w:date="2026-10-18T00:26:07Z">
               <w:r>
                 <w:rPr>
                   <w:rFonts w:ascii="Arial" w:cs="Arial" w:eastAsia="Arial" w:hAnsi="Arial"/>
@@ -18674,7 +18674,7 @@
               </w:rPr>
               <w:t xml:space="preserve">Think-Pair-Share Prediction: This strategy activates prior knowledge from Lessons 1–4 (insect mouthparts</w:t>
             </w:r>
-            <w:ins w:id="9154" w:author="Claude (AI) - proposed" w:date="2026-10-15T02:49:52Z">
+            <w:ins w:id="9154" w:author="Claude (AI) - proposed" w:date="2026-10-18T00:26:07Z">
               <w:r>
                 <w:rPr>
                   <w:rFonts w:ascii="Arial" w:cs="Arial" w:eastAsia="Arial" w:hAnsi="Arial"/>
@@ -18808,7 +18808,7 @@
               <w:spacing w:after="10" w:before="0"/>
               <w:ind w:left="120"/>
             </w:pPr>
-            <w:hyperlink w:history="1" r:id="rIdmbke9f8r6ts3qxwzwy92j">
+            <w:hyperlink w:history="1" r:id="rId0llxgkgczfbot26sqoayb">
               <w:r>
                 <w:rPr>
                   <w:rFonts w:ascii="Arial" w:cs="Arial" w:eastAsia="Arial" w:hAnsi="Arial"/>
@@ -18885,7 +18885,7 @@
               <w:spacing w:after="10" w:before="0"/>
               <w:ind w:left="120"/>
             </w:pPr>
-            <w:hyperlink w:history="1" r:id="rIdfxm_vv4uq36rfrrc2-sul">
+            <w:hyperlink w:history="1" r:id="rIdf9smqzpo8qxj8hnluyxo2">
               <w:r>
                 <w:rPr>
                   <w:rFonts w:ascii="Arial" w:cs="Arial" w:eastAsia="Arial" w:hAnsi="Arial"/>
@@ -19117,7 +19117,7 @@
               <w:spacing w:after="10" w:before="0"/>
               <w:ind w:left="120"/>
             </w:pPr>
-            <w:hyperlink w:history="1" r:id="rIdfi7tfu--62hb5zzuaigqo">
+            <w:hyperlink w:history="1" r:id="rIdf9zwdxdydz5b9jwm5ung2">
               <w:r>
                 <w:rPr>
                   <w:rFonts w:ascii="Arial" w:cs="Arial" w:eastAsia="Arial" w:hAnsi="Arial"/>
@@ -19194,7 +19194,7 @@
               <w:spacing w:after="10" w:before="0"/>
               <w:ind w:left="120"/>
             </w:pPr>
-            <w:hyperlink w:history="1" r:id="rIdjc4-bi5tlm9lifsnrtlrx">
+            <w:hyperlink w:history="1" r:id="rIdmqarabd2ikf8vysnbo0zd">
               <w:r>
                 <w:rPr>
                   <w:rFonts w:ascii="Arial" w:cs="Arial" w:eastAsia="Arial" w:hAnsi="Arial"/>
@@ -19353,7 +19353,7 @@
               </w:rPr>
               <w:t xml:space="preserve">Teacher collects all CER written responses. Specific indicators: (a) Claim names a specific food type, not just 'the right food'; (b) Evidence references a specific observed feature (lamellae, tongue pumping, beak curve); (c) Reasoning includes a mechanism — how the structure physically accomplishes the feeding task. Green: all 3 components present with a mechanism. Yellow: evidence present but reasoning is a restatement of the claim. Red: only a claim with no evidence. Yellow and Red learners receive written feedback prompts returned before Lesson 6.</w:t>
             </w:r>
-            <w:ins w:id="9155" w:author="Claude (AI) - proposed" w:date="2026-10-15T02:49:52Z">
+            <w:ins w:id="9155" w:author="Claude (AI) - proposed" w:date="2026-10-18T00:26:07Z">
               <w:r>
                 <w:rPr>
                   <w:rFonts w:ascii="Arial" w:cs="Arial" w:eastAsia="Arial" w:hAnsi="Arial"/>
@@ -19441,7 +19441,7 @@
               <w:spacing w:after="10" w:before="0"/>
               <w:ind w:left="120"/>
             </w:pPr>
-            <w:hyperlink w:history="1" r:id="rIdtcd3iivomjbnjujcfgoig">
+            <w:hyperlink w:history="1" r:id="rIdq5lbpsgw7pvnvagvn4ips">
               <w:r>
                 <w:rPr>
                   <w:rFonts w:ascii="Arial" w:cs="Arial" w:eastAsia="Arial" w:hAnsi="Arial"/>
@@ -19518,7 +19518,7 @@
               <w:spacing w:after="10" w:before="0"/>
               <w:ind w:left="120"/>
             </w:pPr>
-            <w:hyperlink w:history="1" r:id="rId_gwompho77xmuj2wkc6bt">
+            <w:hyperlink w:history="1" r:id="rIddzdqop5nxzkqgqqjzhkr8">
               <w:r>
                 <w:rPr>
                   <w:rFonts w:ascii="Arial" w:cs="Arial" w:eastAsia="Arial" w:hAnsi="Arial"/>
@@ -19750,7 +19750,7 @@
               <w:spacing w:after="10" w:before="0"/>
               <w:ind w:left="120"/>
             </w:pPr>
-            <w:hyperlink w:history="1" r:id="rIdt9uljn2yffb--7lgaefzc">
+            <w:hyperlink w:history="1" r:id="rIdurpiin28a6hgy2ldi3jgv">
               <w:r>
                 <w:rPr>
                   <w:rFonts w:ascii="Arial" w:cs="Arial" w:eastAsia="Arial" w:hAnsi="Arial"/>
@@ -19827,7 +19827,7 @@
               <w:spacing w:after="10" w:before="0"/>
               <w:ind w:left="120"/>
             </w:pPr>
-            <w:hyperlink w:history="1" r:id="rIdwzxfxs92xk6lwpofqll_w">
+            <w:hyperlink w:history="1" r:id="rId4frry-f4wzq2bqb1eprtd">
               <w:r>
                 <w:rPr>
                   <w:rFonts w:ascii="Arial" w:cs="Arial" w:eastAsia="Arial" w:hAnsi="Arial"/>
@@ -19887,7 +19887,7 @@
               </w:rPr>
               <w:t xml:space="preserve">Learners return to the cumulative class model of animal feeding adaptations that has been built since Lesson 1. The model currently shows: the grasshopper's mandibles (chewing solid tissue), the aphid's stylet (piercing/sucking plant sap), </w:t>
             </w:r>
-            <w:del w:id="9156" w:author="Claude (AI) - proposed" w:date="2026-10-15T02:49:52Z">
+            <w:del w:id="9156" w:author="Claude (AI) - proposed" w:date="2026-10-18T00:26:07Z">
               <w:r>
                 <w:rPr>
                   <w:rFonts w:ascii="Arial" w:cs="Arial" w:eastAsia="Arial" w:hAnsi="Arial"/>
@@ -19915,7 +19915,7 @@
               </w:rPr>
               <w:t xml:space="preserve">the mosquito's </w:t>
             </w:r>
-            <w:del w:id="9157" w:author="Claude (AI) - proposed" w:date="2026-10-15T02:49:52Z">
+            <w:del w:id="9157" w:author="Claude (AI) - proposed" w:date="2026-10-18T00:26:07Z">
               <w:r>
                 <w:rPr>
                   <w:rFonts w:ascii="Arial" w:cs="Arial" w:eastAsia="Arial" w:hAnsi="Arial"/>
@@ -19930,7 +19930,7 @@
                 <w:delText xml:space="preserve">fascicle</w:delText>
               </w:r>
             </w:del>
-            <w:ins w:id="9158" w:author="Claude (AI) - proposed" w:date="2026-10-15T02:49:52Z">
+            <w:ins w:id="9158" w:author="Claude (AI) - proposed" w:date="2026-10-18T00:26:07Z">
               <w:r>
                 <w:rPr>
                   <w:rFonts w:ascii="Arial" w:cs="Arial" w:eastAsia="Arial" w:hAnsi="Arial"/>
@@ -19958,7 +19958,7 @@
               </w:rPr>
               <w:t xml:space="preserve"> (piercing/sucking blood</w:t>
             </w:r>
-            <w:ins w:id="9159" w:author="Claude (AI) - proposed" w:date="2026-10-15T02:49:52Z">
+            <w:ins w:id="9159" w:author="Claude (AI) - proposed" w:date="2026-10-18T00:26:07Z">
               <w:r>
                 <w:rPr>
                   <w:rFonts w:ascii="Arial" w:cs="Arial" w:eastAsia="Arial" w:hAnsi="Arial"/>
@@ -20085,7 +20085,7 @@
               </w:rPr>
               <w:t xml:space="preserve">Teacher reviews individual notebook model updates at the end of class (or collects notebooks from 8 learners for overnight review). Specific indicators: (a) Flamingo addition includes at least lamellae label and a directional arrow for water flow; (b) Sunbird addition shows curve and tubular tongue; (c) Pattern sentence is a generalisation (applies to more than one animal) rather than a description of one animal. The quality of pattern sentences is the primary formative window into whether learners are ready for Lesson 6</w:t>
             </w:r>
-            <w:ins w:id="9160" w:author="Claude (AI) - proposed" w:date="2026-10-15T02:49:52Z">
+            <w:ins w:id="9160" w:author="Claude (AI) - proposed" w:date="2026-10-18T00:26:07Z">
               <w:r>
                 <w:rPr>
                   <w:rFonts w:ascii="Arial" w:cs="Arial" w:eastAsia="Arial" w:hAnsi="Arial"/>
@@ -20113,7 +20113,7 @@
               </w:rPr>
               <w:t xml:space="preserve">'s shift toward internal </w:t>
             </w:r>
-            <w:del w:id="9161" w:author="Claude (AI) - proposed" w:date="2026-10-15T02:49:52Z">
+            <w:del w:id="9161" w:author="Claude (AI) - proposed" w:date="2026-10-18T00:26:07Z">
               <w:r>
                 <w:rPr>
                   <w:rFonts w:ascii="Arial" w:cs="Arial" w:eastAsia="Arial" w:hAnsi="Arial"/>
@@ -20128,7 +20128,7 @@
                 <w:delText xml:space="preserve">digestive structures</w:delText>
               </w:r>
             </w:del>
-            <w:ins w:id="9162" w:author="Claude (AI) - proposed" w:date="2026-10-15T02:49:52Z">
+            <w:ins w:id="9162" w:author="Claude (AI) - proposed" w:date="2026-10-18T00:26:07Z">
               <w:r>
                 <w:rPr>
                   <w:rFonts w:ascii="Arial" w:cs="Arial" w:eastAsia="Arial" w:hAnsi="Arial"/>
@@ -20331,7 +20331,7 @@
               </w:rPr>
               <w:t xml:space="preserve">4. DQB ORANGE CARDS — FORWARD MOMENTUM: Do the new questions on the DQB point naturally toward internal digestion (</w:t>
             </w:r>
-            <w:del w:id="9163" w:author="Claude (AI) - proposed" w:date="2026-10-15T02:49:52Z">
+            <w:del w:id="9163" w:author="Claude (AI) - proposed" w:date="2026-10-18T00:26:07Z">
               <w:r>
                 <w:rPr>
                   <w:rFonts w:ascii="Arial" w:cs="Arial" w:eastAsia="Arial" w:hAnsi="Arial"/>
@@ -20346,7 +20346,7 @@
                 <w:delText xml:space="preserve">Lesson 6–10</w:delText>
               </w:r>
             </w:del>
-            <w:ins w:id="9164" w:author="Claude (AI) - proposed" w:date="2026-10-15T02:49:52Z">
+            <w:ins w:id="9164" w:author="Claude (AI) - proposed" w:date="2026-10-18T00:26:07Z">
               <w:r>
                 <w:rPr>
                   <w:rFonts w:ascii="Arial" w:cs="Arial" w:eastAsia="Arial" w:hAnsi="Arial"/>
@@ -20660,7 +20660,7 @@
               </w:rPr>
               <w:t xml:space="preserve">Learners explained that across all animals studied in Lessons 1–5 — from the grasshopper's mandibles and the mosquito's </w:t>
             </w:r>
-            <w:del w:id="9165" w:author="Claude (AI) - proposed" w:date="2026-10-15T02:49:52Z">
+            <w:del w:id="9165" w:author="Claude (AI) - proposed" w:date="2026-10-18T00:26:07Z">
               <w:r>
                 <w:rPr>
                   <w:rFonts w:ascii="Arial" w:cs="Arial" w:eastAsia="Arial" w:hAnsi="Arial"/>
@@ -20675,7 +20675,7 @@
                 <w:delText xml:space="preserve">fascicle</w:delText>
               </w:r>
             </w:del>
-            <w:ins w:id="9166" w:author="Claude (AI) - proposed" w:date="2026-10-15T02:49:52Z">
+            <w:ins w:id="9166" w:author="Claude (AI) - proposed" w:date="2026-10-18T00:26:07Z">
               <w:r>
                 <w:rPr>
                   <w:rFonts w:ascii="Arial" w:cs="Arial" w:eastAsia="Arial" w:hAnsi="Arial"/>
@@ -20703,7 +20703,7 @@
               </w:rPr>
               <w:t xml:space="preserve"> to the flamingo's filter beak and the sunbird's probing beak — the pattern is the same: every feeding structure is shaped precisely to match the food source and the habitat in which the animal finds that food. This principle of structure-determines-function-determines-diet was added to the cumulative class model and the Driving Question Board as the class's emerging explanation, setting up the shift in Lessons </w:t>
             </w:r>
-            <w:del w:id="9167" w:author="Claude (AI) - proposed" w:date="2026-10-15T02:49:52Z">
+            <w:del w:id="9167" w:author="Claude (AI) - proposed" w:date="2026-10-18T00:26:07Z">
               <w:r>
                 <w:rPr>
                   <w:rFonts w:ascii="Arial" w:cs="Arial" w:eastAsia="Arial" w:hAnsi="Arial"/>
@@ -20718,7 +20718,7 @@
                 <w:delText xml:space="preserve">6–10</w:delText>
               </w:r>
             </w:del>
-            <w:ins w:id="9168" w:author="Claude (AI) - proposed" w:date="2026-10-15T02:49:52Z">
+            <w:ins w:id="9168" w:author="Claude (AI) - proposed" w:date="2026-10-18T00:26:07Z">
               <w:r>
                 <w:rPr>
                   <w:rFonts w:ascii="Arial" w:cs="Arial" w:eastAsia="Arial" w:hAnsi="Arial"/>
@@ -20766,7 +20766,7 @@
         </w:rPr>
         <w:t xml:space="preserve">© 2026 SeaVuria and ARES. Aligned with KICD objectives. Developed by SeaVuria; technical implementation by ARES (with AI assistance from Claude). Licensed under </w:t>
       </w:r>
-      <w:hyperlink w:history="1" r:id="rIdtc1zecginjhsadio7hgt6">
+      <w:hyperlink w:history="1" r:id="rIdanaika_ni8fyecns_t6ui">
         <w:r>
           <w:rPr>
             <w:rFonts w:ascii="Arial" w:cs="Arial" w:eastAsia="Arial" w:hAnsi="Arial"/>
@@ -20787,7 +20787,7 @@
         </w:rPr>
         <w:t xml:space="preserve"> (</w:t>
       </w:r>
-      <w:hyperlink w:history="1" r:id="rIdmqjgzahwvka2yz0nevksx">
+      <w:hyperlink w:history="1" r:id="rIdkxwg5z89p7lgkpwdmciml">
         <w:r>
           <w:rPr>
             <w:rFonts w:ascii="Arial" w:cs="Arial" w:eastAsia="Arial" w:hAnsi="Arial"/>
@@ -21844,7 +21844,7 @@
               <w:spacing w:after="10" w:before="0"/>
               <w:ind w:left="120"/>
             </w:pPr>
-            <w:hyperlink w:history="1" r:id="rId4xmwflv5avnwwh3brd7ka">
+            <w:hyperlink w:history="1" r:id="rIdtz82pncp9gqz-qtbrtdy6">
               <w:r>
                 <w:rPr>
                   <w:rFonts w:ascii="Arial" w:cs="Arial" w:eastAsia="Arial" w:hAnsi="Arial"/>
@@ -21921,7 +21921,7 @@
               <w:spacing w:after="10" w:before="0"/>
               <w:ind w:left="120"/>
             </w:pPr>
-            <w:hyperlink w:history="1" r:id="rIdht9ynb2vxgpx7enyjvn1s">
+            <w:hyperlink w:history="1" r:id="rIdm2hp0bfntcuc3pto9zzll">
               <w:r>
                 <w:rPr>
                   <w:rFonts w:ascii="Arial" w:cs="Arial" w:eastAsia="Arial" w:hAnsi="Arial"/>
@@ -22153,7 +22153,7 @@
               <w:spacing w:after="10" w:before="0"/>
               <w:ind w:left="120"/>
             </w:pPr>
-            <w:hyperlink w:history="1" r:id="rIdefyw90rbjydmnazoegeog">
+            <w:hyperlink w:history="1" r:id="rIdvi8v_w0s0uxlhcfuhbjf9">
               <w:r>
                 <w:rPr>
                   <w:rFonts w:ascii="Arial" w:cs="Arial" w:eastAsia="Arial" w:hAnsi="Arial"/>
@@ -22230,7 +22230,7 @@
               <w:spacing w:after="10" w:before="0"/>
               <w:ind w:left="120"/>
             </w:pPr>
-            <w:hyperlink w:history="1" r:id="rId4leqkue5nhy1p1ifgfo5p">
+            <w:hyperlink w:history="1" r:id="rId4ngptq4zkxnflfxywlrui">
               <w:r>
                 <w:rPr>
                   <w:rFonts w:ascii="Arial" w:cs="Arial" w:eastAsia="Arial" w:hAnsi="Arial"/>
@@ -22290,7 +22290,7 @@
               </w:rPr>
               <w:t xml:space="preserve">Learners receive a printed or on-screen resource pack containing: (1) three labelled skull diagrams — lion, cow, and human — with each tooth type colour-coded and numbered; (2) two Maasai Mara wildlife photographs: a lion tearing into a wildebeest carcass and a Maasai cow grazing on dry grass; (3) a short 3-minute multimedia clip showing a lion feeding at a kill and a wildebeest chewing cud (filmed at Maasai Mara or equivalent Kenyan wildlife footage). Learners watch the clip once, then complete an evidence-gathering table with four columns: Animal | Tooth Types Present | Tooth Shape Description | Observed Feeding Behaviour. Learners count the teeth on each skull diagram and record the raw numbers (e.g., lion</w:t>
             </w:r>
-            <w:ins w:id="9169" w:author="Claude (AI) - proposed" w:date="2026-10-15T02:49:52Z">
+            <w:ins w:id="9169" w:author="Claude (AI) - proposed" w:date="2026-10-18T00:26:07Z">
               <w:r>
                 <w:rPr>
                   <w:rFonts w:ascii="Arial" w:cs="Arial" w:eastAsia="Arial" w:hAnsi="Arial"/>
@@ -22318,7 +22318,7 @@
               </w:rPr>
               <w:t xml:space="preserve">: incisors — 3, canines — 1, premolars — </w:t>
             </w:r>
-            <w:del w:id="9170" w:author="Claude (AI) - proposed" w:date="2026-10-15T02:49:52Z">
+            <w:del w:id="9170" w:author="Claude (AI) - proposed" w:date="2026-10-18T00:26:07Z">
               <w:r>
                 <w:rPr>
                   <w:rFonts w:ascii="Arial" w:cs="Arial" w:eastAsia="Arial" w:hAnsi="Arial"/>
@@ -22333,7 +22333,7 @@
                 <w:delText xml:space="preserve">4</w:delText>
               </w:r>
             </w:del>
-            <w:ins w:id="9171" w:author="Claude (AI) - proposed" w:date="2026-10-15T02:49:52Z">
+            <w:ins w:id="9171" w:author="Claude (AI) - proposed" w:date="2026-10-18T00:26:07Z">
               <w:r>
                 <w:rPr>
                   <w:rFonts w:ascii="Arial" w:cs="Arial" w:eastAsia="Arial" w:hAnsi="Arial"/>
@@ -22361,7 +22361,7 @@
               </w:rPr>
               <w:t xml:space="preserve">, molars — 1</w:t>
             </w:r>
-            <w:del w:id="9172" w:author="Claude (AI) - proposed" w:date="2026-10-15T02:49:52Z">
+            <w:del w:id="9172" w:author="Claude (AI) - proposed" w:date="2026-10-18T00:26:07Z">
               <w:r>
                 <w:rPr>
                   <w:rFonts w:ascii="Arial" w:cs="Arial" w:eastAsia="Arial" w:hAnsi="Arial"/>
@@ -22376,7 +22376,7 @@
                 <w:delText xml:space="preserve">, per half jaw</w:delText>
               </w:r>
             </w:del>
-            <w:ins w:id="9173" w:author="Claude (AI) - proposed" w:date="2026-10-15T02:49:52Z">
+            <w:ins w:id="9173" w:author="Claude (AI) - proposed" w:date="2026-10-18T00:26:07Z">
               <w:r>
                 <w:rPr>
                   <w:rFonts w:ascii="Arial" w:cs="Arial" w:eastAsia="Arial" w:hAnsi="Arial"/>
@@ -22437,7 +22437,7 @@
               </w:rPr>
               <w:t xml:space="preserve">Distribute or display the resource pack. Say: 'You are going to watch a 3-minute clip of animals feeding at the Maasai Mara. As you watch, focus on two things: the movement of the animal's jaw, and which part of the mouth does the most work. Do NOT write yet — just observe.' [Play clip once through.] Then say: 'Now complete your evidence table. Use the skull diagrams to count the teeth accurately. You have 8 minutes.' [Allow 8 minutes.] Circulate and target groups that are struggling to count teeth correctly: 'Remember the skull diagram shows only </w:t>
             </w:r>
-            <w:del w:id="9174" w:author="Claude (AI) - proposed" w:date="2026-10-15T02:49:52Z">
+            <w:del w:id="9174" w:author="Claude (AI) - proposed" w:date="2026-10-18T00:26:07Z">
               <w:r>
                 <w:rPr>
                   <w:rFonts w:ascii="Arial" w:cs="Arial" w:eastAsia="Arial" w:hAnsi="Arial"/>
@@ -22452,7 +22452,7 @@
                 <w:delText xml:space="preserve">HALF the jaw — the top row</w:delText>
               </w:r>
             </w:del>
-            <w:ins w:id="9175" w:author="Claude (AI) - proposed" w:date="2026-10-15T02:49:52Z">
+            <w:ins w:id="9175" w:author="Claude (AI) - proposed" w:date="2026-10-18T00:26:07Z">
               <w:r>
                 <w:rPr>
                   <w:rFonts w:ascii="Arial" w:cs="Arial" w:eastAsia="Arial" w:hAnsi="Arial"/>
@@ -22480,7 +22480,7 @@
               </w:rPr>
               <w:t xml:space="preserve"> on the left</w:t>
             </w:r>
-            <w:del w:id="9176" w:author="Claude (AI) - proposed" w:date="2026-10-15T02:49:52Z">
+            <w:del w:id="9176" w:author="Claude (AI) - proposed" w:date="2026-10-18T00:26:07Z">
               <w:r>
                 <w:rPr>
                   <w:rFonts w:ascii="Arial" w:cs="Arial" w:eastAsia="Arial" w:hAnsi="Arial"/>
@@ -22495,7 +22495,7 @@
                 <w:delText xml:space="preserve"> side</w:delText>
               </w:r>
             </w:del>
-            <w:ins w:id="9177" w:author="Claude (AI) - proposed" w:date="2026-10-15T02:49:52Z">
+            <w:ins w:id="9177" w:author="Claude (AI) - proposed" w:date="2026-10-18T00:26:07Z">
               <w:r>
                 <w:rPr>
                   <w:rFonts w:ascii="Arial" w:cs="Arial" w:eastAsia="Arial" w:hAnsi="Arial"/>
@@ -22662,7 +22662,7 @@
               <w:spacing w:after="10" w:before="0"/>
               <w:ind w:left="120"/>
             </w:pPr>
-            <w:hyperlink w:history="1" r:id="rIdafc-skxowu_j6lpu5gc9w">
+            <w:hyperlink w:history="1" r:id="rIdfpkhf-2lv3aumgoj6tapo">
               <w:r>
                 <w:rPr>
                   <w:rFonts w:ascii="Arial" w:cs="Arial" w:eastAsia="Arial" w:hAnsi="Arial"/>
@@ -22739,7 +22739,7 @@
               <w:spacing w:after="10" w:before="0"/>
               <w:ind w:left="120"/>
             </w:pPr>
-            <w:hyperlink w:history="1" r:id="rId69djurupbustv6fzb3ttm">
+            <w:hyperlink w:history="1" r:id="rId-tcvchhfqm3wdzxiorrdf">
               <w:r>
                 <w:rPr>
                   <w:rFonts w:ascii="Arial" w:cs="Arial" w:eastAsia="Arial" w:hAnsi="Arial"/>
@@ -22799,7 +22799,7 @@
               </w:rPr>
               <w:t xml:space="preserve">Learners are introduced to the dental formula notation (incisors/canines/premolars/molars for upper jaw over lower jaw, multiplied by 2). Using their tooth counts from Phase 2, they calculate the full dental formula for each of the three animals: Lion (I 3/3, C 1/1, PM 3/2, M 1/1 × 2 = 30), Cow (I 0/3, C 0/1, PM 3/3, M 3/3 × 2 = 32), Human (I 2/2, C 1/1, PM 2/2, M 3/3 × 2 = 32). Learners then build a </w:t>
             </w:r>
-            <w:del w:id="9178" w:author="Claude (AI) - proposed" w:date="2026-10-15T02:49:52Z">
+            <w:del w:id="9178" w:author="Claude (AI) - proposed" w:date="2026-10-18T00:26:07Z">
               <w:r>
                 <w:rPr>
                   <w:rFonts w:ascii="Arial" w:cs="Arial" w:eastAsia="Arial" w:hAnsi="Arial"/>
@@ -22814,7 +22814,7 @@
                 <w:delText xml:space="preserve">three</w:delText>
               </w:r>
             </w:del>
-            <w:ins w:id="9179" w:author="Claude (AI) - proposed" w:date="2026-10-15T02:49:52Z">
+            <w:ins w:id="9179" w:author="Claude (AI) - proposed" w:date="2026-10-18T00:26:07Z">
               <w:r>
                 <w:rPr>
                   <w:rFonts w:ascii="Arial" w:cs="Arial" w:eastAsia="Arial" w:hAnsi="Arial"/>
@@ -22875,7 +22875,7 @@
               </w:rPr>
               <w:t xml:space="preserve">Say: 'Now we are going to use your tooth counts to calculate something called a dental formula — this is how </w:t>
             </w:r>
-            <w:del w:id="9180" w:author="Claude (AI) - proposed" w:date="2026-10-15T02:49:52Z">
+            <w:del w:id="9180" w:author="Claude (AI) - proposed" w:date="2026-10-18T00:26:07Z">
               <w:r>
                 <w:rPr>
                   <w:rFonts w:ascii="Arial" w:cs="Arial" w:eastAsia="Arial" w:hAnsi="Arial"/>
@@ -22890,7 +22890,7 @@
                 <w:delText xml:space="preserve">scientists like Dr. Ogeto Mwebi</w:delText>
               </w:r>
             </w:del>
-            <w:ins w:id="9181" w:author="Claude (AI) - proposed" w:date="2026-10-15T02:49:52Z">
+            <w:ins w:id="9181" w:author="Claude (AI) - proposed" w:date="2026-10-18T00:26:07Z">
               <w:r>
                 <w:rPr>
                   <w:rFonts w:ascii="Arial" w:cs="Arial" w:eastAsia="Arial" w:hAnsi="Arial"/>
@@ -22918,7 +22918,7 @@
               </w:rPr>
               <w:t xml:space="preserve"> at the National Museums of Kenya</w:t>
             </w:r>
-            <w:del w:id="9182" w:author="Claude (AI) - proposed" w:date="2026-10-15T02:49:52Z">
+            <w:del w:id="9182" w:author="Claude (AI) - proposed" w:date="2026-10-18T00:26:07Z">
               <w:r>
                 <w:rPr>
                   <w:rFonts w:ascii="Arial" w:cs="Arial" w:eastAsia="Arial" w:hAnsi="Arial"/>
@@ -22933,7 +22933,7 @@
                 <w:delText xml:space="preserve"> catalogue</w:delText>
               </w:r>
             </w:del>
-            <w:ins w:id="9183" w:author="Claude (AI) - proposed" w:date="2026-10-15T02:49:52Z">
+            <w:ins w:id="9183" w:author="Claude (AI) - proposed" w:date="2026-10-18T00:26:07Z">
               <w:r>
                 <w:rPr>
                   <w:rFonts w:ascii="Arial" w:cs="Arial" w:eastAsia="Arial" w:hAnsi="Arial"/>
@@ -22961,7 +22961,7 @@
               </w:rPr>
               <w:t xml:space="preserve"> mammal skulls.' Write the dental formula notation on the board step by step. Model the lion calculation aloud: '</w:t>
             </w:r>
-            <w:del w:id="9184" w:author="Claude (AI) - proposed" w:date="2026-10-15T02:49:52Z">
+            <w:del w:id="9184" w:author="Claude (AI) - proposed" w:date="2026-10-18T00:26:07Z">
               <w:r>
                 <w:rPr>
                   <w:rFonts w:ascii="Arial" w:cs="Arial" w:eastAsia="Arial" w:hAnsi="Arial"/>
@@ -22976,7 +22976,7 @@
                 <w:delText xml:space="preserve">The lion</w:delText>
               </w:r>
             </w:del>
-            <w:ins w:id="9185" w:author="Claude (AI) - proposed" w:date="2026-10-15T02:49:52Z">
+            <w:ins w:id="9185" w:author="Claude (AI) - proposed" w:date="2026-10-18T00:26:07Z">
               <w:r>
                 <w:rPr>
                   <w:rFonts w:ascii="Arial" w:cs="Arial" w:eastAsia="Arial" w:hAnsi="Arial"/>
@@ -23004,7 +23004,7 @@
               </w:rPr>
               <w:t xml:space="preserve"> has 3 incisors on the top </w:t>
             </w:r>
-            <w:del w:id="9186" w:author="Claude (AI) - proposed" w:date="2026-10-15T02:49:52Z">
+            <w:del w:id="9186" w:author="Claude (AI) - proposed" w:date="2026-10-18T00:26:07Z">
               <w:r>
                 <w:rPr>
                   <w:rFonts w:ascii="Arial" w:cs="Arial" w:eastAsia="Arial" w:hAnsi="Arial"/>
@@ -23019,7 +23019,7 @@
                 <w:delText xml:space="preserve">left,</w:delText>
               </w:r>
             </w:del>
-            <w:ins w:id="9187" w:author="Claude (AI) - proposed" w:date="2026-10-15T02:49:52Z">
+            <w:ins w:id="9187" w:author="Claude (AI) - proposed" w:date="2026-10-18T00:26:07Z">
               <w:r>
                 <w:rPr>
                   <w:rFonts w:ascii="Arial" w:cs="Arial" w:eastAsia="Arial" w:hAnsi="Arial"/>
@@ -23047,7 +23047,7 @@
               </w:rPr>
               <w:t xml:space="preserve"> 3 on the </w:t>
             </w:r>
-            <w:del w:id="9188" w:author="Claude (AI) - proposed" w:date="2026-10-15T02:49:52Z">
+            <w:del w:id="9188" w:author="Claude (AI) - proposed" w:date="2026-10-18T00:26:07Z">
               <w:r>
                 <w:rPr>
                   <w:rFonts w:ascii="Arial" w:cs="Arial" w:eastAsia="Arial" w:hAnsi="Arial"/>
@@ -23062,7 +23062,7 @@
                 <w:delText xml:space="preserve">top right — that is 6</w:delText>
               </w:r>
             </w:del>
-            <w:ins w:id="9189" w:author="Claude (AI) - proposed" w:date="2026-10-15T02:49:52Z">
+            <w:ins w:id="9189" w:author="Claude (AI) - proposed" w:date="2026-10-18T00:26:07Z">
               <w:r>
                 <w:rPr>
                   <w:rFonts w:ascii="Arial" w:cs="Arial" w:eastAsia="Arial" w:hAnsi="Arial"/>
@@ -23090,7 +23090,7 @@
               </w:rPr>
               <w:t xml:space="preserve">. I write </w:t>
             </w:r>
-            <w:del w:id="9190" w:author="Claude (AI) - proposed" w:date="2026-10-15T02:49:52Z">
+            <w:del w:id="9190" w:author="Claude (AI) - proposed" w:date="2026-10-18T00:26:07Z">
               <w:r>
                 <w:rPr>
                   <w:rFonts w:ascii="Arial" w:cs="Arial" w:eastAsia="Arial" w:hAnsi="Arial"/>
@@ -23105,7 +23105,7 @@
                 <w:delText xml:space="preserve">it</w:delText>
               </w:r>
             </w:del>
-            <w:ins w:id="9191" w:author="Claude (AI) - proposed" w:date="2026-10-15T02:49:52Z">
+            <w:ins w:id="9191" w:author="Claude (AI) - proposed" w:date="2026-10-18T00:26:07Z">
               <w:r>
                 <w:rPr>
                   <w:rFonts w:ascii="Arial" w:cs="Arial" w:eastAsia="Arial" w:hAnsi="Arial"/>
@@ -23133,7 +23133,7 @@
               </w:rPr>
               <w:t xml:space="preserve"> as 3 over 3</w:t>
             </w:r>
-            <w:del w:id="9192" w:author="Claude (AI) - proposed" w:date="2026-10-15T02:49:52Z">
+            <w:del w:id="9192" w:author="Claude (AI) - proposed" w:date="2026-10-18T00:26:07Z">
               <w:r>
                 <w:rPr>
                   <w:rFonts w:ascii="Arial" w:cs="Arial" w:eastAsia="Arial" w:hAnsi="Arial"/>
@@ -23148,7 +23148,7 @@
                 <w:delText xml:space="preserve"> for top and</w:delText>
               </w:r>
             </w:del>
-            <w:ins w:id="9193" w:author="Claude (AI) - proposed" w:date="2026-10-15T02:49:52Z">
+            <w:ins w:id="9193" w:author="Claude (AI) - proposed" w:date="2026-10-18T00:26:07Z">
               <w:r>
                 <w:rPr>
                   <w:rFonts w:ascii="Arial" w:cs="Arial" w:eastAsia="Arial" w:hAnsi="Arial"/>
@@ -23176,7 +23176,7 @@
               </w:rPr>
               <w:t xml:space="preserve"> bottom, and </w:t>
             </w:r>
-            <w:del w:id="9194" w:author="Claude (AI) - proposed" w:date="2026-10-15T02:49:52Z">
+            <w:del w:id="9194" w:author="Claude (AI) - proposed" w:date="2026-10-18T00:26:07Z">
               <w:r>
                 <w:rPr>
                   <w:rFonts w:ascii="Arial" w:cs="Arial" w:eastAsia="Arial" w:hAnsi="Arial"/>
@@ -23191,7 +23191,7 @@
                 <w:delText xml:space="preserve">multiply</w:delText>
               </w:r>
             </w:del>
-            <w:ins w:id="9195" w:author="Claude (AI) - proposed" w:date="2026-10-15T02:49:52Z">
+            <w:ins w:id="9195" w:author="Claude (AI) - proposed" w:date="2026-10-18T00:26:07Z">
               <w:r>
                 <w:rPr>
                   <w:rFonts w:ascii="Arial" w:cs="Arial" w:eastAsia="Arial" w:hAnsi="Arial"/>
@@ -23219,7 +23219,7 @@
               </w:rPr>
               <w:t xml:space="preserve"> by 2 for both sides of the </w:t>
             </w:r>
-            <w:del w:id="9196" w:author="Claude (AI) - proposed" w:date="2026-10-15T02:49:52Z">
+            <w:del w:id="9196" w:author="Claude (AI) - proposed" w:date="2026-10-18T00:26:07Z">
               <w:r>
                 <w:rPr>
                   <w:rFonts w:ascii="Arial" w:cs="Arial" w:eastAsia="Arial" w:hAnsi="Arial"/>
@@ -23234,7 +23234,7 @@
                 <w:delText xml:space="preserve">jaw.'</w:delText>
               </w:r>
             </w:del>
-            <w:ins w:id="9197" w:author="Claude (AI) - proposed" w:date="2026-10-15T02:49:52Z">
+            <w:ins w:id="9197" w:author="Claude (AI) - proposed" w:date="2026-10-18T00:26:07Z">
               <w:r>
                 <w:rPr>
                   <w:rFonts w:ascii="Arial" w:cs="Arial" w:eastAsia="Arial" w:hAnsi="Arial"/>
@@ -23328,7 +23328,7 @@
               </w:rPr>
               <w:t xml:space="preserve">Collect and spot-check 6 Comparison Tables. Observable indicator: learner correctly calculates at least 2 of 3 dental formulae AND their 3-sentence claim explicitly names a tooth type, connects it to food texture or type, and references the structure-function theme. Red flag: a claim that only says 'lions have sharp teeth for eating meat' without naming the specific tooth type (canine/carnassial) or explaining the mechanical function.</w:t>
             </w:r>
-            <w:ins w:id="9198" w:author="Claude (AI) - proposed" w:date="2026-10-15T02:49:52Z">
+            <w:ins w:id="9198" w:author="Claude (AI) - proposed" w:date="2026-10-18T00:26:07Z">
               <w:r>
                 <w:rPr>
                   <w:rFonts w:ascii="Arial" w:cs="Arial" w:eastAsia="Arial" w:hAnsi="Arial"/>
@@ -23416,7 +23416,7 @@
               <w:spacing w:after="10" w:before="0"/>
               <w:ind w:left="120"/>
             </w:pPr>
-            <w:hyperlink w:history="1" r:id="rIdukyusu3_0wkpzowomu_au">
+            <w:hyperlink w:history="1" r:id="rIdk45qxvuvgcagk_j81x8mv">
               <w:r>
                 <w:rPr>
                   <w:rFonts w:ascii="Arial" w:cs="Arial" w:eastAsia="Arial" w:hAnsi="Arial"/>
@@ -23493,7 +23493,7 @@
               <w:spacing w:after="10" w:before="0"/>
               <w:ind w:left="120"/>
             </w:pPr>
-            <w:hyperlink w:history="1" r:id="rIdqxz1tcya8s8vul4m-3lb6">
+            <w:hyperlink w:history="1" r:id="rIdkqxiylq6jm6oxuiri8noe">
               <w:r>
                 <w:rPr>
                   <w:rFonts w:ascii="Arial" w:cs="Arial" w:eastAsia="Arial" w:hAnsi="Arial"/>
@@ -23725,7 +23725,7 @@
               <w:spacing w:after="10" w:before="0"/>
               <w:ind w:left="120"/>
             </w:pPr>
-            <w:hyperlink w:history="1" r:id="rIdz_wlmunbdic-7wtjlhsfp">
+            <w:hyperlink w:history="1" r:id="rIdqke3q954pgyfbiiwujb_y">
               <w:r>
                 <w:rPr>
                   <w:rFonts w:ascii="Arial" w:cs="Arial" w:eastAsia="Arial" w:hAnsi="Arial"/>
@@ -23802,7 +23802,7 @@
               <w:spacing w:after="10" w:before="0"/>
               <w:ind w:left="120"/>
             </w:pPr>
-            <w:hyperlink w:history="1" r:id="rIdjeny-g_54qrgdicx17mp4">
+            <w:hyperlink w:history="1" r:id="rIdligz_w03jje7mlf6hbawu">
               <w:r>
                 <w:rPr>
                   <w:rFonts w:ascii="Arial" w:cs="Arial" w:eastAsia="Arial" w:hAnsi="Arial"/>
@@ -24342,7 +24342,7 @@
         </w:rPr>
         <w:t xml:space="preserve">© 2026 SeaVuria and ARES. Aligned with KICD objectives. Developed by SeaVuria; technical implementation by ARES (with AI assistance from Claude). Licensed under </w:t>
       </w:r>
-      <w:hyperlink w:history="1" r:id="rIdvjowalxibfn0cydzuhral">
+      <w:hyperlink w:history="1" r:id="rIdhaocww6tspfrbs3lyy36c">
         <w:r>
           <w:rPr>
             <w:rFonts w:ascii="Arial" w:cs="Arial" w:eastAsia="Arial" w:hAnsi="Arial"/>
@@ -24363,7 +24363,7 @@
         </w:rPr>
         <w:t xml:space="preserve"> (</w:t>
       </w:r>
-      <w:hyperlink w:history="1" r:id="rIdvjawzzy7lyzsdbeguptxe">
+      <w:hyperlink w:history="1" r:id="rIdv-rvc9ancj0zee-caneti">
         <w:r>
           <w:rPr>
             <w:rFonts w:ascii="Arial" w:cs="Arial" w:eastAsia="Arial" w:hAnsi="Arial"/>
@@ -25403,7 +25403,7 @@
             <w:pPr>
               <w:spacing w:after="20" w:before="0"/>
             </w:pPr>
-            <w:hyperlink w:history="1" r:id="rIdolmr3reoo5jdzeawewjcm">
+            <w:hyperlink w:history="1" r:id="rIdpnmq6x1jkjyzgw1kd6g04">
               <w:r>
                 <w:rPr>
                   <w:rFonts w:ascii="Arial" w:cs="Arial" w:eastAsia="Arial" w:hAnsi="Arial"/>
@@ -25436,7 +25436,7 @@
               <w:spacing w:after="10" w:before="0"/>
               <w:ind w:left="120"/>
             </w:pPr>
-            <w:hyperlink w:history="1" r:id="rIdpcg6acmiuxma1hssqwjeo">
+            <w:hyperlink w:history="1" r:id="rIdqyy3yn8ntuphx8zte309q">
               <w:r>
                 <w:rPr>
                   <w:rFonts w:ascii="Arial" w:cs="Arial" w:eastAsia="Arial" w:hAnsi="Arial"/>
@@ -25481,7 +25481,7 @@
             <w:pPr>
               <w:spacing w:after="20" w:before="0"/>
             </w:pPr>
-            <w:hyperlink w:history="1" r:id="rIdudjl4gufxmfuvduftk3jm">
+            <w:hyperlink w:history="1" r:id="rId1rbcztkulojzxctruf9wa">
               <w:r>
                 <w:rPr>
                   <w:rFonts w:ascii="Arial" w:cs="Arial" w:eastAsia="Arial" w:hAnsi="Arial"/>
@@ -25514,7 +25514,7 @@
               <w:spacing w:after="10" w:before="0"/>
               <w:ind w:left="120"/>
             </w:pPr>
-            <w:hyperlink w:history="1" r:id="rIdf9dsmnj9xlclnyzsgxspn">
+            <w:hyperlink w:history="1" r:id="rIdcesxibsipklyyh95mhzh5">
               <w:r>
                 <w:rPr>
                   <w:rFonts w:ascii="Arial" w:cs="Arial" w:eastAsia="Arial" w:hAnsi="Arial"/>
@@ -25714,7 +25714,7 @@
             <w:pPr>
               <w:spacing w:after="20" w:before="0"/>
             </w:pPr>
-            <w:hyperlink w:history="1" r:id="rIdjhva_jdjtn8hswbiqdck_">
+            <w:hyperlink w:history="1" r:id="rIdpb0eoprgssliwvufkolfv">
               <w:r>
                 <w:rPr>
                   <w:rFonts w:ascii="Arial" w:cs="Arial" w:eastAsia="Arial" w:hAnsi="Arial"/>
@@ -25747,7 +25747,7 @@
               <w:spacing w:after="10" w:before="0"/>
               <w:ind w:left="120"/>
             </w:pPr>
-            <w:hyperlink w:history="1" r:id="rIdegszkkt6wtktrhpj71x8q">
+            <w:hyperlink w:history="1" r:id="rIdmu8ksrb_ostbsnayif1mm">
               <w:r>
                 <w:rPr>
                   <w:rFonts w:ascii="Arial" w:cs="Arial" w:eastAsia="Arial" w:hAnsi="Arial"/>
@@ -25792,7 +25792,7 @@
             <w:pPr>
               <w:spacing w:after="20" w:before="0"/>
             </w:pPr>
-            <w:hyperlink w:history="1" r:id="rId8wytjcarsrj1jmmsliefu">
+            <w:hyperlink w:history="1" r:id="rIdwybdfilsyd7dugaoeqkpl">
               <w:r>
                 <w:rPr>
                   <w:rFonts w:ascii="Arial" w:cs="Arial" w:eastAsia="Arial" w:hAnsi="Arial"/>
@@ -25825,7 +25825,7 @@
               <w:spacing w:after="10" w:before="0"/>
               <w:ind w:left="120"/>
             </w:pPr>
-            <w:hyperlink w:history="1" r:id="rIdjmxzchldrioaqb-rux3m1">
+            <w:hyperlink w:history="1" r:id="rIdwuikq64rdye1nxeyxkayd">
               <w:r>
                 <w:rPr>
                   <w:rFonts w:ascii="Arial" w:cs="Arial" w:eastAsia="Arial" w:hAnsi="Arial"/>
@@ -25903,7 +25903,7 @@
               </w:rPr>
               <w:t xml:space="preserve">Distribute kits and say: 'Your job is to build a life-sized model of YOUR digestive system — the one inside you right now. Lay each piece on the floor in order. You have 10 minutes to assemble and label. Use your reference sheet and what you already know.' [Allow 10 minutes of group assembly. Circulate and ask probing questions: 'Why is the small intestine so much longer than the large intestine?', 'What does the balloon represent about the stomach?', 'Where exactly does the starch from the ugali get broken down?' — WAIT 12 seconds after each question before accepting responses.] After labelling: 'Now send your transport observer on a journey. The clay ball is a bolus of ugali. Narrate what happens at each station — the whole group must agree on the narration before moving to the next organ. You have </w:t>
             </w:r>
-            <w:del w:id="9199" w:author="Claude (AI) - proposed" w:date="2026-10-15T02:49:52Z">
+            <w:del w:id="9199" w:author="Claude (AI) - proposed" w:date="2026-10-18T00:26:07Z">
               <w:r>
                 <w:rPr>
                   <w:rFonts w:ascii="Arial" w:cs="Arial" w:eastAsia="Arial" w:hAnsi="Arial"/>
@@ -25918,7 +25918,7 @@
                 <w:delText xml:space="preserve">12</w:delText>
               </w:r>
             </w:del>
-            <w:ins w:id="9200" w:author="Claude (AI) - proposed" w:date="2026-10-15T02:49:52Z">
+            <w:ins w:id="9200" w:author="Claude (AI) - proposed" w:date="2026-10-18T00:26:07Z">
               <w:r>
                 <w:rPr>
                   <w:rFonts w:ascii="Arial" w:cs="Arial" w:eastAsia="Arial" w:hAnsi="Arial"/>
@@ -25946,7 +25946,7 @@
               </w:rPr>
               <w:t xml:space="preserve"> minutes.' [Circulate, listen for accuracy, note errors for class discussion.] After activity: cold-call 2 groups to present one organ each and explain its role. Ask: 'Group 3 — Chebet's group — tell us what happens in the small intestine specifically to the starch from the ugali. Give us the enzyme, the product, and where the product goes.' [WAIT 15 seconds.] Affirm accurate science; gently correct errors using: 'What does your reference sheet say about that? Let's check together.'</w:t>
             </w:r>
-            <w:ins w:id="9201" w:author="Claude (AI) - proposed" w:date="2026-10-15T02:49:52Z">
+            <w:ins w:id="9201" w:author="Claude (AI) - proposed" w:date="2026-10-18T00:26:07Z">
               <w:r>
                 <w:rPr>
                   <w:rFonts w:ascii="Arial" w:cs="Arial" w:eastAsia="Arial" w:hAnsi="Arial"/>
@@ -26083,7 +26083,7 @@
             <w:pPr>
               <w:spacing w:after="20" w:before="0"/>
             </w:pPr>
-            <w:hyperlink w:history="1" r:id="rIdou4zp5yv1xkstqrumulua">
+            <w:hyperlink w:history="1" r:id="rIdlnswxvpoxzeaqxrtmwvno">
               <w:r>
                 <w:rPr>
                   <w:rFonts w:ascii="Arial" w:cs="Arial" w:eastAsia="Arial" w:hAnsi="Arial"/>
@@ -26132,7 +26132,7 @@
               <w:spacing w:after="10" w:before="0"/>
               <w:ind w:left="120"/>
             </w:pPr>
-            <w:hyperlink w:history="1" r:id="rIdbnatpet8itre8ciu0nv89">
+            <w:hyperlink w:history="1" r:id="rIdtyfe_hnquh-qgw2sxdv_i">
               <w:r>
                 <w:rPr>
                   <w:rFonts w:ascii="Arial" w:cs="Arial" w:eastAsia="Arial" w:hAnsi="Arial"/>
@@ -26177,7 +26177,7 @@
             <w:pPr>
               <w:spacing w:after="20" w:before="0"/>
             </w:pPr>
-            <w:hyperlink w:history="1" r:id="rIdrwq4wfosw8bmss191okjs">
+            <w:hyperlink w:history="1" r:id="rIdsgibmd-aqf95-dgdu9ycq">
               <w:r>
                 <w:rPr>
                   <w:rFonts w:ascii="Arial" w:cs="Arial" w:eastAsia="Arial" w:hAnsi="Arial"/>
@@ -26210,7 +26210,7 @@
               <w:spacing w:after="10" w:before="0"/>
               <w:ind w:left="120"/>
             </w:pPr>
-            <w:hyperlink w:history="1" r:id="rId7epy8zzymgr54dhgnvlqq">
+            <w:hyperlink w:history="1" r:id="rIdr4_e6bohsa5p6dp7vsysp">
               <w:r>
                 <w:rPr>
                   <w:rFonts w:ascii="Arial" w:cs="Arial" w:eastAsia="Arial" w:hAnsi="Arial"/>
@@ -26255,7 +26255,7 @@
               </w:rPr>
               <w:t xml:space="preserve">The class reconvenes. Learners individually complete a 'Meal Journey Table' in their notebooks with columns: Organ | What happens to ugali (starch) here | What happens to sukuma wiki (fibre, vitamins, iron) here | What enters the blood here. They then participate in a class discussion connecting the digestive system back to the anchoring phenomenon. The teacher projects the phenomenon image (mosquito biting a learner in Kakamega) and asks: 'The mosquito injects its proboscis and draws blood directly into its gut — it bypasses the chewing and swallowing steps you just modelled, although it must still chemically digest the blood proteins in its gut. Why </w:t>
             </w:r>
-            <w:del w:id="9202" w:author="Claude (AI) - proposed" w:date="2026-10-15T02:49:52Z">
+            <w:del w:id="9202" w:author="Claude (AI) - proposed" w:date="2026-10-18T00:26:07Z">
               <w:r>
                 <w:rPr>
                   <w:rFonts w:ascii="Arial" w:cs="Arial" w:eastAsia="Arial" w:hAnsi="Arial"/>
@@ -26270,7 +26270,7 @@
                 <w:delText xml:space="preserve">might blood be the perfect food to drink directly, without needing a long digestive system</w:delText>
               </w:r>
             </w:del>
-            <w:ins w:id="9203" w:author="Claude (AI) - proposed" w:date="2026-10-15T02:49:52Z">
+            <w:ins w:id="9203" w:author="Claude (AI) - proposed" w:date="2026-10-18T00:26:07Z">
               <w:r>
                 <w:rPr>
                   <w:rFonts w:ascii="Arial" w:cs="Arial" w:eastAsia="Arial" w:hAnsi="Arial"/>
@@ -26331,7 +26331,7 @@
               </w:rPr>
               <w:t xml:space="preserve">Transition by saying: 'Close your models — leave them on the desk. Open your notebooks. You now have 5 minutes to complete the Meal Journey Table independently. Use your labelled model and reference sheet.' [Allow 5 minutes of silent individual writing. Circulate and note who is struggling with the distinction between digestion and absorption.] After 5 minutes, project the mosquito phenomenon image: 'Let us connect this to our big question. A mosquito bypasses your mouth, your oesophagus, your stomach — it drinks </w:t>
             </w:r>
-            <w:ins w:id="9204" w:author="Claude (AI) - proposed" w:date="2026-10-15T02:49:52Z">
+            <w:ins w:id="9204" w:author="Claude (AI) - proposed" w:date="2026-10-18T00:26:07Z">
               <w:r>
                 <w:rPr>
                   <w:rFonts w:ascii="Arial" w:cs="Arial" w:eastAsia="Arial" w:hAnsi="Arial"/>
@@ -26359,7 +26359,7 @@
               </w:rPr>
               <w:t xml:space="preserve">blood, which is </w:t>
             </w:r>
-            <w:del w:id="9205" w:author="Claude (AI) - proposed" w:date="2026-10-15T02:49:52Z">
+            <w:del w:id="9205" w:author="Claude (AI) - proposed" w:date="2026-10-18T00:26:07Z">
               <w:r>
                 <w:rPr>
                   <w:rFonts w:ascii="Arial" w:cs="Arial" w:eastAsia="Arial" w:hAnsi="Arial"/>
@@ -26374,7 +26374,7 @@
                 <w:delText xml:space="preserve">already full of dissolved nutrients like glucose, amino acids, and proteins</w:delText>
               </w:r>
             </w:del>
-            <w:ins w:id="9206" w:author="Claude (AI) - proposed" w:date="2026-10-15T02:49:52Z">
+            <w:ins w:id="9206" w:author="Claude (AI) - proposed" w:date="2026-10-18T00:26:07Z">
               <w:r>
                 <w:rPr>
                   <w:rFonts w:ascii="Arial" w:cs="Arial" w:eastAsia="Arial" w:hAnsi="Arial"/>
@@ -26402,7 +26402,7 @@
               </w:rPr>
               <w:t xml:space="preserve">. Based on what you just built — </w:t>
             </w:r>
-            <w:del w:id="9207" w:author="Claude (AI) - proposed" w:date="2026-10-15T02:49:52Z">
+            <w:del w:id="9207" w:author="Claude (AI) - proposed" w:date="2026-10-18T00:26:07Z">
               <w:r>
                 <w:rPr>
                   <w:rFonts w:ascii="Arial" w:cs="Arial" w:eastAsia="Arial" w:hAnsi="Arial"/>
@@ -26417,7 +26417,7 @@
                 <w:delText xml:space="preserve">WHY does a mosquito not need a long digestive system like yours?'</w:delText>
               </w:r>
             </w:del>
-            <w:ins w:id="9208" w:author="Claude (AI) - proposed" w:date="2026-10-15T02:49:52Z">
+            <w:ins w:id="9208" w:author="Claude (AI) - proposed" w:date="2026-10-18T00:26:07Z">
               <w:r>
                 <w:rPr>
                   <w:rFonts w:ascii="Arial" w:cs="Arial" w:eastAsia="Arial" w:hAnsi="Arial"/>
@@ -26511,7 +26511,7 @@
               </w:rPr>
               <w:t xml:space="preserve">Observable indicator: Each learner's CER statement (a) uses at least one organ name correctly, (b) references a specific nutrient from ugali or sukuma wiki (starch/glucose, iron, vitamin C, fibre), and (c) connects to the concept of structure–function. Collect CER statements as an exit artefact. Use a 3-point rubric: 1 = claim only, no evidence or reasoning; 2 = claim + evidence but reasoning is incomplete; 3 = all three elements present and connected. Target score: ≥80% of learners at level 2 or above before Lesson 8.</w:t>
             </w:r>
-            <w:ins w:id="9209" w:author="Claude (AI) - proposed" w:date="2026-10-15T02:49:52Z">
+            <w:ins w:id="9209" w:author="Claude (AI) - proposed" w:date="2026-10-18T00:26:07Z">
               <w:r>
                 <w:rPr>
                   <w:rFonts w:ascii="Arial" w:cs="Arial" w:eastAsia="Arial" w:hAnsi="Arial"/>
@@ -26582,7 +26582,7 @@
             <w:pPr>
               <w:spacing w:after="20" w:before="0"/>
             </w:pPr>
-            <w:hyperlink w:history="1" r:id="rIdauzawf3vmwx0_url6qsd9">
+            <w:hyperlink w:history="1" r:id="rIdaaqcktdggeatsopbplb3d">
               <w:r>
                 <w:rPr>
                   <w:rFonts w:ascii="Arial" w:cs="Arial" w:eastAsia="Arial" w:hAnsi="Arial"/>
@@ -26615,7 +26615,7 @@
               <w:spacing w:after="10" w:before="0"/>
               <w:ind w:left="120"/>
             </w:pPr>
-            <w:hyperlink w:history="1" r:id="rIdagsh13yizmsdbkskj5ahu">
+            <w:hyperlink w:history="1" r:id="rIddn1xmdrrf6vl2vuphar2l">
               <w:r>
                 <w:rPr>
                   <w:rFonts w:ascii="Arial" w:cs="Arial" w:eastAsia="Arial" w:hAnsi="Arial"/>
@@ -26660,7 +26660,7 @@
             <w:pPr>
               <w:spacing w:after="20" w:before="0"/>
             </w:pPr>
-            <w:hyperlink w:history="1" r:id="rIdx3jkytxig-hs2gntn4zob">
+            <w:hyperlink w:history="1" r:id="rIdy6enl1zlmu4tatwygrv6k">
               <w:r>
                 <w:rPr>
                   <w:rFonts w:ascii="Arial" w:cs="Arial" w:eastAsia="Arial" w:hAnsi="Arial"/>
@@ -26693,7 +26693,7 @@
               <w:spacing w:after="10" w:before="0"/>
               <w:ind w:left="120"/>
             </w:pPr>
-            <w:hyperlink w:history="1" r:id="rIdabmfvdlhwt_iz6_wdkmnp">
+            <w:hyperlink w:history="1" r:id="rId_zdm0v9ewcvgovbxmzjma">
               <w:r>
                 <w:rPr>
                   <w:rFonts w:ascii="Arial" w:cs="Arial" w:eastAsia="Arial" w:hAnsi="Arial"/>
@@ -26738,7 +26738,7 @@
               </w:rPr>
               <w:t xml:space="preserve">Groups return to the class Driving Question Board (a large display maintained since Lesson 1). Each group is given two sticky notes: one GREEN ('Evidence we now have') and one ORANGE ('New questions this lesson raised'). Groups write their contributions and physically place them on the DQB under the relevant driving question. The teacher facilitates a </w:t>
             </w:r>
-            <w:del w:id="9210" w:author="Claude (AI) - proposed" w:date="2026-10-15T02:49:52Z">
+            <w:del w:id="9210" w:author="Claude (AI) - proposed" w:date="2026-10-18T00:26:07Z">
               <w:r>
                 <w:rPr>
                   <w:rFonts w:ascii="Arial" w:cs="Arial" w:eastAsia="Arial" w:hAnsi="Arial"/>
@@ -26753,7 +26753,7 @@
                 <w:delText xml:space="preserve">5</w:delText>
               </w:r>
             </w:del>
-            <w:ins w:id="9211" w:author="Claude (AI) - proposed" w:date="2026-10-15T02:49:52Z">
+            <w:ins w:id="9211" w:author="Claude (AI) - proposed" w:date="2026-10-18T00:26:07Z">
               <w:r>
                 <w:rPr>
                   <w:rFonts w:ascii="Arial" w:cs="Arial" w:eastAsia="Arial" w:hAnsi="Arial"/>
@@ -26936,7 +26936,7 @@
             <w:pPr>
               <w:spacing w:after="20" w:before="0"/>
             </w:pPr>
-            <w:hyperlink w:history="1" r:id="rId-ruyxpx3ggdpymtyyhlyd">
+            <w:hyperlink w:history="1" r:id="rIdddspeqg9ewyaohut5uaiq">
               <w:r>
                 <w:rPr>
                   <w:rFonts w:ascii="Arial" w:cs="Arial" w:eastAsia="Arial" w:hAnsi="Arial"/>
@@ -26969,7 +26969,7 @@
               <w:spacing w:after="10" w:before="0"/>
               <w:ind w:left="120"/>
             </w:pPr>
-            <w:hyperlink w:history="1" r:id="rIdlc8nkolyr_saoyeqbu9co">
+            <w:hyperlink w:history="1" r:id="rIdr7x5iscxivsjhhaj9jw7p">
               <w:r>
                 <w:rPr>
                   <w:rFonts w:ascii="Arial" w:cs="Arial" w:eastAsia="Arial" w:hAnsi="Arial"/>
@@ -27014,7 +27014,7 @@
             <w:pPr>
               <w:spacing w:after="20" w:before="0"/>
             </w:pPr>
-            <w:hyperlink w:history="1" r:id="rIdgohah56oimt5msrtuq-gy">
+            <w:hyperlink w:history="1" r:id="rIdcleo6bblxafsq_nmtzvjy">
               <w:r>
                 <w:rPr>
                   <w:rFonts w:ascii="Arial" w:cs="Arial" w:eastAsia="Arial" w:hAnsi="Arial"/>
@@ -27063,7 +27063,7 @@
               <w:spacing w:after="10" w:before="0"/>
               <w:ind w:left="120"/>
             </w:pPr>
-            <w:hyperlink w:history="1" r:id="rIdem51yo4kgslj790wqyw7k">
+            <w:hyperlink w:history="1" r:id="rId87logb5hnbkzpqln3bcx2">
               <w:r>
                 <w:rPr>
                   <w:rFonts w:ascii="Arial" w:cs="Arial" w:eastAsia="Arial" w:hAnsi="Arial"/>
@@ -27141,7 +27141,7 @@
               </w:rPr>
               <w:t xml:space="preserve">Say: 'Take out your cumulative Animal Nutrition Model — the one you have been adding to since Lesson 1. Today we add the inside story: the human digestive system. Add a new panel to your model. Label at least 6 organs, show where the starch from ugali is broken down and absorbed, and draw at least ONE explicit connection — with an arrow and a label — between a human digestive structure and an animal mouthpart we studied earlier. You have 10 minutes.' [Allow 10 minutes of group work. Circulate and prompt: 'Can you connect the villi of the small intestine to anything we saw in the flamingo's beak? Both increase surface area — can you show that?' WAIT 12 seconds. Prompt further: 'Where does the iron from the sukuma wiki get absorbed? Show that on your model.'] After 10 minutes: 'Swap models with the group next to you. Give one piece of written feedback using the sentence stem on the board. You have 3 minutes.' [After peer feedback, instruct groups to retrieve their own model and note the feedback received.] Close the lesson: 'In Lesson 8, we will </w:t>
             </w:r>
-            <w:del w:id="9212" w:author="Claude (AI) - proposed" w:date="2026-10-15T02:49:52Z">
+            <w:del w:id="9212" w:author="Claude (AI) - proposed" w:date="2026-10-18T00:26:07Z">
               <w:r>
                 <w:rPr>
                   <w:rFonts w:ascii="Arial" w:cs="Arial" w:eastAsia="Arial" w:hAnsi="Arial"/>
@@ -27156,7 +27156,7 @@
                 <w:delText xml:space="preserve">investigate</w:delText>
               </w:r>
             </w:del>
-            <w:ins w:id="9213" w:author="Claude (AI) - proposed" w:date="2026-10-15T02:49:52Z">
+            <w:ins w:id="9213" w:author="Claude (AI) - proposed" w:date="2026-10-18T00:26:07Z">
               <w:r>
                 <w:rPr>
                   <w:rFonts w:ascii="Arial" w:cs="Arial" w:eastAsia="Arial" w:hAnsi="Arial"/>
@@ -27184,7 +27184,7 @@
               </w:rPr>
               <w:t xml:space="preserve"> what happens when </w:t>
             </w:r>
-            <w:del w:id="9214" w:author="Claude (AI) - proposed" w:date="2026-10-15T02:49:52Z">
+            <w:del w:id="9214" w:author="Claude (AI) - proposed" w:date="2026-10-18T00:26:07Z">
               <w:r>
                 <w:rPr>
                   <w:rFonts w:ascii="Arial" w:cs="Arial" w:eastAsia="Arial" w:hAnsi="Arial"/>
@@ -27199,7 +27199,7 @@
                 <w:delText xml:space="preserve">the digestive system does not get the right nutrients — we will look at nutritional deficiency diseases common in Kenya</w:delText>
               </w:r>
             </w:del>
-            <w:ins w:id="9215" w:author="Claude (AI) - proposed" w:date="2026-10-15T02:49:52Z">
+            <w:ins w:id="9215" w:author="Claude (AI) - proposed" w:date="2026-10-18T00:26:07Z">
               <w:r>
                 <w:rPr>
                   <w:rFonts w:ascii="Arial" w:cs="Arial" w:eastAsia="Arial" w:hAnsi="Arial"/>
@@ -27388,7 +27388,7 @@
               </w:rPr>
               <w:t xml:space="preserve">After the lesson, reflect on the following questions and record your responses in your professional journal: (1) Did learners make the conceptual leap from external feeding structures (mouthparts) to internal processing (digestion and absorption)? Which groups struggled with this connection, and what scaffolding would help in Lesson 8? (2) How accurate were learners' physical models — did groups correctly sequence all organs, and were there recurring errors (e.g., placing the large intestine before the small intestine, or omitting the liver/pancreas)? How will you address these gaps? (3) Review the CER statements collected as exit artefacts — what percentage reached level 2 or above on the rubric? Identify 3–5 learners whose reasoning was incomplete and plan a targeted check-in at the start of Lesson 8. (4) Review the ORANGE sticky notes on the DQB — do any learner questions signal readiness to explore </w:t>
             </w:r>
-            <w:del w:id="9216" w:author="Claude (AI) - proposed" w:date="2026-10-15T02:49:52Z">
+            <w:del w:id="9216" w:author="Claude (AI) - proposed" w:date="2026-10-18T00:26:07Z">
               <w:r>
                 <w:rPr>
                   <w:rFonts w:ascii="Arial" w:cs="Arial" w:eastAsia="Arial" w:hAnsi="Arial"/>
@@ -27403,7 +27403,7 @@
                 <w:delText xml:space="preserve">nutritional deficiency diseases</w:delText>
               </w:r>
             </w:del>
-            <w:ins w:id="9217" w:author="Claude (AI) - proposed" w:date="2026-10-15T02:49:52Z">
+            <w:ins w:id="9217" w:author="Claude (AI) - proposed" w:date="2026-10-18T00:26:07Z">
               <w:r>
                 <w:rPr>
                   <w:rFonts w:ascii="Arial" w:cs="Arial" w:eastAsia="Arial" w:hAnsi="Arial"/>
@@ -27431,7 +27431,7 @@
               </w:rPr>
               <w:t xml:space="preserve"> (Lesson 8) or absorption </w:t>
             </w:r>
-            <w:del w:id="9218" w:author="Claude (AI) - proposed" w:date="2026-10-15T02:49:52Z">
+            <w:del w:id="9218" w:author="Claude (AI) - proposed" w:date="2026-10-18T00:26:07Z">
               <w:r>
                 <w:rPr>
                   <w:rFonts w:ascii="Arial" w:cs="Arial" w:eastAsia="Arial" w:hAnsi="Arial"/>
@@ -27446,7 +27446,7 @@
                 <w:delText xml:space="preserve">mechanisms</w:delText>
               </w:r>
             </w:del>
-            <w:ins w:id="9219" w:author="Claude (AI) - proposed" w:date="2026-10-15T02:49:52Z">
+            <w:ins w:id="9219" w:author="Claude (AI) - proposed" w:date="2026-10-18T00:26:07Z">
               <w:r>
                 <w:rPr>
                   <w:rFonts w:ascii="Arial" w:cs="Arial" w:eastAsia="Arial" w:hAnsi="Arial"/>
@@ -27474,7 +27474,7 @@
               </w:rPr>
               <w:t xml:space="preserve"> in greater depth? Use these questions as entry points for </w:t>
             </w:r>
-            <w:del w:id="9220" w:author="Claude (AI) - proposed" w:date="2026-10-15T02:49:52Z">
+            <w:del w:id="9220" w:author="Claude (AI) - proposed" w:date="2026-10-18T00:26:07Z">
               <w:r>
                 <w:rPr>
                   <w:rFonts w:ascii="Arial" w:cs="Arial" w:eastAsia="Arial" w:hAnsi="Arial"/>
@@ -27489,7 +27489,7 @@
                 <w:delText xml:space="preserve">Lesson 8's predict phase</w:delText>
               </w:r>
             </w:del>
-            <w:ins w:id="9221" w:author="Claude (AI) - proposed" w:date="2026-10-15T02:49:52Z">
+            <w:ins w:id="9221" w:author="Claude (AI) - proposed" w:date="2026-10-18T00:26:07Z">
               <w:r>
                 <w:rPr>
                   <w:rFonts w:ascii="Arial" w:cs="Arial" w:eastAsia="Arial" w:hAnsi="Arial"/>
@@ -27783,7 +27783,7 @@
               </w:rPr>
               <w:t xml:space="preserve">Just as the mosquito's proboscis, the grasshopper's mandibles, and the flamingo's lamellae are external structures adapted to obtain specific foods, the human digestive system is a set of internal structures adapted to process and extract nutrients from a varied diet. The mosquito </w:t>
             </w:r>
-            <w:del w:id="9222" w:author="Claude (AI) - proposed" w:date="2026-10-15T02:49:52Z">
+            <w:del w:id="9222" w:author="Claude (AI) - proposed" w:date="2026-10-18T00:26:07Z">
               <w:r>
                 <w:rPr>
                   <w:rFonts w:ascii="Arial" w:cs="Arial" w:eastAsia="Arial" w:hAnsi="Arial"/>
@@ -27798,7 +27798,7 @@
                 <w:delText xml:space="preserve">bypasses the need for a complex digestive system</w:delText>
               </w:r>
             </w:del>
-            <w:ins w:id="9223" w:author="Claude (AI) - proposed" w:date="2026-10-15T02:49:52Z">
+            <w:ins w:id="9223" w:author="Claude (AI) - proposed" w:date="2026-10-18T00:26:07Z">
               <w:r>
                 <w:rPr>
                   <w:rFonts w:ascii="Arial" w:cs="Arial" w:eastAsia="Arial" w:hAnsi="Arial"/>
@@ -27826,7 +27826,7 @@
               </w:rPr>
               <w:t xml:space="preserve"> because blood is </w:t>
             </w:r>
-            <w:del w:id="9224" w:author="Claude (AI) - proposed" w:date="2026-10-15T02:49:52Z">
+            <w:del w:id="9224" w:author="Claude (AI) - proposed" w:date="2026-10-18T00:26:07Z">
               <w:r>
                 <w:rPr>
                   <w:rFonts w:ascii="Arial" w:cs="Arial" w:eastAsia="Arial" w:hAnsi="Arial"/>
@@ -27841,7 +27841,7 @@
                 <w:delText xml:space="preserve">already nutrient-rich and dissolved — but</w:delText>
               </w:r>
             </w:del>
-            <w:ins w:id="9225" w:author="Claude (AI) - proposed" w:date="2026-10-15T02:49:52Z">
+            <w:ins w:id="9225" w:author="Claude (AI) - proposed" w:date="2026-10-18T00:26:07Z">
               <w:r>
                 <w:rPr>
                   <w:rFonts w:ascii="Arial" w:cs="Arial" w:eastAsia="Arial" w:hAnsi="Arial"/>
@@ -27869,7 +27869,7 @@
               </w:rPr>
               <w:t xml:space="preserve"> a human eating ugali and sukuma wiki needs a multi-organ system to </w:t>
             </w:r>
-            <w:ins w:id="9226" w:author="Claude (AI) - proposed" w:date="2026-10-15T02:49:52Z">
+            <w:ins w:id="9226" w:author="Claude (AI) - proposed" w:date="2026-10-18T00:26:07Z">
               <w:r>
                 <w:rPr>
                   <w:rFonts w:ascii="Arial" w:cs="Arial" w:eastAsia="Arial" w:hAnsi="Arial"/>
@@ -27897,7 +27897,7 @@
               </w:rPr>
               <w:t xml:space="preserve">chemically break down </w:t>
             </w:r>
-            <w:del w:id="9227" w:author="Claude (AI) - proposed" w:date="2026-10-15T02:49:52Z">
+            <w:del w:id="9227" w:author="Claude (AI) - proposed" w:date="2026-10-18T00:26:07Z">
               <w:r>
                 <w:rPr>
                   <w:rFonts w:ascii="Arial" w:cs="Arial" w:eastAsia="Arial" w:hAnsi="Arial"/>
@@ -27912,7 +27912,7 @@
                 <w:delText xml:space="preserve">complex carbohydrates, proteins, and fibre</w:delText>
               </w:r>
             </w:del>
-            <w:ins w:id="9228" w:author="Claude (AI) - proposed" w:date="2026-10-15T02:49:52Z">
+            <w:ins w:id="9228" w:author="Claude (AI) - proposed" w:date="2026-10-18T00:26:07Z">
               <w:r>
                 <w:rPr>
                   <w:rFonts w:ascii="Arial" w:cs="Arial" w:eastAsia="Arial" w:hAnsi="Arial"/>
@@ -27940,7 +27940,7 @@
               </w:rPr>
               <w:t xml:space="preserve"> before nutrients can enter the blood</w:t>
             </w:r>
-            <w:ins w:id="9229" w:author="Claude (AI) - proposed" w:date="2026-10-15T02:49:52Z">
+            <w:ins w:id="9229" w:author="Claude (AI) - proposed" w:date="2026-10-18T00:26:07Z">
               <w:r>
                 <w:rPr>
                   <w:rFonts w:ascii="Arial" w:cs="Arial" w:eastAsia="Arial" w:hAnsi="Arial"/>
@@ -27988,7 +27988,7 @@
         </w:rPr>
         <w:t xml:space="preserve">© 2026 SeaVuria and ARES. Aligned with KICD objectives. Developed by SeaVuria; technical implementation by ARES (with AI assistance from Claude). Licensed under </w:t>
       </w:r>
-      <w:hyperlink w:history="1" r:id="rIddu4xzm6symr9f1wqhsgmc">
+      <w:hyperlink w:history="1" r:id="rIdaqtsf7-ebbowkp6bwfybs">
         <w:r>
           <w:rPr>
             <w:rFonts w:ascii="Arial" w:cs="Arial" w:eastAsia="Arial" w:hAnsi="Arial"/>
@@ -28009,7 +28009,7 @@
         </w:rPr>
         <w:t xml:space="preserve"> (</w:t>
       </w:r>
-      <w:hyperlink w:history="1" r:id="rIdgrvoo3bkk9ko6aovesypp">
+      <w:hyperlink w:history="1" r:id="rId_q3ahrovqkzobflpjqfju">
         <w:r>
           <w:rPr>
             <w:rFonts w:ascii="Arial" w:cs="Arial" w:eastAsia="Arial" w:hAnsi="Arial"/>
@@ -28666,7 +28666,7 @@
               </w:rPr>
               <w:t xml:space="preserve">Learners should not swallow Benedict's reagent or iodine solution. Boiling water in the Benedict's test must be handled by the teacher or a responsible adult. All test tubes must be held with a cloth or test-tube holder. </w:t>
             </w:r>
-            <w:del w:id="9230" w:author="Claude (AI) - proposed" w:date="2026-10-15T02:49:52Z">
+            <w:del w:id="9230" w:author="Claude (AI) - proposed" w:date="2026-10-18T00:26:07Z">
               <w:r>
                 <w:rPr>
                   <w:rFonts w:ascii="Arial" w:cs="Arial" w:eastAsia="Arial" w:hAnsi="Arial"/>
@@ -28681,7 +28681,7 @@
                 <w:delText xml:space="preserve">Learners with known latex allergies should not handle rubber tubing</w:delText>
               </w:r>
             </w:del>
-            <w:ins w:id="9231" w:author="Claude (AI) - proposed" w:date="2026-10-15T02:49:52Z">
+            <w:ins w:id="9231" w:author="Claude (AI) - proposed" w:date="2026-10-18T00:26:07Z">
               <w:r>
                 <w:rPr>
                   <w:rFonts w:ascii="Arial" w:cs="Arial" w:eastAsia="Arial" w:hAnsi="Arial"/>
@@ -29092,7 +29092,7 @@
             <w:pPr>
               <w:spacing w:after="20" w:before="0"/>
             </w:pPr>
-            <w:hyperlink w:history="1" r:id="rIdwx0qbypci1rhlcq9ydgej">
+            <w:hyperlink w:history="1" r:id="rId9fyqulejh1pm3hlocsyhr">
               <w:r>
                 <w:rPr>
                   <w:rFonts w:ascii="Arial" w:cs="Arial" w:eastAsia="Arial" w:hAnsi="Arial"/>
@@ -29141,7 +29141,7 @@
               <w:spacing w:after="10" w:before="0"/>
               <w:ind w:left="120"/>
             </w:pPr>
-            <w:hyperlink w:history="1" r:id="rIdl88gr2pfgep4ajkauubmq">
+            <w:hyperlink w:history="1" r:id="rIdxh8grbyobhu0ck8acn-ey">
               <w:r>
                 <w:rPr>
                   <w:rFonts w:ascii="Arial" w:cs="Arial" w:eastAsia="Arial" w:hAnsi="Arial"/>
@@ -29186,7 +29186,7 @@
             <w:pPr>
               <w:spacing w:after="20" w:before="0"/>
             </w:pPr>
-            <w:hyperlink w:history="1" r:id="rIdfsihvuqhqpfo_2xwjpvtj">
+            <w:hyperlink w:history="1" r:id="rIdp_g4nokgajr3eamqipp_v">
               <w:r>
                 <w:rPr>
                   <w:rFonts w:ascii="Arial" w:cs="Arial" w:eastAsia="Arial" w:hAnsi="Arial"/>
@@ -29219,7 +29219,7 @@
               <w:spacing w:after="10" w:before="0"/>
               <w:ind w:left="120"/>
             </w:pPr>
-            <w:hyperlink w:history="1" r:id="rId6z9fvapammxcyro1mqeei">
+            <w:hyperlink w:history="1" r:id="rId59qa1n8xgxwl65zwnf4wy">
               <w:r>
                 <w:rPr>
                   <w:rFonts w:ascii="Arial" w:cs="Arial" w:eastAsia="Arial" w:hAnsi="Arial"/>
@@ -29297,7 +29297,7 @@
               </w:rPr>
               <w:t xml:space="preserve">Before distributing ugali, the teacher connects to the previous lesson: 'In Lesson 7 we traced our ugali meal from mouth to large intestine. We said amylase in saliva begins breaking down starch. Today we are going to FEEL that happening in our own mouths.' Distribute samples. 'Chew slowly — do not swallow — and pay attention to your tongue.' Set a two-minute timer visibly. After spitting: 'Write your prediction now. I want you to be specific — what colour do you think iodine will turn on the unchewed sample? What about the chewed sample?' WAIT TIME: Allow </w:t>
             </w:r>
-            <w:del w:id="9232" w:author="Claude (AI) - proposed" w:date="2026-10-15T02:49:52Z">
+            <w:del w:id="9232" w:author="Claude (AI) - proposed" w:date="2026-10-18T00:26:07Z">
               <w:r>
                 <w:rPr>
                   <w:rFonts w:ascii="Arial" w:cs="Arial" w:eastAsia="Arial" w:hAnsi="Arial"/>
@@ -29312,7 +29312,7 @@
                 <w:delText xml:space="preserve">90</w:delText>
               </w:r>
             </w:del>
-            <w:ins w:id="9233" w:author="Claude (AI) - proposed" w:date="2026-10-15T02:49:52Z">
+            <w:ins w:id="9233" w:author="Claude (AI) - proposed" w:date="2026-10-18T00:26:07Z">
               <w:r>
                 <w:rPr>
                   <w:rFonts w:ascii="Arial" w:cs="Arial" w:eastAsia="Arial" w:hAnsi="Arial"/>
@@ -29340,7 +29340,7 @@
               </w:rPr>
               <w:t xml:space="preserve"> seconds of silent writing before taking responses. Prompt reluctant predictors: '</w:t>
             </w:r>
-            <w:del w:id="9234" w:author="Claude (AI) - proposed" w:date="2026-10-15T02:49:52Z">
+            <w:del w:id="9234" w:author="Claude (AI) - proposed" w:date="2026-10-18T00:26:07Z">
               <w:r>
                 <w:rPr>
                   <w:rFonts w:ascii="Arial" w:cs="Arial" w:eastAsia="Arial" w:hAnsi="Arial"/>
@@ -29355,7 +29355,7 @@
                 <w:delText xml:space="preserve">Think back to the iodine test we discussed in Lesson 7 — what does iodine do</w:delText>
               </w:r>
             </w:del>
-            <w:ins w:id="9235" w:author="Claude (AI) - proposed" w:date="2026-10-15T02:49:52Z">
+            <w:ins w:id="9235" w:author="Claude (AI) - proposed" w:date="2026-10-18T00:26:07Z">
               <w:r>
                 <w:rPr>
                   <w:rFonts w:ascii="Arial" w:cs="Arial" w:eastAsia="Arial" w:hAnsi="Arial"/>
@@ -29383,7 +29383,7 @@
               </w:rPr>
               <w:t xml:space="preserve"> when starch is present</w:t>
             </w:r>
-            <w:ins w:id="9236" w:author="Claude (AI) - proposed" w:date="2026-10-15T02:49:52Z">
+            <w:ins w:id="9236" w:author="Claude (AI) - proposed" w:date="2026-10-18T00:26:07Z">
               <w:r>
                 <w:rPr>
                   <w:rFonts w:ascii="Arial" w:cs="Arial" w:eastAsia="Arial" w:hAnsi="Arial"/>
@@ -29533,7 +29533,7 @@
             <w:pPr>
               <w:spacing w:after="20" w:before="0"/>
             </w:pPr>
-            <w:hyperlink w:history="1" r:id="rId323qkndfcyg3o684r2apj">
+            <w:hyperlink w:history="1" r:id="rIde-xkt3zaw5i8ynhgxtj7c">
               <w:r>
                 <w:rPr>
                   <w:rFonts w:ascii="Arial" w:cs="Arial" w:eastAsia="Arial" w:hAnsi="Arial"/>
@@ -29582,7 +29582,7 @@
               <w:spacing w:after="10" w:before="0"/>
               <w:ind w:left="120"/>
             </w:pPr>
-            <w:hyperlink w:history="1" r:id="rIdxlkbdczrcnusvq-6rrnux">
+            <w:hyperlink w:history="1" r:id="rIdqp8z2qc8_l_j5q_lsgvhy">
               <w:r>
                 <w:rPr>
                   <w:rFonts w:ascii="Arial" w:cs="Arial" w:eastAsia="Arial" w:hAnsi="Arial"/>
@@ -29627,7 +29627,7 @@
             <w:pPr>
               <w:spacing w:after="20" w:before="0"/>
             </w:pPr>
-            <w:hyperlink w:history="1" r:id="rId5ynm298qhdogstco3yu9i">
+            <w:hyperlink w:history="1" r:id="rIdb8g1462i1rbc9nyi6mhan">
               <w:r>
                 <w:rPr>
                   <w:rFonts w:ascii="Arial" w:cs="Arial" w:eastAsia="Arial" w:hAnsi="Arial"/>
@@ -29660,7 +29660,7 @@
               <w:spacing w:after="10" w:before="0"/>
               <w:ind w:left="120"/>
             </w:pPr>
-            <w:hyperlink w:history="1" r:id="rIdxavr88mcny8w_q4ob-o5w">
+            <w:hyperlink w:history="1" r:id="rIdvzjcid3kghicc-1xljxv4">
               <w:r>
                 <w:rPr>
                   <w:rFonts w:ascii="Arial" w:cs="Arial" w:eastAsia="Arial" w:hAnsi="Arial"/>
@@ -29705,7 +29705,7 @@
               </w:rPr>
               <w:t xml:space="preserve">Groups of four set up four labelled test tubes: (A) unchewed ugali suspension in water, (B) chewed ugali suspension in water, (C) unchewed ugali with iodine drops added directly, (D) chewed ugali with iodine drops added directly. For the Benedict's test, the teacher (or a designated learner under supervision) </w:t>
             </w:r>
-            <w:del w:id="9237" w:author="Claude (AI) - proposed" w:date="2026-10-15T02:49:52Z">
+            <w:del w:id="9237" w:author="Claude (AI) - proposed" w:date="2026-10-18T00:26:07Z">
               <w:r>
                 <w:rPr>
                   <w:rFonts w:ascii="Arial" w:cs="Arial" w:eastAsia="Arial" w:hAnsi="Arial"/>
@@ -29720,7 +29720,7 @@
                 <w:delText xml:space="preserve">places</w:delText>
               </w:r>
             </w:del>
-            <w:ins w:id="9238" w:author="Claude (AI) - proposed" w:date="2026-10-15T02:49:52Z">
+            <w:ins w:id="9238" w:author="Claude (AI) - proposed" w:date="2026-10-18T00:26:07Z">
               <w:r>
                 <w:rPr>
                   <w:rFonts w:ascii="Arial" w:cs="Arial" w:eastAsia="Arial" w:hAnsi="Arial"/>
@@ -29748,7 +29748,7 @@
               </w:rPr>
               <w:t xml:space="preserve"> tubes A and B </w:t>
             </w:r>
-            <w:del w:id="9239" w:author="Claude (AI) - proposed" w:date="2026-10-15T02:49:52Z">
+            <w:del w:id="9239" w:author="Claude (AI) - proposed" w:date="2026-10-18T00:26:07Z">
               <w:r>
                 <w:rPr>
                   <w:rFonts w:ascii="Arial" w:cs="Arial" w:eastAsia="Arial" w:hAnsi="Arial"/>
@@ -29763,7 +29763,7 @@
                 <w:delText xml:space="preserve">into</w:delText>
               </w:r>
             </w:del>
-            <w:ins w:id="9240" w:author="Claude (AI) - proposed" w:date="2026-10-15T02:49:52Z">
+            <w:ins w:id="9240" w:author="Claude (AI) - proposed" w:date="2026-10-18T00:26:07Z">
               <w:r>
                 <w:rPr>
                   <w:rFonts w:ascii="Arial" w:cs="Arial" w:eastAsia="Arial" w:hAnsi="Arial"/>
@@ -29791,7 +29791,7 @@
               </w:rPr>
               <w:t xml:space="preserve"> a hot-water bath (</w:t>
             </w:r>
-            <w:del w:id="9241" w:author="Claude (AI) - proposed" w:date="2026-10-15T02:49:52Z">
+            <w:del w:id="9241" w:author="Claude (AI) - proposed" w:date="2026-10-18T00:26:07Z">
               <w:r>
                 <w:rPr>
                   <w:rFonts w:ascii="Arial" w:cs="Arial" w:eastAsia="Arial" w:hAnsi="Arial"/>
@@ -29806,7 +29806,7 @@
                 <w:delText xml:space="preserve">approximately 80</w:delText>
               </w:r>
             </w:del>
-            <w:ins w:id="9242" w:author="Claude (AI) - proposed" w:date="2026-10-15T02:49:52Z">
+            <w:ins w:id="9242" w:author="Claude (AI) - proposed" w:date="2026-10-18T00:26:07Z">
               <w:r>
                 <w:rPr>
                   <w:rFonts w:ascii="Arial" w:cs="Arial" w:eastAsia="Arial" w:hAnsi="Arial"/>
@@ -29834,7 +29834,7 @@
               </w:rPr>
               <w:t xml:space="preserve"> degrees Celsius in a beaker on a jiko or electric hot plate)</w:t>
             </w:r>
-            <w:del w:id="9243" w:author="Claude (AI) - proposed" w:date="2026-10-15T02:49:52Z">
+            <w:del w:id="9243" w:author="Claude (AI) - proposed" w:date="2026-10-18T00:26:07Z">
               <w:r>
                 <w:rPr>
                   <w:rFonts w:ascii="Arial" w:cs="Arial" w:eastAsia="Arial" w:hAnsi="Arial"/>
@@ -29849,7 +29849,7 @@
                 <w:delText xml:space="preserve"> and</w:delText>
               </w:r>
             </w:del>
-            <w:ins w:id="9244" w:author="Claude (AI) - proposed" w:date="2026-10-15T02:49:52Z">
+            <w:ins w:id="9244" w:author="Claude (AI) - proposed" w:date="2026-10-18T00:26:07Z">
               <w:r>
                 <w:rPr>
                   <w:rFonts w:ascii="Arial" w:cs="Arial" w:eastAsia="Arial" w:hAnsi="Arial"/>
@@ -29877,7 +29877,7 @@
               </w:rPr>
               <w:t xml:space="preserve"> learners observe colour changes after </w:t>
             </w:r>
-            <w:del w:id="9245" w:author="Claude (AI) - proposed" w:date="2026-10-15T02:49:52Z">
+            <w:del w:id="9245" w:author="Claude (AI) - proposed" w:date="2026-10-18T00:26:07Z">
               <w:r>
                 <w:rPr>
                   <w:rFonts w:ascii="Arial" w:cs="Arial" w:eastAsia="Arial" w:hAnsi="Arial"/>
@@ -29892,7 +29892,7 @@
                 <w:delText xml:space="preserve">three minutes</w:delText>
               </w:r>
             </w:del>
-            <w:ins w:id="9246" w:author="Claude (AI) - proposed" w:date="2026-10-15T02:49:52Z">
+            <w:ins w:id="9246" w:author="Claude (AI) - proposed" w:date="2026-10-18T00:26:07Z">
               <w:r>
                 <w:rPr>
                   <w:rFonts w:ascii="Arial" w:cs="Arial" w:eastAsia="Arial" w:hAnsi="Arial"/>
@@ -29920,7 +29920,7 @@
               </w:rPr>
               <w:t xml:space="preserve">. For the iodine test, learners add two drops of iodine solution to tubes C and D and record colour immediately. Learners complete a results table in their notebooks with columns: Sample, Test Used, Colour Before, Colour After, Interpretation. The teacher then shows a prepared diagram (or projected image) of the digestive system and, using coloured chalk or markers, adds labels showing where amylase (mouth and small intestine), pepsin (stomach), and lipase (small intestine) act. Learners </w:t>
             </w:r>
-            <w:del w:id="9247" w:author="Claude (AI) - proposed" w:date="2026-10-15T02:49:52Z">
+            <w:del w:id="9247" w:author="Claude (AI) - proposed" w:date="2026-10-18T00:26:07Z">
               <w:r>
                 <w:rPr>
                   <w:rFonts w:ascii="Arial" w:cs="Arial" w:eastAsia="Arial" w:hAnsi="Arial"/>
@@ -29935,7 +29935,7 @@
                 <w:delText xml:space="preserve">copy the annotated diagram</w:delText>
               </w:r>
             </w:del>
-            <w:ins w:id="9248" w:author="Claude (AI) - proposed" w:date="2026-10-15T02:49:52Z">
+            <w:ins w:id="9248" w:author="Claude (AI) - proposed" w:date="2026-10-18T00:26:07Z">
               <w:r>
                 <w:rPr>
                   <w:rFonts w:ascii="Arial" w:cs="Arial" w:eastAsia="Arial" w:hAnsi="Arial"/>
@@ -29996,7 +29996,7 @@
               </w:rPr>
               <w:t xml:space="preserve">Teacher demonstrates the Benedict's test procedure before learners begin, emphasising the hot-water bath safety protocol. 'I am placing these tubes into hot water — not boiling — and I will handle them. You will observe and record.' While waiting for colour changes, teacher poses a focusing question: 'While we wait, look at your iodine results already. Tube C versus Tube D — what do you see and what does that tell you about starch in the chewed sample?' WAIT TIME: 60 seconds silent observation before discussion. When Benedict's results appear: 'What does the </w:t>
             </w:r>
-            <w:del w:id="9249" w:author="Claude (AI) - proposed" w:date="2026-10-15T02:49:52Z">
+            <w:del w:id="9249" w:author="Claude (AI) - proposed" w:date="2026-10-18T00:26:07Z">
               <w:r>
                 <w:rPr>
                   <w:rFonts w:ascii="Arial" w:cs="Arial" w:eastAsia="Arial" w:hAnsi="Arial"/>
@@ -30011,7 +30011,7 @@
                 <w:delText xml:space="preserve">brick-red</w:delText>
               </w:r>
             </w:del>
-            <w:ins w:id="9250" w:author="Claude (AI) - proposed" w:date="2026-10-15T02:49:52Z">
+            <w:ins w:id="9250" w:author="Claude (AI) - proposed" w:date="2026-10-18T00:26:07Z">
               <w:r>
                 <w:rPr>
                   <w:rFonts w:ascii="Arial" w:cs="Arial" w:eastAsia="Arial" w:hAnsi="Arial"/>
@@ -30039,7 +30039,7 @@
               </w:rPr>
               <w:t xml:space="preserve"> colour in tube B tell us</w:t>
             </w:r>
-            <w:del w:id="9251" w:author="Claude (AI) - proposed" w:date="2026-10-15T02:49:52Z">
+            <w:del w:id="9251" w:author="Claude (AI) - proposed" w:date="2026-10-18T00:26:07Z">
               <w:r>
                 <w:rPr>
                   <w:rFonts w:ascii="Arial" w:cs="Arial" w:eastAsia="Arial" w:hAnsi="Arial"/>
@@ -30054,7 +30054,7 @@
                 <w:delText xml:space="preserve">? What does the blue colour</w:delText>
               </w:r>
             </w:del>
-            <w:ins w:id="9252" w:author="Claude (AI) - proposed" w:date="2026-10-15T02:49:52Z">
+            <w:ins w:id="9252" w:author="Claude (AI) - proposed" w:date="2026-10-18T00:26:07Z">
               <w:r>
                 <w:rPr>
                   <w:rFonts w:ascii="Arial" w:cs="Arial" w:eastAsia="Arial" w:hAnsi="Arial"/>
@@ -30082,7 +30082,7 @@
               </w:rPr>
               <w:t xml:space="preserve"> in tube A</w:t>
             </w:r>
-            <w:del w:id="9253" w:author="Claude (AI) - proposed" w:date="2026-10-15T02:49:52Z">
+            <w:del w:id="9253" w:author="Claude (AI) - proposed" w:date="2026-10-18T00:26:07Z">
               <w:r>
                 <w:rPr>
                   <w:rFonts w:ascii="Arial" w:cs="Arial" w:eastAsia="Arial" w:hAnsi="Arial"/>
@@ -30097,7 +30097,7 @@
                 <w:delText xml:space="preserve"> tell us</w:delText>
               </w:r>
             </w:del>
-            <w:ins w:id="9254" w:author="Claude (AI) - proposed" w:date="2026-10-15T02:49:52Z">
+            <w:ins w:id="9254" w:author="Claude (AI) - proposed" w:date="2026-10-18T00:26:07Z">
               <w:r>
                 <w:rPr>
                   <w:rFonts w:ascii="Arial" w:cs="Arial" w:eastAsia="Arial" w:hAnsi="Arial"/>
@@ -30191,7 +30191,7 @@
               </w:rPr>
               <w:t xml:space="preserve">Teacher checks results tables as learners write. Key indicators: (1) tube </w:t>
             </w:r>
-            <w:del w:id="9255" w:author="Claude (AI) - proposed" w:date="2026-10-15T02:49:52Z">
+            <w:del w:id="9255" w:author="Claude (AI) - proposed" w:date="2026-10-18T00:26:07Z">
               <w:r>
                 <w:rPr>
                   <w:rFonts w:ascii="Arial" w:cs="Arial" w:eastAsia="Arial" w:hAnsi="Arial"/>
@@ -30206,7 +30206,7 @@
                 <w:delText xml:space="preserve">A iodine</w:delText>
               </w:r>
             </w:del>
-            <w:ins w:id="9256" w:author="Claude (AI) - proposed" w:date="2026-10-15T02:49:52Z">
+            <w:ins w:id="9256" w:author="Claude (AI) - proposed" w:date="2026-10-18T00:26:07Z">
               <w:r>
                 <w:rPr>
                   <w:rFonts w:ascii="Arial" w:cs="Arial" w:eastAsia="Arial" w:hAnsi="Arial"/>
@@ -30234,7 +30234,7 @@
               </w:rPr>
               <w:t xml:space="preserve"> = blue-black (starch present), tube D iodine </w:t>
             </w:r>
-            <w:del w:id="9257" w:author="Claude (AI) - proposed" w:date="2026-10-15T02:49:52Z">
+            <w:del w:id="9257" w:author="Claude (AI) - proposed" w:date="2026-10-18T00:26:07Z">
               <w:r>
                 <w:rPr>
                   <w:rFonts w:ascii="Arial" w:cs="Arial" w:eastAsia="Arial" w:hAnsi="Arial"/>
@@ -30249,7 +30249,7 @@
                 <w:delText xml:space="preserve">= yellow-brown (starch mostly absent or reduced</w:delText>
               </w:r>
             </w:del>
-            <w:ins w:id="9258" w:author="Claude (AI) - proposed" w:date="2026-10-15T02:49:52Z">
+            <w:ins w:id="9258" w:author="Claude (AI) - proposed" w:date="2026-10-18T00:26:07Z">
               <w:r>
                 <w:rPr>
                   <w:rFonts w:ascii="Arial" w:cs="Arial" w:eastAsia="Arial" w:hAnsi="Arial"/>
@@ -30277,7 +30277,7 @@
               </w:rPr>
               <w:t xml:space="preserve"> after chewing); (2) tube B Benedict's </w:t>
             </w:r>
-            <w:del w:id="9259" w:author="Claude (AI) - proposed" w:date="2026-10-15T02:49:52Z">
+            <w:del w:id="9259" w:author="Claude (AI) - proposed" w:date="2026-10-18T00:26:07Z">
               <w:r>
                 <w:rPr>
                   <w:rFonts w:ascii="Arial" w:cs="Arial" w:eastAsia="Arial" w:hAnsi="Arial"/>
@@ -30292,7 +30292,7 @@
                 <w:delText xml:space="preserve">= brick-red</w:delText>
               </w:r>
             </w:del>
-            <w:ins w:id="9260" w:author="Claude (AI) - proposed" w:date="2026-10-15T02:49:52Z">
+            <w:ins w:id="9260" w:author="Claude (AI) - proposed" w:date="2026-10-18T00:26:07Z">
               <w:r>
                 <w:rPr>
                   <w:rFonts w:ascii="Arial" w:cs="Arial" w:eastAsia="Arial" w:hAnsi="Arial"/>
@@ -30320,7 +30320,7 @@
               </w:rPr>
               <w:t xml:space="preserve"> or orange (reducing sugar present), tube A Benedict's </w:t>
             </w:r>
-            <w:ins w:id="9261" w:author="Claude (AI) - proposed" w:date="2026-10-15T02:49:52Z">
+            <w:ins w:id="9261" w:author="Claude (AI) - proposed" w:date="2026-10-18T00:26:07Z">
               <w:r>
                 <w:rPr>
                   <w:rFonts w:ascii="Arial" w:cs="Arial" w:eastAsia="Arial" w:hAnsi="Arial"/>
@@ -30348,7 +30348,7 @@
               </w:rPr>
               <w:t xml:space="preserve">= remains blue </w:t>
             </w:r>
-            <w:del w:id="9262" w:author="Claude (AI) - proposed" w:date="2026-10-15T02:49:52Z">
+            <w:del w:id="9262" w:author="Claude (AI) - proposed" w:date="2026-10-18T00:26:07Z">
               <w:r>
                 <w:rPr>
                   <w:rFonts w:ascii="Arial" w:cs="Arial" w:eastAsia="Arial" w:hAnsi="Arial"/>
@@ -30363,7 +30363,7 @@
                 <w:delText xml:space="preserve">(</w:delText>
               </w:r>
             </w:del>
-            <w:ins w:id="9263" w:author="Claude (AI) - proposed" w:date="2026-10-15T02:49:52Z">
+            <w:ins w:id="9263" w:author="Claude (AI) - proposed" w:date="2026-10-18T00:26:07Z">
               <w:r>
                 <w:rPr>
                   <w:rFonts w:ascii="Arial" w:cs="Arial" w:eastAsia="Arial" w:hAnsi="Arial"/>
@@ -30447,7 +30447,7 @@
             <w:pPr>
               <w:spacing w:after="20" w:before="0"/>
             </w:pPr>
-            <w:hyperlink w:history="1" r:id="rIdswh6hcti2rvnbqhohyiie">
+            <w:hyperlink w:history="1" r:id="rIdc8afv3pizo7acd-eldlh_">
               <w:r>
                 <w:rPr>
                   <w:rFonts w:ascii="Arial" w:cs="Arial" w:eastAsia="Arial" w:hAnsi="Arial"/>
@@ -30496,7 +30496,7 @@
               <w:spacing w:after="10" w:before="0"/>
               <w:ind w:left="120"/>
             </w:pPr>
-            <w:hyperlink w:history="1" r:id="rIdvrpzpcxixnhqrdrueqabi">
+            <w:hyperlink w:history="1" r:id="rIdy5jrb5wkbsv4evqovvtpd">
               <w:r>
                 <w:rPr>
                   <w:rFonts w:ascii="Arial" w:cs="Arial" w:eastAsia="Arial" w:hAnsi="Arial"/>
@@ -30541,7 +30541,7 @@
             <w:pPr>
               <w:spacing w:after="20" w:before="0"/>
             </w:pPr>
-            <w:hyperlink w:history="1" r:id="rIdrxucrtmejlx76dgp2vjw3">
+            <w:hyperlink w:history="1" r:id="rIdkggzhfp-fcodxsbksvdin">
               <w:r>
                 <w:rPr>
                   <w:rFonts w:ascii="Arial" w:cs="Arial" w:eastAsia="Arial" w:hAnsi="Arial"/>
@@ -30574,7 +30574,7 @@
               <w:spacing w:after="10" w:before="0"/>
               <w:ind w:left="120"/>
             </w:pPr>
-            <w:hyperlink w:history="1" r:id="rIddb4cagg0nzq6qwzwluwbx">
+            <w:hyperlink w:history="1" r:id="rIdyyb534zo1ejbp-vdjhgrz">
               <w:r>
                 <w:rPr>
                   <w:rFonts w:ascii="Arial" w:cs="Arial" w:eastAsia="Arial" w:hAnsi="Arial"/>
@@ -30619,7 +30619,7 @@
               </w:rPr>
               <w:t xml:space="preserve">Learners use their results table as evidence to construct a written explanation answering: 'What caused the sweet taste when you chewed ugali?' The explanation must name the enzyme, name the substrate, name the product, and state where in the digestive system the reaction occurred. The teacher then guides a class discussion extending to pepsin and lipase: learners receive a two-column reference card showing Enzyme / Location / Substrate / Product for all three enzymes and use it to answer three guided questions in their notebooks: (1) A person with no pepsin in their stomach eats nyama choma — what problem will they experience in digesting the protein? (2) Lipase breaks down fats from avocado into fatty acids and glycerol — where does this happen and why is it important? (3) A mosquito</w:t>
             </w:r>
-            <w:del w:id="9264" w:author="Claude (AI) - proposed" w:date="2026-10-15T02:49:52Z">
+            <w:del w:id="9264" w:author="Claude (AI) - proposed" w:date="2026-10-18T00:26:07Z">
               <w:r>
                 <w:rPr>
                   <w:rFonts w:ascii="Arial" w:cs="Arial" w:eastAsia="Arial" w:hAnsi="Arial"/>
@@ -30634,7 +30634,7 @@
                 <w:delText xml:space="preserve"> injects saliva containing anticoagulants into your blood — this saliva contains enzymes. How is this similar to what happens in your digestive system?</w:delText>
               </w:r>
             </w:del>
-            <w:ins w:id="9265" w:author="Claude (AI) - proposed" w:date="2026-10-15T02:49:52Z">
+            <w:ins w:id="9265" w:author="Claude (AI) - proposed" w:date="2026-10-18T00:26:07Z">
               <w:r>
                 <w:rPr>
                   <w:rFonts w:ascii="Arial" w:cs="Arial" w:eastAsia="Arial" w:hAnsi="Arial"/>
@@ -30695,7 +30695,7 @@
               </w:rPr>
               <w:t xml:space="preserve">Teacher opens the Explain phase by returning to the predictions on the board: 'Let us check your predictions against your evidence. Who predicted the chewed ugali would test positive for sugar? What is your evidence? Can you name the enzyme responsible?' After guided question 3, the teacher explicitly connects to the anchoring phenomenon: 'A mosquito</w:t>
             </w:r>
-            <w:del w:id="9266" w:author="Claude (AI) - proposed" w:date="2026-10-15T02:49:52Z">
+            <w:del w:id="9266" w:author="Claude (AI) - proposed" w:date="2026-10-18T00:26:07Z">
               <w:r>
                 <w:rPr>
                   <w:rFonts w:ascii="Arial" w:cs="Arial" w:eastAsia="Arial" w:hAnsi="Arial"/>
@@ -30710,7 +30710,7 @@
                 <w:delText xml:space="preserve"> uses</w:delText>
               </w:r>
             </w:del>
-            <w:ins w:id="9267" w:author="Claude (AI) - proposed" w:date="2026-10-15T02:49:52Z">
+            <w:ins w:id="9267" w:author="Claude (AI) - proposed" w:date="2026-10-18T00:26:07Z">
               <w:r>
                 <w:rPr>
                   <w:rFonts w:ascii="Arial" w:cs="Arial" w:eastAsia="Arial" w:hAnsi="Arial"/>
@@ -30738,7 +30738,7 @@
               </w:rPr>
               <w:t xml:space="preserve"> enzymes in its </w:t>
             </w:r>
-            <w:del w:id="9268" w:author="Claude (AI) - proposed" w:date="2026-10-15T02:49:52Z">
+            <w:del w:id="9268" w:author="Claude (AI) - proposed" w:date="2026-10-18T00:26:07Z">
               <w:r>
                 <w:rPr>
                   <w:rFonts w:ascii="Arial" w:cs="Arial" w:eastAsia="Arial" w:hAnsi="Arial"/>
@@ -30753,7 +30753,7 @@
                 <w:delText xml:space="preserve">saliva just like you use amylase in yours</w:delText>
               </w:r>
             </w:del>
-            <w:ins w:id="9269" w:author="Claude (AI) - proposed" w:date="2026-10-15T02:49:52Z">
+            <w:ins w:id="9269" w:author="Claude (AI) - proposed" w:date="2026-10-18T00:26:07Z">
               <w:r>
                 <w:rPr>
                   <w:rFonts w:ascii="Arial" w:cs="Arial" w:eastAsia="Arial" w:hAnsi="Arial"/>
@@ -30781,7 +30781,7 @@
               </w:rPr>
               <w:t xml:space="preserve">. Both are molecular tools </w:t>
             </w:r>
-            <w:del w:id="9270" w:author="Claude (AI) - proposed" w:date="2026-10-15T02:49:52Z">
+            <w:del w:id="9270" w:author="Claude (AI) - proposed" w:date="2026-10-18T00:26:07Z">
               <w:r>
                 <w:rPr>
                   <w:rFonts w:ascii="Arial" w:cs="Arial" w:eastAsia="Arial" w:hAnsi="Arial"/>
@@ -30796,7 +30796,7 @@
                 <w:delText xml:space="preserve">adapted</w:delText>
               </w:r>
             </w:del>
-            <w:ins w:id="9271" w:author="Claude (AI) - proposed" w:date="2026-10-15T02:49:52Z">
+            <w:ins w:id="9271" w:author="Claude (AI) - proposed" w:date="2026-10-18T00:26:07Z">
               <w:r>
                 <w:rPr>
                   <w:rFonts w:ascii="Arial" w:cs="Arial" w:eastAsia="Arial" w:hAnsi="Arial"/>
@@ -30824,7 +30824,7 @@
               </w:rPr>
               <w:t xml:space="preserve"> to a specific </w:t>
             </w:r>
-            <w:del w:id="9272" w:author="Claude (AI) - proposed" w:date="2026-10-15T02:49:52Z">
+            <w:del w:id="9272" w:author="Claude (AI) - proposed" w:date="2026-10-18T00:26:07Z">
               <w:r>
                 <w:rPr>
                   <w:rFonts w:ascii="Arial" w:cs="Arial" w:eastAsia="Arial" w:hAnsi="Arial"/>
@@ -30839,7 +30839,7 @@
                 <w:delText xml:space="preserve">feeding need</w:delText>
               </w:r>
             </w:del>
-            <w:ins w:id="9273" w:author="Claude (AI) - proposed" w:date="2026-10-15T02:49:52Z">
+            <w:ins w:id="9273" w:author="Claude (AI) - proposed" w:date="2026-10-18T00:26:07Z">
               <w:r>
                 <w:rPr>
                   <w:rFonts w:ascii="Arial" w:cs="Arial" w:eastAsia="Arial" w:hAnsi="Arial"/>
@@ -30867,7 +30867,7 @@
               </w:rPr>
               <w:t xml:space="preserve"> — one for blood</w:t>
             </w:r>
-            <w:ins w:id="9274" w:author="Claude (AI) - proposed" w:date="2026-10-15T02:49:52Z">
+            <w:ins w:id="9274" w:author="Claude (AI) - proposed" w:date="2026-10-18T00:26:07Z">
               <w:r>
                 <w:rPr>
                   <w:rFonts w:ascii="Arial" w:cs="Arial" w:eastAsia="Arial" w:hAnsi="Arial"/>
@@ -31017,7 +31017,7 @@
             <w:pPr>
               <w:spacing w:after="20" w:before="0"/>
             </w:pPr>
-            <w:hyperlink w:history="1" r:id="rIdnwmoxevvhw0a9c2l3seno">
+            <w:hyperlink w:history="1" r:id="rId5y59kcia2mgei0my8fcbz">
               <w:r>
                 <w:rPr>
                   <w:rFonts w:ascii="Arial" w:cs="Arial" w:eastAsia="Arial" w:hAnsi="Arial"/>
@@ -31066,7 +31066,7 @@
               <w:spacing w:after="10" w:before="0"/>
               <w:ind w:left="120"/>
             </w:pPr>
-            <w:hyperlink w:history="1" r:id="rIdiw9gsrn9smnbifyzo7a7r">
+            <w:hyperlink w:history="1" r:id="rIdnu7uf-a89jqmd25eeuoz_">
               <w:r>
                 <w:rPr>
                   <w:rFonts w:ascii="Arial" w:cs="Arial" w:eastAsia="Arial" w:hAnsi="Arial"/>
@@ -31111,7 +31111,7 @@
             <w:pPr>
               <w:spacing w:after="20" w:before="0"/>
             </w:pPr>
-            <w:hyperlink w:history="1" r:id="rIdj2evs5lbd29vta3cxrlms">
+            <w:hyperlink w:history="1" r:id="rIdk_yr3w8swsnxotsepvtjz">
               <w:r>
                 <w:rPr>
                   <w:rFonts w:ascii="Arial" w:cs="Arial" w:eastAsia="Arial" w:hAnsi="Arial"/>
@@ -31144,7 +31144,7 @@
               <w:spacing w:after="10" w:before="0"/>
               <w:ind w:left="120"/>
             </w:pPr>
-            <w:hyperlink w:history="1" r:id="rIdc-dl_fn8zrgsqashydcfj">
+            <w:hyperlink w:history="1" r:id="rId4fndvey5j3a6whbmn9vpm">
               <w:r>
                 <w:rPr>
                   <w:rFonts w:ascii="Arial" w:cs="Arial" w:eastAsia="Arial" w:hAnsi="Arial"/>
@@ -31344,7 +31344,7 @@
             <w:pPr>
               <w:spacing w:after="20" w:before="0"/>
             </w:pPr>
-            <w:hyperlink w:history="1" r:id="rIdeltfpjrzpgocim9t_nk8u">
+            <w:hyperlink w:history="1" r:id="rIdbncuu4jq7usfasp3e1o4s">
               <w:r>
                 <w:rPr>
                   <w:rFonts w:ascii="Arial" w:cs="Arial" w:eastAsia="Arial" w:hAnsi="Arial"/>
@@ -31393,7 +31393,7 @@
               <w:spacing w:after="10" w:before="0"/>
               <w:ind w:left="120"/>
             </w:pPr>
-            <w:hyperlink w:history="1" r:id="rIdydazyimmemboruagtweob">
+            <w:hyperlink w:history="1" r:id="rIdexcngbrefufepyslioipj">
               <w:r>
                 <w:rPr>
                   <w:rFonts w:ascii="Arial" w:cs="Arial" w:eastAsia="Arial" w:hAnsi="Arial"/>
@@ -31438,7 +31438,7 @@
             <w:pPr>
               <w:spacing w:after="20" w:before="0"/>
             </w:pPr>
-            <w:hyperlink w:history="1" r:id="rIdxzukddsu7scdatjxjoz0s">
+            <w:hyperlink w:history="1" r:id="rIdnjugemxxye99rzfzrnqwh">
               <w:r>
                 <w:rPr>
                   <w:rFonts w:ascii="Arial" w:cs="Arial" w:eastAsia="Arial" w:hAnsi="Arial"/>
@@ -31471,7 +31471,7 @@
               <w:spacing w:after="10" w:before="0"/>
               <w:ind w:left="120"/>
             </w:pPr>
-            <w:hyperlink w:history="1" r:id="rIdna0smgwym23lcbmmorofi">
+            <w:hyperlink w:history="1" r:id="rIdzmj0dp4i_ojexxgvsblir">
               <w:r>
                 <w:rPr>
                   <w:rFonts w:ascii="Arial" w:cs="Arial" w:eastAsia="Arial" w:hAnsi="Arial"/>
@@ -31516,7 +31516,7 @@
               </w:rPr>
               <w:t xml:space="preserve">Learners retrieve their digestive-system diagram from Lesson 7 (the labelled model of the journey of ugali and sukuma wiki). Using a different colour pen, they annotate three new layers of information: (1) the name and action of the enzyme at each site — amylase in the mouth and small intestine, pepsin in the stomach, lipase in the small intestine; (2) arrows showing substrate entering and product leaving each reaction site; (3) a written summary sentence at the bottom: 'Chemical digestion converts large insoluble food molecules into small soluble molecules that can be absorbed.' Learners who finish early add a fourth annotation: a small inset diagram showing the lock-and-key model of enzyme action with the active site labelled — connecting to what they </w:t>
             </w:r>
-            <w:del w:id="9275" w:author="Claude (AI) - proposed" w:date="2026-10-15T02:49:52Z">
+            <w:del w:id="9275" w:author="Claude (AI) - proposed" w:date="2026-10-18T00:26:07Z">
               <w:r>
                 <w:rPr>
                   <w:rFonts w:ascii="Arial" w:cs="Arial" w:eastAsia="Arial" w:hAnsi="Arial"/>
@@ -31531,7 +31531,7 @@
                 <w:delText xml:space="preserve">will learn formally in Form 3 Chemistry</w:delText>
               </w:r>
             </w:del>
-            <w:ins w:id="9276" w:author="Claude (AI) - proposed" w:date="2026-10-15T02:49:52Z">
+            <w:ins w:id="9276" w:author="Claude (AI) - proposed" w:date="2026-10-18T00:26:07Z">
               <w:r>
                 <w:rPr>
                   <w:rFonts w:ascii="Arial" w:cs="Arial" w:eastAsia="Arial" w:hAnsi="Arial"/>
@@ -31883,7 +31883,7 @@
               </w:rPr>
               <w:t xml:space="preserve">When I chewed plain ugali for two minutes, the taste changed from starchy to slightly sweet. When I tested unchewed ugali with iodine it turned blue-black, and with Benedict's reagent it remained blue. When I tested chewed ugali with iodine it </w:t>
             </w:r>
-            <w:del w:id="9277" w:author="Claude (AI) - proposed" w:date="2026-10-15T02:49:52Z">
+            <w:del w:id="9277" w:author="Claude (AI) - proposed" w:date="2026-10-18T00:26:07Z">
               <w:r>
                 <w:rPr>
                   <w:rFonts w:ascii="Arial" w:cs="Arial" w:eastAsia="Arial" w:hAnsi="Arial"/>
@@ -31898,7 +31898,7 @@
                 <w:delText xml:space="preserve">turned yellow-brown</w:delText>
               </w:r>
             </w:del>
-            <w:ins w:id="9278" w:author="Claude (AI) - proposed" w:date="2026-10-15T02:49:52Z">
+            <w:ins w:id="9278" w:author="Claude (AI) - proposed" w:date="2026-10-18T00:26:07Z">
               <w:r>
                 <w:rPr>
                   <w:rFonts w:ascii="Arial" w:cs="Arial" w:eastAsia="Arial" w:hAnsi="Arial"/>
@@ -31926,7 +31926,7 @@
               </w:rPr>
               <w:t xml:space="preserve">, and with Benedict's reagent it turned </w:t>
             </w:r>
-            <w:del w:id="9279" w:author="Claude (AI) - proposed" w:date="2026-10-15T02:49:52Z">
+            <w:del w:id="9279" w:author="Claude (AI) - proposed" w:date="2026-10-18T00:26:07Z">
               <w:r>
                 <w:rPr>
                   <w:rFonts w:ascii="Arial" w:cs="Arial" w:eastAsia="Arial" w:hAnsi="Arial"/>
@@ -31941,7 +31941,7 @@
                 <w:delText xml:space="preserve">brick-red</w:delText>
               </w:r>
             </w:del>
-            <w:ins w:id="9280" w:author="Claude (AI) - proposed" w:date="2026-10-15T02:49:52Z">
+            <w:ins w:id="9280" w:author="Claude (AI) - proposed" w:date="2026-10-18T00:26:07Z">
               <w:r>
                 <w:rPr>
                   <w:rFonts w:ascii="Arial" w:cs="Arial" w:eastAsia="Arial" w:hAnsi="Arial"/>
@@ -32105,7 +32105,7 @@
               </w:rPr>
               <w:t xml:space="preserve">The sweet taste I noticed when chewing ugali was caused by amylase converting starch molecules into sugar molecules. The colour changes in the food tests provided evidence of this molecular transformation — iodine </w:t>
             </w:r>
-            <w:del w:id="9281" w:author="Claude (AI) - proposed" w:date="2026-10-15T02:49:52Z">
+            <w:del w:id="9281" w:author="Claude (AI) - proposed" w:date="2026-10-18T00:26:07Z">
               <w:r>
                 <w:rPr>
                   <w:rFonts w:ascii="Arial" w:cs="Arial" w:eastAsia="Arial" w:hAnsi="Arial"/>
@@ -32120,7 +32120,7 @@
                 <w:delText xml:space="preserve">could no longer find</w:delText>
               </w:r>
             </w:del>
-            <w:ins w:id="9282" w:author="Claude (AI) - proposed" w:date="2026-10-15T02:49:52Z">
+            <w:ins w:id="9282" w:author="Claude (AI) - proposed" w:date="2026-10-18T00:26:07Z">
               <w:r>
                 <w:rPr>
                   <w:rFonts w:ascii="Arial" w:cs="Arial" w:eastAsia="Arial" w:hAnsi="Arial"/>
@@ -32148,7 +32148,7 @@
               </w:rPr>
               <w:t xml:space="preserve"> starch to react with, and Benedict's reagent found reducing sugar that was not present before. This explains how the organs of the digestive system, which I labelled in Lesson 7, actually carry out their function at the molecular level. It also connects back to the anchoring phenomenon: a mosquito</w:t>
             </w:r>
-            <w:del w:id="9283" w:author="Claude (AI) - proposed" w:date="2026-10-15T02:49:52Z">
+            <w:del w:id="9283" w:author="Claude (AI) - proposed" w:date="2026-10-18T00:26:07Z">
               <w:r>
                 <w:rPr>
                   <w:rFonts w:ascii="Arial" w:cs="Arial" w:eastAsia="Arial" w:hAnsi="Arial"/>
@@ -32163,7 +32163,7 @@
                 <w:delText xml:space="preserve"> uses salivary enzymes to prevent blood clotting just as I use amylase to begin digesting ugali</w:delText>
               </w:r>
             </w:del>
-            <w:ins w:id="9284" w:author="Claude (AI) - proposed" w:date="2026-10-15T02:49:52Z">
+            <w:ins w:id="9284" w:author="Claude (AI) - proposed" w:date="2026-10-18T00:26:07Z">
               <w:r>
                 <w:rPr>
                   <w:rFonts w:ascii="Arial" w:cs="Arial" w:eastAsia="Arial" w:hAnsi="Arial"/>
@@ -32211,7 +32211,7 @@
         </w:rPr>
         <w:t xml:space="preserve">© 2026 SeaVuria and ARES. Aligned with KICD objectives. Developed by SeaVuria; technical implementation by ARES (with AI assistance from Claude). Licensed under </w:t>
       </w:r>
-      <w:hyperlink w:history="1" r:id="rIdq5xwhufqhb7nj3fenowxx">
+      <w:hyperlink w:history="1" r:id="rIdxuidnrnkdd7h0jkzs7ddj">
         <w:r>
           <w:rPr>
             <w:rFonts w:ascii="Arial" w:cs="Arial" w:eastAsia="Arial" w:hAnsi="Arial"/>
@@ -32232,7 +32232,7 @@
         </w:rPr>
         <w:t xml:space="preserve"> (</w:t>
       </w:r>
-      <w:hyperlink w:history="1" r:id="rIdhuqldzbti6yvig99bdha8">
+      <w:hyperlink w:history="1" r:id="rIdec5dej_fptfnpfimw5cx2">
         <w:r>
           <w:rPr>
             <w:rFonts w:ascii="Arial" w:cs="Arial" w:eastAsia="Arial" w:hAnsi="Arial"/>
@@ -32549,7 +32549,7 @@
               </w:rPr>
               <w:t xml:space="preserve">Learners will be able to: (1) describe the structural features of villi and microvilli that increase surface area for absorption in the ileum; (2) distinguish between absorption (nutrients entering the blood) and assimilation (nutrients being used by cells); (3) identify the routes taken by glucose and amino acids (capillaries to hepatic portal vein) versus fatty acids and glycerol (lacteals to lymph); (4) define malnutrition and describe the causes, signs, and consequences of kwashiorkor and iron-deficiency anaemia using </w:t>
             </w:r>
-            <w:del w:id="9285" w:author="Claude (AI) - proposed" w:date="2026-10-15T02:49:52Z">
+            <w:del w:id="9285" w:author="Claude (AI) - proposed" w:date="2026-10-18T00:26:07Z">
               <w:r>
                 <w:rPr>
                   <w:rFonts w:ascii="Arial" w:cs="Arial" w:eastAsia="Arial" w:hAnsi="Arial"/>
@@ -32564,7 +32564,7 @@
                 <w:delText xml:space="preserve">Kenyan health data</w:delText>
               </w:r>
             </w:del>
-            <w:ins w:id="9286" w:author="Claude (AI) - proposed" w:date="2026-10-15T02:49:52Z">
+            <w:ins w:id="9286" w:author="Claude (AI) - proposed" w:date="2026-10-18T00:26:07Z">
               <w:r>
                 <w:rPr>
                   <w:rFonts w:ascii="Arial" w:cs="Arial" w:eastAsia="Arial" w:hAnsi="Arial"/>
@@ -33027,7 +33027,7 @@
               </w:rPr>
               <w:t xml:space="preserve">Learners begin by predicting how the tiny soluble molecules produced by enzyme action in Lesson 8 get from the inside of the intestine into the blood. They then examine an annotated diagram of the ileum wall, villi, and microvilli, identifying structural adaptations for absorption and tracing the two routes nutrients take. They distinguish absorption from assimilation. In the Explain phase they analyse two </w:t>
             </w:r>
-            <w:del w:id="9287" w:author="Claude (AI) - proposed" w:date="2026-10-15T02:49:52Z">
+            <w:del w:id="9287" w:author="Claude (AI) - proposed" w:date="2026-10-18T00:26:07Z">
               <w:r>
                 <w:rPr>
                   <w:rFonts w:ascii="Arial" w:cs="Arial" w:eastAsia="Arial" w:hAnsi="Arial"/>
@@ -33042,7 +33042,7 @@
                 <w:delText xml:space="preserve">real</w:delText>
               </w:r>
             </w:del>
-            <w:ins w:id="9288" w:author="Claude (AI) - proposed" w:date="2026-10-15T02:49:52Z">
+            <w:ins w:id="9288" w:author="Claude (AI) - proposed" w:date="2026-10-18T00:26:07Z">
               <w:r>
                 <w:rPr>
                   <w:rFonts w:ascii="Arial" w:cs="Arial" w:eastAsia="Arial" w:hAnsi="Arial"/>
@@ -33375,7 +33375,7 @@
               <w:spacing w:after="10" w:before="0"/>
               <w:ind w:left="120"/>
             </w:pPr>
-            <w:hyperlink w:history="1" r:id="rIdn4ygxwb3mvcvmkxsolc0g">
+            <w:hyperlink w:history="1" r:id="rIddfgai3wdnit3xjexia42n">
               <w:r>
                 <w:rPr>
                   <w:rFonts w:ascii="Arial" w:cs="Arial" w:eastAsia="Arial" w:hAnsi="Arial"/>
@@ -33435,7 +33435,7 @@
             <w:pPr>
               <w:spacing w:after="20" w:before="0"/>
             </w:pPr>
-            <w:hyperlink w:history="1" r:id="rIdoz2uzjxexz47vszkyb7wm">
+            <w:hyperlink w:history="1" r:id="rIdby0v4o9qjjgcqbgxhvjts">
               <w:r>
                 <w:rPr>
                   <w:rFonts w:ascii="Arial" w:cs="Arial" w:eastAsia="Arial" w:hAnsi="Arial"/>
@@ -33484,7 +33484,7 @@
               <w:spacing w:after="10" w:before="0"/>
               <w:ind w:left="120"/>
             </w:pPr>
-            <w:hyperlink w:history="1" r:id="rIdkxb0jwpzu4d8sb609hb6m">
+            <w:hyperlink w:history="1" r:id="rIdb96kvbbm8mndoqwscmepk">
               <w:r>
                 <w:rPr>
                   <w:rFonts w:ascii="Arial" w:cs="Arial" w:eastAsia="Arial" w:hAnsi="Arial"/>
@@ -33562,7 +33562,7 @@
               </w:rPr>
               <w:t xml:space="preserve">Display the projected image and say: In Lesson 8 we </w:t>
             </w:r>
-            <w:del w:id="9289" w:author="Claude (AI) - proposed" w:date="2026-10-15T02:49:52Z">
+            <w:del w:id="9289" w:author="Claude (AI) - proposed" w:date="2026-10-18T00:26:07Z">
               <w:r>
                 <w:rPr>
                   <w:rFonts w:ascii="Arial" w:cs="Arial" w:eastAsia="Arial" w:hAnsi="Arial"/>
@@ -33577,7 +33577,7 @@
                 <w:delText xml:space="preserve">confirmed that amylase broke</w:delText>
               </w:r>
             </w:del>
-            <w:ins w:id="9290" w:author="Claude (AI) - proposed" w:date="2026-10-15T02:49:52Z">
+            <w:ins w:id="9290" w:author="Claude (AI) - proposed" w:date="2026-10-18T00:26:07Z">
               <w:r>
                 <w:rPr>
                   <w:rFonts w:ascii="Arial" w:cs="Arial" w:eastAsia="Arial" w:hAnsi="Arial"/>
@@ -33605,7 +33605,7 @@
               </w:rPr>
               <w:t xml:space="preserve"> our ugali starch into </w:t>
             </w:r>
-            <w:del w:id="9291" w:author="Claude (AI) - proposed" w:date="2026-10-15T02:49:52Z">
+            <w:del w:id="9291" w:author="Claude (AI) - proposed" w:date="2026-10-18T00:26:07Z">
               <w:r>
                 <w:rPr>
                   <w:rFonts w:ascii="Arial" w:cs="Arial" w:eastAsia="Arial" w:hAnsi="Arial"/>
@@ -33620,7 +33620,7 @@
                 <w:delText xml:space="preserve">reducing sugars, and pepsin began</w:delText>
               </w:r>
             </w:del>
-            <w:ins w:id="9292" w:author="Claude (AI) - proposed" w:date="2026-10-15T02:49:52Z">
+            <w:ins w:id="9292" w:author="Claude (AI) - proposed" w:date="2026-10-18T00:26:07Z">
               <w:r>
                 <w:rPr>
                   <w:rFonts w:ascii="Arial" w:cs="Arial" w:eastAsia="Arial" w:hAnsi="Arial"/>
@@ -33648,7 +33648,7 @@
               </w:rPr>
               <w:t xml:space="preserve"> breaking down proteins</w:t>
             </w:r>
-            <w:ins w:id="9293" w:author="Claude (AI) - proposed" w:date="2026-10-15T02:49:52Z">
+            <w:ins w:id="9293" w:author="Claude (AI) - proposed" w:date="2026-10-18T00:26:07Z">
               <w:r>
                 <w:rPr>
                   <w:rFonts w:ascii="Arial" w:cs="Arial" w:eastAsia="Arial" w:hAnsi="Arial"/>
@@ -33815,7 +33815,7 @@
               <w:spacing w:after="10" w:before="0"/>
               <w:ind w:left="120"/>
             </w:pPr>
-            <w:hyperlink w:history="1" r:id="rIdtkpm0wz5brymya80umfr4">
+            <w:hyperlink w:history="1" r:id="rIdhqiibrjxcgh9sjeayvk1k">
               <w:r>
                 <w:rPr>
                   <w:rFonts w:ascii="Arial" w:cs="Arial" w:eastAsia="Arial" w:hAnsi="Arial"/>
@@ -33875,7 +33875,7 @@
             <w:pPr>
               <w:spacing w:after="20" w:before="0"/>
             </w:pPr>
-            <w:hyperlink w:history="1" r:id="rId8-pgdgm3xxcs-ivdc7pew">
+            <w:hyperlink w:history="1" r:id="rIdrdusxbuicqmd8qm0uqe6h">
               <w:r>
                 <w:rPr>
                   <w:rFonts w:ascii="Arial" w:cs="Arial" w:eastAsia="Arial" w:hAnsi="Arial"/>
@@ -33924,7 +33924,7 @@
               <w:spacing w:after="10" w:before="0"/>
               <w:ind w:left="120"/>
             </w:pPr>
-            <w:hyperlink w:history="1" r:id="rIdmhzkm4tksgyvclmp7bnos">
+            <w:hyperlink w:history="1" r:id="rIdlsnwbt50mqzheqkx46b-m">
               <w:r>
                 <w:rPr>
                   <w:rFonts w:ascii="Arial" w:cs="Arial" w:eastAsia="Arial" w:hAnsi="Arial"/>
@@ -33969,7 +33969,7 @@
               </w:rPr>
               <w:t xml:space="preserve">Learners receive a detailed printed diagram (or view a projected image) showing: (1) a cross-section of the ileum wall with finger-like villi projecting into the lumen; (2) a close-up of a single villus showing epithelial cells with microvilli (brush border), a central lacteal, and a capillary network; (3) arrows showing glucose and amino acids entering capillaries and fatty acids and glycerol entering the lacteal. Working in groups of three, learners complete a structured observation table with four columns: Structure Seen, Feature That Increases Absorption, Nutrient Absorbed Here, Where It Goes Next. </w:t>
             </w:r>
-            <w:del w:id="9294" w:author="Claude (AI) - proposed" w:date="2026-10-15T02:49:52Z">
+            <w:del w:id="9294" w:author="Claude (AI) - proposed" w:date="2026-10-18T00:26:07Z">
               <w:r>
                 <w:rPr>
                   <w:rFonts w:ascii="Arial" w:cs="Arial" w:eastAsia="Arial" w:hAnsi="Arial"/>
@@ -34030,7 +34030,7 @@
               </w:rPr>
               <w:t xml:space="preserve">Distribute diagrams and say: You have </w:t>
             </w:r>
-            <w:del w:id="9295" w:author="Claude (AI) - proposed" w:date="2026-10-15T02:49:52Z">
+            <w:del w:id="9295" w:author="Claude (AI) - proposed" w:date="2026-10-18T00:26:07Z">
               <w:r>
                 <w:rPr>
                   <w:rFonts w:ascii="Arial" w:cs="Arial" w:eastAsia="Arial" w:hAnsi="Arial"/>
@@ -34045,7 +34045,7 @@
                 <w:delText xml:space="preserve">eight</w:delText>
               </w:r>
             </w:del>
-            <w:ins w:id="9296" w:author="Claude (AI) - proposed" w:date="2026-10-15T02:49:52Z">
+            <w:ins w:id="9296" w:author="Claude (AI) - proposed" w:date="2026-10-18T00:26:07Z">
               <w:r>
                 <w:rPr>
                   <w:rFonts w:ascii="Arial" w:cs="Arial" w:eastAsia="Arial" w:hAnsi="Arial"/>
@@ -34139,7 +34139,7 @@
               </w:rPr>
               <w:t xml:space="preserve">Teacher checks observation tables during circulation. Look for: correct identification of microvilli as increasing surface area; recognition that glucose and amino acids go to capillaries while fats go to lacteals; any confusion between the lacteal and a blood vessel.</w:t>
             </w:r>
-            <w:del w:id="9297" w:author="Claude (AI) - proposed" w:date="2026-10-15T02:49:52Z">
+            <w:del w:id="9297" w:author="Claude (AI) - proposed" w:date="2026-10-18T00:26:07Z">
               <w:r>
                 <w:rPr>
                   <w:rFonts w:ascii="Arial" w:cs="Arial" w:eastAsia="Arial" w:hAnsi="Arial"/>
@@ -34227,7 +34227,7 @@
               <w:spacing w:after="10" w:before="0"/>
               <w:ind w:left="120"/>
             </w:pPr>
-            <w:hyperlink w:history="1" r:id="rId3wk26i7ryvexumrq6yqi9">
+            <w:hyperlink w:history="1" r:id="rIdkjhd0dlusbcmqepyznn4n">
               <w:r>
                 <w:rPr>
                   <w:rFonts w:ascii="Arial" w:cs="Arial" w:eastAsia="Arial" w:hAnsi="Arial"/>
@@ -34287,7 +34287,7 @@
             <w:pPr>
               <w:spacing w:after="20" w:before="0"/>
             </w:pPr>
-            <w:hyperlink w:history="1" r:id="rIddktc-rplodruotndmywmu">
+            <w:hyperlink w:history="1" r:id="rIdybukr6s-mcda-j0wp-leo">
               <w:r>
                 <w:rPr>
                   <w:rFonts w:ascii="Arial" w:cs="Arial" w:eastAsia="Arial" w:hAnsi="Arial"/>
@@ -34336,7 +34336,7 @@
               <w:spacing w:after="10" w:before="0"/>
               <w:ind w:left="120"/>
             </w:pPr>
-            <w:hyperlink w:history="1" r:id="rIdooi_9l2bptgyvz3gtx9pi">
+            <w:hyperlink w:history="1" r:id="rId10brvxdobkve3ceyqdnj-">
               <w:r>
                 <w:rPr>
                   <w:rFonts w:ascii="Arial" w:cs="Arial" w:eastAsia="Arial" w:hAnsi="Arial"/>
@@ -34381,7 +34381,7 @@
               </w:rPr>
               <w:t xml:space="preserve">Part A — Absorption and Assimilation (10 minutes): The teacher leads a structured whole-class explanation using the diagram. Learners annotate their own diagrams with the following labels and colour-coded arrows: (blue arrow) glucose and amino acids move by diffusion</w:t>
             </w:r>
-            <w:ins w:id="9298" w:author="Claude (AI) - proposed" w:date="2026-10-15T02:49:52Z">
+            <w:ins w:id="9298" w:author="Claude (AI) - proposed" w:date="2026-10-18T00:26:07Z">
               <w:r>
                 <w:rPr>
                   <w:rFonts w:ascii="Arial" w:cs="Arial" w:eastAsia="Arial" w:hAnsi="Arial"/>
@@ -34409,7 +34409,7 @@
               </w:rPr>
               <w:t xml:space="preserve"> across the thin epithelial cell wall into the capillary network, then travel via the hepatic portal vein to the liver; (yellow arrow) fatty acids and glycerol recombine inside epithelial cells to form tiny fat droplets that enter the central lacteal and travel through the lymphatic system before entering the bloodstream near the heart. Learners then write a two-sentence distinction in their notebooks: Absorption is the movement of digested nutrients from the small intestine into the blood or lymph. Assimilation is the use of those absorbed nutrients by body cells — for example, glucose used in cellular respiration to release energy, or amino acids used to build muscle. Part B — Malnutrition Case Studies (</w:t>
             </w:r>
-            <w:del w:id="9299" w:author="Claude (AI) - proposed" w:date="2026-10-15T02:49:52Z">
+            <w:del w:id="9299" w:author="Claude (AI) - proposed" w:date="2026-10-18T00:26:07Z">
               <w:r>
                 <w:rPr>
                   <w:rFonts w:ascii="Arial" w:cs="Arial" w:eastAsia="Arial" w:hAnsi="Arial"/>
@@ -34424,7 +34424,7 @@
                 <w:delText xml:space="preserve">10</w:delText>
               </w:r>
             </w:del>
-            <w:ins w:id="9300" w:author="Claude (AI) - proposed" w:date="2026-10-15T02:49:52Z">
+            <w:ins w:id="9300" w:author="Claude (AI) - proposed" w:date="2026-10-18T00:26:07Z">
               <w:r>
                 <w:rPr>
                   <w:rFonts w:ascii="Arial" w:cs="Arial" w:eastAsia="Arial" w:hAnsi="Arial"/>
@@ -34452,7 +34452,7 @@
               </w:rPr>
               <w:t xml:space="preserve"> minutes): Learners read </w:t>
             </w:r>
-            <w:del w:id="9301" w:author="Claude (AI) - proposed" w:date="2026-10-15T02:49:52Z">
+            <w:del w:id="9301" w:author="Claude (AI) - proposed" w:date="2026-10-18T00:26:07Z">
               <w:r>
                 <w:rPr>
                   <w:rFonts w:ascii="Arial" w:cs="Arial" w:eastAsia="Arial" w:hAnsi="Arial"/>
@@ -34467,7 +34467,7 @@
                 <w:delText xml:space="preserve">two short</w:delText>
               </w:r>
             </w:del>
-            <w:ins w:id="9302" w:author="Claude (AI) - proposed" w:date="2026-10-15T02:49:52Z">
+            <w:ins w:id="9302" w:author="Claude (AI) - proposed" w:date="2026-10-18T00:26:07Z">
               <w:r>
                 <w:rPr>
                   <w:rFonts w:ascii="Arial" w:cs="Arial" w:eastAsia="Arial" w:hAnsi="Arial"/>
@@ -34495,7 +34495,7 @@
               </w:rPr>
               <w:t xml:space="preserve"> case study cards (printed</w:t>
             </w:r>
-            <w:del w:id="9303" w:author="Claude (AI) - proposed" w:date="2026-10-15T02:49:52Z">
+            <w:del w:id="9303" w:author="Claude (AI) - proposed" w:date="2026-10-18T00:26:07Z">
               <w:r>
                 <w:rPr>
                   <w:rFonts w:ascii="Arial" w:cs="Arial" w:eastAsia="Arial" w:hAnsi="Arial"/>
@@ -34510,7 +34510,7 @@
                 <w:delText xml:space="preserve">, locally sourced data)</w:delText>
               </w:r>
             </w:del>
-            <w:ins w:id="9304" w:author="Claude (AI) - proposed" w:date="2026-10-15T02:49:52Z">
+            <w:ins w:id="9304" w:author="Claude (AI) - proposed" w:date="2026-10-18T00:26:07Z">
               <w:r>
                 <w:rPr>
                   <w:rFonts w:ascii="Arial" w:cs="Arial" w:eastAsia="Arial" w:hAnsi="Arial"/>
@@ -34538,7 +34538,7 @@
               </w:rPr>
               <w:t xml:space="preserve">. Case Study 1 — Kwashiorkor in coastal Kenya: A five-year-old child from a fishing community in Kilifi County presents at a health centre with a swollen belly, flaking skin, and stunted growth. The family diet is mainly ugali and cassava with very little fish or beans — high in carbohydrate but very low in protein. The doctor diagnoses kwashiorkor. Learners answer: Which nutrient is deficient? What happens in the body when this nutrient cannot be absorbed in adequate amounts? How could this be addressed using locally available foods? Case Study 2 — Iron-deficiency anaemia in adolescent girls in Nairobi: </w:t>
             </w:r>
-            <w:del w:id="9305" w:author="Claude (AI) - proposed" w:date="2026-10-15T02:49:52Z">
+            <w:del w:id="9305" w:author="Claude (AI) - proposed" w:date="2026-10-18T00:26:07Z">
               <w:r>
                 <w:rPr>
                   <w:rFonts w:ascii="Arial" w:cs="Arial" w:eastAsia="Arial" w:hAnsi="Arial"/>
@@ -34553,7 +34553,7 @@
                 <w:delText xml:space="preserve">A county health survey reports</w:delText>
               </w:r>
             </w:del>
-            <w:ins w:id="9306" w:author="Claude (AI) - proposed" w:date="2026-10-15T02:49:52Z">
+            <w:ins w:id="9306" w:author="Claude (AI) - proposed" w:date="2026-10-18T00:26:07Z">
               <w:r>
                 <w:rPr>
                   <w:rFonts w:ascii="Arial" w:cs="Arial" w:eastAsia="Arial" w:hAnsi="Arial"/>
@@ -34581,7 +34581,7 @@
               </w:rPr>
               <w:t xml:space="preserve"> that 34 percent of girls aged 13 to 17 in </w:t>
             </w:r>
-            <w:del w:id="9307" w:author="Claude (AI) - proposed" w:date="2026-10-15T02:49:52Z">
+            <w:del w:id="9307" w:author="Claude (AI) - proposed" w:date="2026-10-18T00:26:07Z">
               <w:r>
                 <w:rPr>
                   <w:rFonts w:ascii="Arial" w:cs="Arial" w:eastAsia="Arial" w:hAnsi="Arial"/>
@@ -34596,7 +34596,7 @@
                 <w:delText xml:space="preserve">Nairobi informal settlements have haemoglobin levels</w:delText>
               </w:r>
             </w:del>
-            <w:ins w:id="9308" w:author="Claude (AI) - proposed" w:date="2026-10-15T02:49:52Z">
+            <w:ins w:id="9308" w:author="Claude (AI) - proposed" w:date="2026-10-18T00:26:07Z">
               <w:r>
                 <w:rPr>
                   <w:rFonts w:ascii="Arial" w:cs="Arial" w:eastAsia="Arial" w:hAnsi="Arial"/>
@@ -34624,7 +34624,7 @@
               </w:rPr>
               <w:t xml:space="preserve"> below 12 g per dL, </w:t>
             </w:r>
-            <w:del w:id="9309" w:author="Claude (AI) - proposed" w:date="2026-10-15T02:49:52Z">
+            <w:del w:id="9309" w:author="Claude (AI) - proposed" w:date="2026-10-18T00:26:07Z">
               <w:r>
                 <w:rPr>
                   <w:rFonts w:ascii="Arial" w:cs="Arial" w:eastAsia="Arial" w:hAnsi="Arial"/>
@@ -34639,7 +34639,7 @@
                 <w:delText xml:space="preserve">indicating anaemia</w:delText>
               </w:r>
             </w:del>
-            <w:ins w:id="9310" w:author="Claude (AI) - proposed" w:date="2026-10-15T02:49:52Z">
+            <w:ins w:id="9310" w:author="Claude (AI) - proposed" w:date="2026-10-18T00:26:07Z">
               <w:r>
                 <w:rPr>
                   <w:rFonts w:ascii="Arial" w:cs="Arial" w:eastAsia="Arial" w:hAnsi="Arial"/>
@@ -34700,7 +34700,7 @@
               </w:rPr>
               <w:t xml:space="preserve">For Part A, draw the villus outline on the board as learners annotate. Say: Follow along and annotate your own diagram as I draw. I want you to add the colour-coded arrows and the labels I am about to explain. Pause after drawing each arrow and ask: What </w:t>
             </w:r>
-            <w:del w:id="9311" w:author="Claude (AI) - proposed" w:date="2026-10-15T02:49:52Z">
+            <w:del w:id="9311" w:author="Claude (AI) - proposed" w:date="2026-10-18T00:26:07Z">
               <w:r>
                 <w:rPr>
                   <w:rFonts w:ascii="Arial" w:cs="Arial" w:eastAsia="Arial" w:hAnsi="Arial"/>
@@ -34728,7 +34728,7 @@
               </w:rPr>
               <w:t xml:space="preserve">is moving glucose across this thin wall? Expect: diffusion</w:t>
             </w:r>
-            <w:ins w:id="9312" w:author="Claude (AI) - proposed" w:date="2026-10-15T02:49:52Z">
+            <w:ins w:id="9312" w:author="Claude (AI) - proposed" w:date="2026-10-18T00:26:07Z">
               <w:r>
                 <w:rPr>
                   <w:rFonts w:ascii="Arial" w:cs="Arial" w:eastAsia="Arial" w:hAnsi="Arial"/>
@@ -34756,7 +34756,7 @@
               </w:rPr>
               <w:t xml:space="preserve">. WAIT 10 seconds</w:t>
             </w:r>
-            <w:ins w:id="9313" w:author="Claude (AI) - proposed" w:date="2026-10-15T02:49:52Z">
+            <w:ins w:id="9313" w:author="Claude (AI) - proposed" w:date="2026-10-18T00:26:07Z">
               <w:r>
                 <w:rPr>
                   <w:rFonts w:ascii="Arial" w:cs="Arial" w:eastAsia="Arial" w:hAnsi="Arial"/>
@@ -34784,7 +34784,7 @@
               </w:rPr>
               <w:t xml:space="preserve">. If no answer, prompt: Remember osmosis and diffusion from earlier studies — what moves from high concentration to low concentration? For Part B, distribute case study cards and say: These </w:t>
             </w:r>
-            <w:del w:id="9314" w:author="Claude (AI) - proposed" w:date="2026-10-15T02:49:52Z">
+            <w:del w:id="9314" w:author="Claude (AI) - proposed" w:date="2026-10-18T00:26:07Z">
               <w:r>
                 <w:rPr>
                   <w:rFonts w:ascii="Arial" w:cs="Arial" w:eastAsia="Arial" w:hAnsi="Arial"/>
@@ -34799,7 +34799,7 @@
                 <w:delText xml:space="preserve">are real health challenges in Kenya — not invented examples. Read the card for your case study</w:delText>
               </w:r>
             </w:del>
-            <w:ins w:id="9315" w:author="Claude (AI) - proposed" w:date="2026-10-15T02:49:52Z">
+            <w:ins w:id="9315" w:author="Claude (AI) - proposed" w:date="2026-10-18T00:26:07Z">
               <w:r>
                 <w:rPr>
                   <w:rFonts w:ascii="Arial" w:cs="Arial" w:eastAsia="Arial" w:hAnsi="Arial"/>
@@ -34827,7 +34827,7 @@
               </w:rPr>
               <w:t xml:space="preserve"> and answer the three questions as a group. You have </w:t>
             </w:r>
-            <w:del w:id="9316" w:author="Claude (AI) - proposed" w:date="2026-10-15T02:49:52Z">
+            <w:del w:id="9316" w:author="Claude (AI) - proposed" w:date="2026-10-18T00:26:07Z">
               <w:r>
                 <w:rPr>
                   <w:rFonts w:ascii="Arial" w:cs="Arial" w:eastAsia="Arial" w:hAnsi="Arial"/>
@@ -34842,7 +34842,7 @@
                 <w:delText xml:space="preserve">five</w:delText>
               </w:r>
             </w:del>
-            <w:ins w:id="9317" w:author="Claude (AI) - proposed" w:date="2026-10-15T02:49:52Z">
+            <w:ins w:id="9317" w:author="Claude (AI) - proposed" w:date="2026-10-18T00:26:07Z">
               <w:r>
                 <w:rPr>
                   <w:rFonts w:ascii="Arial" w:cs="Arial" w:eastAsia="Arial" w:hAnsi="Arial"/>
@@ -34870,7 +34870,7 @@
               </w:rPr>
               <w:t xml:space="preserve"> minutes. WAIT </w:t>
             </w:r>
-            <w:del w:id="9318" w:author="Claude (AI) - proposed" w:date="2026-10-15T02:49:52Z">
+            <w:del w:id="9318" w:author="Claude (AI) - proposed" w:date="2026-10-18T00:26:07Z">
               <w:r>
                 <w:rPr>
                   <w:rFonts w:ascii="Arial" w:cs="Arial" w:eastAsia="Arial" w:hAnsi="Arial"/>
@@ -34885,7 +34885,7 @@
                 <w:delText xml:space="preserve">5</w:delText>
               </w:r>
             </w:del>
-            <w:ins w:id="9319" w:author="Claude (AI) - proposed" w:date="2026-10-15T02:49:52Z">
+            <w:ins w:id="9319" w:author="Claude (AI) - proposed" w:date="2026-10-18T00:26:07Z">
               <w:r>
                 <w:rPr>
                   <w:rFonts w:ascii="Arial" w:cs="Arial" w:eastAsia="Arial" w:hAnsi="Arial"/>
@@ -34979,7 +34979,7 @@
               </w:rPr>
               <w:t xml:space="preserve">Teacher listens for correct use of absorption versus assimilation. Check that learners can name the hepatic portal vein and the lacteal correctly. For the case studies, assess whether learners identify the correct deficient nutrient and can name at least one locally available solution. </w:t>
             </w:r>
-            <w:ins w:id="9320" w:author="Claude (AI) - proposed" w:date="2026-10-15T02:49:52Z">
+            <w:ins w:id="9320" w:author="Claude (AI) - proposed" w:date="2026-10-18T00:26:07Z">
               <w:r>
                 <w:rPr>
                   <w:rFonts w:ascii="Arial" w:cs="Arial" w:eastAsia="Arial" w:hAnsi="Arial"/>
@@ -35080,7 +35080,7 @@
               <w:spacing w:after="10" w:before="0"/>
               <w:ind w:left="120"/>
             </w:pPr>
-            <w:hyperlink w:history="1" r:id="rIdkfn20tqcvdl6radx0qay3">
+            <w:hyperlink w:history="1" r:id="rIdazsbetqnjv2i5o8hhlkaz">
               <w:r>
                 <w:rPr>
                   <w:rFonts w:ascii="Arial" w:cs="Arial" w:eastAsia="Arial" w:hAnsi="Arial"/>
@@ -35140,7 +35140,7 @@
             <w:pPr>
               <w:spacing w:after="20" w:before="0"/>
             </w:pPr>
-            <w:hyperlink w:history="1" r:id="rIdd49kjefmuf1pxuh-fx5gt">
+            <w:hyperlink w:history="1" r:id="rIdxisqxntmutvqiel5tj62c">
               <w:r>
                 <w:rPr>
                   <w:rFonts w:ascii="Arial" w:cs="Arial" w:eastAsia="Arial" w:hAnsi="Arial"/>
@@ -35189,7 +35189,7 @@
               <w:spacing w:after="10" w:before="0"/>
               <w:ind w:left="120"/>
             </w:pPr>
-            <w:hyperlink w:history="1" r:id="rIddp3njm82zftzrgevunblb">
+            <w:hyperlink w:history="1" r:id="rIdurqeoalcqe5dcghytcsyq">
               <w:r>
                 <w:rPr>
                   <w:rFonts w:ascii="Arial" w:cs="Arial" w:eastAsia="Arial" w:hAnsi="Arial"/>
@@ -35406,7 +35406,7 @@
               <w:spacing w:after="10" w:before="0"/>
               <w:ind w:left="120"/>
             </w:pPr>
-            <w:hyperlink w:history="1" r:id="rIdky6m-39gvae3_qycaxpa0">
+            <w:hyperlink w:history="1" r:id="rIddgzetletqqeytmkbngfkz">
               <w:r>
                 <w:rPr>
                   <w:rFonts w:ascii="Arial" w:cs="Arial" w:eastAsia="Arial" w:hAnsi="Arial"/>
@@ -35466,7 +35466,7 @@
             <w:pPr>
               <w:spacing w:after="20" w:before="0"/>
             </w:pPr>
-            <w:hyperlink w:history="1" r:id="rIddfe1yvx5b9zfr9i5zojds">
+            <w:hyperlink w:history="1" r:id="rIdnnb3w2xnsanxxajyokl8p">
               <w:r>
                 <w:rPr>
                   <w:rFonts w:ascii="Arial" w:cs="Arial" w:eastAsia="Arial" w:hAnsi="Arial"/>
@@ -35515,7 +35515,7 @@
               <w:spacing w:after="10" w:before="0"/>
               <w:ind w:left="120"/>
             </w:pPr>
-            <w:hyperlink w:history="1" r:id="rIdjgabzwr7m89ihodvkxnlq">
+            <w:hyperlink w:history="1" r:id="rIdpxhpi7agw18z6a-ltpxn6">
               <w:r>
                 <w:rPr>
                   <w:rFonts w:ascii="Arial" w:cs="Arial" w:eastAsia="Arial" w:hAnsi="Arial"/>
@@ -35560,7 +35560,7 @@
               </w:rPr>
               <w:t xml:space="preserve">Learners open their cumulative model notebooks — the running diagram they have been updating since Lesson 1. They add a new section labelled Absorption and Assimilation that shows: a simplified cross-section of the ileum with at least two villi; arrows showing glucose and amino acids entering capillaries; arrows showing fatty acids and glycerol entering the lacteal; a note on assimilation showing glucose being used in a muscle cell and amino acids being used to build a protein. They also add a small annotation box titled When absorption fails, which summarises their kwashiorkor or anaemia case study in two sentences. Finally, learners draw a dotted connecting line from their mouth-to-intestine model (Lesson 7) to this new absorption section, labelling it: small soluble molecules produced by enzyme action in Lesson 8 are the starting point for absorption here. </w:t>
             </w:r>
-            <w:del w:id="9321" w:author="Claude (AI) - proposed" w:date="2026-10-15T02:49:52Z">
+            <w:del w:id="9321" w:author="Claude (AI) - proposed" w:date="2026-10-18T00:26:07Z">
               <w:r>
                 <w:rPr>
                   <w:rFonts w:ascii="Arial" w:cs="Arial" w:eastAsia="Arial" w:hAnsi="Arial"/>
@@ -35575,7 +35575,7 @@
                 <w:delText xml:space="preserve">At the bottom of the page</w:delText>
               </w:r>
             </w:del>
-            <w:ins w:id="9322" w:author="Claude (AI) - proposed" w:date="2026-10-15T02:49:52Z">
+            <w:ins w:id="9322" w:author="Claude (AI) - proposed" w:date="2026-10-18T00:26:07Z">
               <w:r>
                 <w:rPr>
                   <w:rFonts w:ascii="Arial" w:cs="Arial" w:eastAsia="Arial" w:hAnsi="Arial"/>
@@ -35603,7 +35603,7 @@
               </w:rPr>
               <w:t xml:space="preserve"> learners write a one-paragraph reflection</w:t>
             </w:r>
-            <w:ins w:id="9323" w:author="Claude (AI) - proposed" w:date="2026-10-15T02:49:52Z">
+            <w:ins w:id="9323" w:author="Claude (AI) - proposed" w:date="2026-10-18T00:26:07Z">
               <w:r>
                 <w:rPr>
                   <w:rFonts w:ascii="Arial" w:cs="Arial" w:eastAsia="Arial" w:hAnsi="Arial"/>
@@ -35955,7 +35955,7 @@
               </w:rPr>
               <w:t xml:space="preserve">We examined a detailed diagram of the ileum wall and identified villi and microvilli as finger-like projections that massively increase the surface area available for absorption. We observed two distinct pathways inside the villus: capillaries that receive glucose and amino acids, and a central lacteal that receives fatty acids and glycerol. We also read </w:t>
             </w:r>
-            <w:del w:id="9324" w:author="Claude (AI) - proposed" w:date="2026-10-15T02:49:52Z">
+            <w:del w:id="9324" w:author="Claude (AI) - proposed" w:date="2026-10-18T00:26:07Z">
               <w:r>
                 <w:rPr>
                   <w:rFonts w:ascii="Arial" w:cs="Arial" w:eastAsia="Arial" w:hAnsi="Arial"/>
@@ -35970,7 +35970,7 @@
                 <w:delText xml:space="preserve">real Kenyan health data showing that children in Kilifi County</w:delText>
               </w:r>
             </w:del>
-            <w:ins w:id="9325" w:author="Claude (AI) - proposed" w:date="2026-10-15T02:49:52Z">
+            <w:ins w:id="9325" w:author="Claude (AI) - proposed" w:date="2026-10-18T00:26:07Z">
               <w:r>
                 <w:rPr>
                   <w:rFonts w:ascii="Arial" w:cs="Arial" w:eastAsia="Arial" w:hAnsi="Arial"/>
@@ -35998,7 +35998,7 @@
               </w:rPr>
               <w:t xml:space="preserve"> can develop kwashiorkor </w:t>
             </w:r>
-            <w:del w:id="9326" w:author="Claude (AI) - proposed" w:date="2026-10-15T02:49:52Z">
+            <w:del w:id="9326" w:author="Claude (AI) - proposed" w:date="2026-10-18T00:26:07Z">
               <w:r>
                 <w:rPr>
                   <w:rFonts w:ascii="Arial" w:cs="Arial" w:eastAsia="Arial" w:hAnsi="Arial"/>
@@ -36013,7 +36013,7 @@
                 <w:delText xml:space="preserve">from protein-deficient diets and that many adolescent girls in Nairobi have iron-deficiency</w:delText>
               </w:r>
             </w:del>
-            <w:ins w:id="9327" w:author="Claude (AI) - proposed" w:date="2026-10-15T02:49:52Z">
+            <w:ins w:id="9327" w:author="Claude (AI) - proposed" w:date="2026-10-18T00:26:07Z">
               <w:r>
                 <w:rPr>
                   <w:rFonts w:ascii="Arial" w:cs="Arial" w:eastAsia="Arial" w:hAnsi="Arial"/>
@@ -36109,7 +36109,7 @@
               </w:rPr>
               <w:t xml:space="preserve">Digested nutrients are absorbed in the ileum across the thin epithelial cells of the villi into the blood or lymph. Glucose and amino acids </w:t>
             </w:r>
-            <w:del w:id="9328" w:author="Claude (AI) - proposed" w:date="2026-10-15T02:49:52Z">
+            <w:del w:id="9328" w:author="Claude (AI) - proposed" w:date="2026-10-18T00:26:07Z">
               <w:r>
                 <w:rPr>
                   <w:rFonts w:ascii="Arial" w:cs="Arial" w:eastAsia="Arial" w:hAnsi="Arial"/>
@@ -36124,7 +36124,7 @@
                 <w:delText xml:space="preserve">diffuse</w:delText>
               </w:r>
             </w:del>
-            <w:ins w:id="9329" w:author="Claude (AI) - proposed" w:date="2026-10-15T02:49:52Z">
+            <w:ins w:id="9329" w:author="Claude (AI) - proposed" w:date="2026-10-18T00:26:07Z">
               <w:r>
                 <w:rPr>
                   <w:rFonts w:ascii="Arial" w:cs="Arial" w:eastAsia="Arial" w:hAnsi="Arial"/>
@@ -36220,7 +36220,7 @@
               </w:rPr>
               <w:t xml:space="preserve">The entire journey from a meal of ugali and sukuma wiki — chewed in the mouth, digested by enzymes in the stomach and small intestine — ends with small soluble molecules crossing the villus wall into the blood. The structural features of villi (thin walls, large surface area, rich blood supply, central lacteal) make this transfer efficient. When any part of this system fails — whether because of an inadequate diet or damaged villi — cells are deprived of nutrients they need, leading to conditions like kwashiorkor or anaemia. This connects back to the anchoring phenomenon: a mosquito drinking liquid blood </w:t>
             </w:r>
-            <w:del w:id="9330" w:author="Claude (AI) - proposed" w:date="2026-10-15T02:49:52Z">
+            <w:del w:id="9330" w:author="Claude (AI) - proposed" w:date="2026-10-18T00:26:07Z">
               <w:r>
                 <w:rPr>
                   <w:rFonts w:ascii="Arial" w:cs="Arial" w:eastAsia="Arial" w:hAnsi="Arial"/>
@@ -36235,7 +36235,7 @@
                 <w:delText xml:space="preserve">delivers ready-made amino acids directly to its gut for absorption, bypassing the need for extensive mechanical digestion — a shortcut that</w:delText>
               </w:r>
             </w:del>
-            <w:ins w:id="9331" w:author="Claude (AI) - proposed" w:date="2026-10-15T02:49:52Z">
+            <w:ins w:id="9331" w:author="Claude (AI) - proposed" w:date="2026-10-18T00:26:07Z">
               <w:r>
                 <w:rPr>
                   <w:rFonts w:ascii="Arial" w:cs="Arial" w:eastAsia="Arial" w:hAnsi="Arial"/>
@@ -36283,7 +36283,7 @@
         </w:rPr>
         <w:t xml:space="preserve">© 2026 SeaVuria and ARES. Aligned with KICD objectives. Developed by SeaVuria; technical implementation by ARES (with AI assistance from Claude). Licensed under </w:t>
       </w:r>
-      <w:hyperlink w:history="1" r:id="rId9ono7mcrzkyqryedc2jdt">
+      <w:hyperlink w:history="1" r:id="rIdnxocnd2n36usnwieldlyd">
         <w:r>
           <w:rPr>
             <w:rFonts w:ascii="Arial" w:cs="Arial" w:eastAsia="Arial" w:hAnsi="Arial"/>
@@ -36304,7 +36304,7 @@
         </w:rPr>
         <w:t xml:space="preserve"> (</w:t>
       </w:r>
-      <w:hyperlink w:history="1" r:id="rIdr0mch2sdxaww8zb_o35oh">
+      <w:hyperlink w:history="1" r:id="rIdikqtrf4rwaj1r2zjdqjbp">
         <w:r>
           <w:rPr>
             <w:rFonts w:ascii="Arial" w:cs="Arial" w:eastAsia="Arial" w:hAnsi="Arial"/>
@@ -36689,7 +36689,7 @@
               </w:rPr>
               <w:t xml:space="preserve">Learners are able to: (a) construct and present a finalised cumulative model integrating feeding structures and digestion; (b) compare their Lesson 1 initial model with their Lesson 10 final model to articulate conceptual growth; (c) apply nutritional knowledge to evaluate Kenyan food choices using a cost-nutrition analysis; (d) synthesise evidence from observations, experiments, </w:t>
             </w:r>
-            <w:del w:id="9332" w:author="Claude (AI) - proposed" w:date="2026-10-15T02:49:52Z">
+            <w:del w:id="9332" w:author="Claude (AI) - proposed" w:date="2026-10-18T00:26:07Z">
               <w:r>
                 <w:rPr>
                   <w:rFonts w:ascii="Arial" w:cs="Arial" w:eastAsia="Arial" w:hAnsi="Arial"/>
@@ -36704,7 +36704,7 @@
                 <w:delText xml:space="preserve">dissections</w:delText>
               </w:r>
             </w:del>
-            <w:ins w:id="9333" w:author="Claude (AI) - proposed" w:date="2026-10-15T02:49:52Z">
+            <w:ins w:id="9333" w:author="Claude (AI) - proposed" w:date="2026-10-18T00:26:07Z">
               <w:r>
                 <w:rPr>
                   <w:rFonts w:ascii="Arial" w:cs="Arial" w:eastAsia="Arial" w:hAnsi="Arial"/>
@@ -37099,7 +37099,7 @@
               </w:rPr>
               <w:t xml:space="preserve">Lesson 10 is the synthesis and closure lesson for Sub-Strand 3.1: Animal Nutrition. Learners open by revisiting their Lesson 1 initial models of the anchoring phenomenon (the Kakamega mosquito-grasshopper-aphid puzzle and the Lake Nakuru flamingo-fish eagle contrast). Through a structured Gallery Walk, they compare early and final models, articulating what changed and why. A Final Explanation activity — modelled on NGSS Science and Engineering Practice 6 (Constructing Explanations) — challenges learners to write a complete, evidence-backed answer to the driving question, connecting aphid stylets to human intestinal villi under the single unifying idea: structure enables nutrient acquisition. A Kenyan food cost-nutrition analysis grounds abstract biology in real daily choices — comparing the nutrient density of </w:t>
             </w:r>
-            <w:ins w:id="9334" w:author="Claude (AI) - proposed" w:date="2026-10-15T02:49:52Z">
+            <w:ins w:id="9334" w:author="Claude (AI) - proposed" w:date="2026-10-18T00:26:07Z">
               <w:r>
                 <w:rPr>
                   <w:rFonts w:ascii="Arial" w:cs="Arial" w:eastAsia="Arial" w:hAnsi="Arial"/>
@@ -37127,7 +37127,7 @@
               </w:rPr>
               <w:t xml:space="preserve">githeri, sukuma wiki, </w:t>
             </w:r>
-            <w:del w:id="9335" w:author="Claude (AI) - proposed" w:date="2026-10-15T02:49:52Z">
+            <w:del w:id="9335" w:author="Claude (AI) - proposed" w:date="2026-10-18T00:26:07Z">
               <w:r>
                 <w:rPr>
                   <w:rFonts w:ascii="Arial" w:cs="Arial" w:eastAsia="Arial" w:hAnsi="Arial"/>
@@ -37142,7 +37142,7 @@
                 <w:delText xml:space="preserve">and mandazi</w:delText>
               </w:r>
             </w:del>
-            <w:ins w:id="9336" w:author="Claude (AI) - proposed" w:date="2026-10-15T02:49:52Z">
+            <w:ins w:id="9336" w:author="Claude (AI) - proposed" w:date="2026-10-18T00:26:07Z">
               <w:r>
                 <w:rPr>
                   <w:rFonts w:ascii="Arial" w:cs="Arial" w:eastAsia="Arial" w:hAnsi="Arial"/>
@@ -37170,7 +37170,7 @@
               </w:rPr>
               <w:t xml:space="preserve"> relative to their cost in </w:t>
             </w:r>
-            <w:del w:id="9337" w:author="Claude (AI) - proposed" w:date="2026-10-15T02:49:52Z">
+            <w:del w:id="9337" w:author="Claude (AI) - proposed" w:date="2026-10-18T00:26:07Z">
               <w:r>
                 <w:rPr>
                   <w:rFonts w:ascii="Arial" w:cs="Arial" w:eastAsia="Arial" w:hAnsi="Arial"/>
@@ -37185,7 +37185,7 @@
                 <w:delText xml:space="preserve">Nairobi</w:delText>
               </w:r>
             </w:del>
-            <w:ins w:id="9338" w:author="Claude (AI) - proposed" w:date="2026-10-15T02:49:52Z">
+            <w:ins w:id="9338" w:author="Claude (AI) - proposed" w:date="2026-10-18T00:26:07Z">
               <w:r>
                 <w:rPr>
                   <w:rFonts w:ascii="Arial" w:cs="Arial" w:eastAsia="Arial" w:hAnsi="Arial"/>
@@ -37518,7 +37518,7 @@
               <w:spacing w:after="10" w:before="0"/>
               <w:ind w:left="120"/>
             </w:pPr>
-            <w:hyperlink w:history="1" r:id="rIdk5wnbvcv9aq3tvqmw_4a0">
+            <w:hyperlink w:history="1" r:id="rIdpavgot52ox-9y4zlg4liz">
               <w:r>
                 <w:rPr>
                   <w:rFonts w:ascii="Arial" w:cs="Arial" w:eastAsia="Arial" w:hAnsi="Arial"/>
@@ -37595,7 +37595,7 @@
               <w:spacing w:after="10" w:before="0"/>
               <w:ind w:left="120"/>
             </w:pPr>
-            <w:hyperlink w:history="1" r:id="rIdxba5gikp6y_3alyaimcoq">
+            <w:hyperlink w:history="1" r:id="rIdwlbfg4ufahl_pqr9ruulf">
               <w:r>
                 <w:rPr>
                   <w:rFonts w:ascii="Arial" w:cs="Arial" w:eastAsia="Arial" w:hAnsi="Arial"/>
@@ -37827,7 +37827,7 @@
               <w:spacing w:after="10" w:before="0"/>
               <w:ind w:left="120"/>
             </w:pPr>
-            <w:hyperlink w:history="1" r:id="rId3tytfrymmzjnkxsd2uzjy">
+            <w:hyperlink w:history="1" r:id="rIdzuvvtbsjqir1-o1ln_x_5">
               <w:r>
                 <w:rPr>
                   <w:rFonts w:ascii="Arial" w:cs="Arial" w:eastAsia="Arial" w:hAnsi="Arial"/>
@@ -37904,7 +37904,7 @@
               <w:spacing w:after="10" w:before="0"/>
               <w:ind w:left="120"/>
             </w:pPr>
-            <w:hyperlink w:history="1" r:id="rIde881ndcgp3brn3dw90fye">
+            <w:hyperlink w:history="1" r:id="rIdwkmt_hyocx6hlsgpm09ul">
               <w:r>
                 <w:rPr>
                   <w:rFonts w:ascii="Arial" w:cs="Arial" w:eastAsia="Arial" w:hAnsi="Arial"/>
@@ -37964,7 +37964,7 @@
               </w:rPr>
               <w:t xml:space="preserve">Learners post their finalised cumulative models (developed and revised across Lessons 1–9) on the classroom walls or desks in a Gallery Walk format. Each model must include: (a) the anchoring phenomenon animals (grasshopper, aphid, mosquito, flamingo, fish eagle) with labelled feeding structures; (b) the human digestive system with labelled organs and their functions; (c) arrows or annotations linking structure to function to nutrient type. Groups of 3 rotate around the gallery for </w:t>
             </w:r>
-            <w:del w:id="9339" w:author="Claude (AI) - proposed" w:date="2026-10-15T02:49:52Z">
+            <w:del w:id="9339" w:author="Claude (AI) - proposed" w:date="2026-10-18T00:26:07Z">
               <w:r>
                 <w:rPr>
                   <w:rFonts w:ascii="Arial" w:cs="Arial" w:eastAsia="Arial" w:hAnsi="Arial"/>
@@ -37979,7 +37979,7 @@
                 <w:delText xml:space="preserve">12</w:delText>
               </w:r>
             </w:del>
-            <w:ins w:id="9340" w:author="Claude (AI) - proposed" w:date="2026-10-15T02:49:52Z">
+            <w:ins w:id="9340" w:author="Claude (AI) - proposed" w:date="2026-10-18T00:26:07Z">
               <w:r>
                 <w:rPr>
                   <w:rFonts w:ascii="Arial" w:cs="Arial" w:eastAsia="Arial" w:hAnsi="Arial"/>
@@ -38040,7 +38040,7 @@
               </w:rPr>
               <w:t xml:space="preserve">Before the gallery begins, say: 'You are not just admiring each other's work. You are acting as scientists peer-reviewing models. Your job is to find evidence — does this model accurately represent what we observed and learned? If something is missing or unclear, write a respectful question on a sticky note.' [Distribute sticky notes and observation sheets.] Set a visible timer for </w:t>
             </w:r>
-            <w:del w:id="9341" w:author="Claude (AI) - proposed" w:date="2026-10-15T02:49:52Z">
+            <w:del w:id="9341" w:author="Claude (AI) - proposed" w:date="2026-10-18T00:26:07Z">
               <w:r>
                 <w:rPr>
                   <w:rFonts w:ascii="Arial" w:cs="Arial" w:eastAsia="Arial" w:hAnsi="Arial"/>
@@ -38055,7 +38055,7 @@
                 <w:delText xml:space="preserve">12</w:delText>
               </w:r>
             </w:del>
-            <w:ins w:id="9342" w:author="Claude (AI) - proposed" w:date="2026-10-15T02:49:52Z">
+            <w:ins w:id="9342" w:author="Claude (AI) - proposed" w:date="2026-10-18T00:26:07Z">
               <w:r>
                 <w:rPr>
                   <w:rFonts w:ascii="Arial" w:cs="Arial" w:eastAsia="Arial" w:hAnsi="Arial"/>
@@ -38083,7 +38083,7 @@
               </w:rPr>
               <w:t xml:space="preserve"> minutes. During the rotation, circulate and prompt with: 'What evidence from our </w:t>
             </w:r>
-            <w:del w:id="9343" w:author="Claude (AI) - proposed" w:date="2026-10-15T02:49:52Z">
+            <w:del w:id="9343" w:author="Claude (AI) - proposed" w:date="2026-10-18T00:26:07Z">
               <w:r>
                 <w:rPr>
                   <w:rFonts w:ascii="Arial" w:cs="Arial" w:eastAsia="Arial" w:hAnsi="Arial"/>
@@ -38098,7 +38098,7 @@
                 <w:delText xml:space="preserve">dissection/video/</w:delText>
               </w:r>
             </w:del>
-            <w:ins w:id="9344" w:author="Claude (AI) - proposed" w:date="2026-10-15T02:49:52Z">
+            <w:ins w:id="9344" w:author="Claude (AI) - proposed" w:date="2026-10-18T00:26:07Z">
               <w:r>
                 <w:rPr>
                   <w:rFonts w:ascii="Arial" w:cs="Arial" w:eastAsia="Arial" w:hAnsi="Arial"/>
@@ -38126,7 +38126,7 @@
               </w:rPr>
               <w:t xml:space="preserve">experiment supports what you see in this model?' and 'Does this model show how the feeding structure connects all the way to nutrient absorption — or does it stop at the mouth?' [WAIT TIME: 10 seconds after each probe.] At </w:t>
             </w:r>
-            <w:del w:id="9345" w:author="Claude (AI) - proposed" w:date="2026-10-15T02:49:52Z">
+            <w:del w:id="9345" w:author="Claude (AI) - proposed" w:date="2026-10-18T00:26:07Z">
               <w:r>
                 <w:rPr>
                   <w:rFonts w:ascii="Arial" w:cs="Arial" w:eastAsia="Arial" w:hAnsi="Arial"/>
@@ -38141,7 +38141,7 @@
                 <w:delText xml:space="preserve">12</w:delText>
               </w:r>
             </w:del>
-            <w:ins w:id="9346" w:author="Claude (AI) - proposed" w:date="2026-10-15T02:49:52Z">
+            <w:ins w:id="9346" w:author="Claude (AI) - proposed" w:date="2026-10-18T00:26:07Z">
               <w:r>
                 <w:rPr>
                   <w:rFonts w:ascii="Arial" w:cs="Arial" w:eastAsia="Arial" w:hAnsi="Arial"/>
@@ -38308,7 +38308,7 @@
               <w:spacing w:after="10" w:before="0"/>
               <w:ind w:left="120"/>
             </w:pPr>
-            <w:hyperlink w:history="1" r:id="rIdugj4_0mfsxtexfrqqawr0">
+            <w:hyperlink w:history="1" r:id="rId1ih3dzbpoanrvix_uttb-">
               <w:r>
                 <w:rPr>
                   <w:rFonts w:ascii="Arial" w:cs="Arial" w:eastAsia="Arial" w:hAnsi="Arial"/>
@@ -38385,7 +38385,7 @@
               <w:spacing w:after="10" w:before="0"/>
               <w:ind w:left="120"/>
             </w:pPr>
-            <w:hyperlink w:history="1" r:id="rIdv0kzha_dqadf34w7sei8c">
+            <w:hyperlink w:history="1" r:id="rIdfbwsrwudllgttcx6f6thy">
               <w:r>
                 <w:rPr>
                   <w:rFonts w:ascii="Arial" w:cs="Arial" w:eastAsia="Arial" w:hAnsi="Arial"/>
@@ -38445,7 +38445,7 @@
               </w:rPr>
               <w:t xml:space="preserve">PART A — FINAL EXPLANATION (</w:t>
             </w:r>
-            <w:del w:id="9347" w:author="Claude (AI) - proposed" w:date="2026-10-15T02:49:52Z">
+            <w:del w:id="9347" w:author="Claude (AI) - proposed" w:date="2026-10-18T00:26:07Z">
               <w:r>
                 <w:rPr>
                   <w:rFonts w:ascii="Arial" w:cs="Arial" w:eastAsia="Arial" w:hAnsi="Arial"/>
@@ -38460,7 +38460,7 @@
                 <w:delText xml:space="preserve">30</w:delText>
               </w:r>
             </w:del>
-            <w:ins w:id="9348" w:author="Claude (AI) - proposed" w:date="2026-10-15T02:49:52Z">
+            <w:ins w:id="9348" w:author="Claude (AI) - proposed" w:date="2026-10-18T00:26:07Z">
               <w:r>
                 <w:rPr>
                   <w:rFonts w:ascii="Arial" w:cs="Arial" w:eastAsia="Arial" w:hAnsi="Arial"/>
@@ -38488,7 +38488,7 @@
               </w:rPr>
               <w:t xml:space="preserve"> minutes): Individually, learners write a structured Final Explanation using the CER+Evidence framework (Claim–Evidence–Reasoning). The prompt is: 'Using the anchoring phenomenon — grasshopper, aphid, and mosquito on the Kakamega maize farm; flamingo and fish eagle at Lake Nakuru — explain how the structure of an animal's feeding apparatus determines what it can eat and how nutrients are obtained. Connect your explanation all the way from feeding structure to digestion and absorption.' Learners must cite at least four specific pieces of evidence gathered across the unit (e.g., observations from the insect mouthpart video, </w:t>
             </w:r>
-            <w:ins w:id="9349" w:author="Claude (AI) - proposed" w:date="2026-10-15T02:49:52Z">
+            <w:ins w:id="9349" w:author="Claude (AI) - proposed" w:date="2026-10-18T00:26:07Z">
               <w:r>
                 <w:rPr>
                   <w:rFonts w:ascii="Arial" w:cs="Arial" w:eastAsia="Arial" w:hAnsi="Arial"/>
@@ -38516,7 +38516,7 @@
               </w:rPr>
               <w:t xml:space="preserve">data from the starch digestion experiment</w:t>
             </w:r>
-            <w:del w:id="9350" w:author="Claude (AI) - proposed" w:date="2026-10-15T02:49:52Z">
+            <w:del w:id="9350" w:author="Claude (AI) - proposed" w:date="2026-10-18T00:26:07Z">
               <w:r>
                 <w:rPr>
                   <w:rFonts w:ascii="Arial" w:cs="Arial" w:eastAsia="Arial" w:hAnsi="Arial"/>
@@ -38531,7 +38531,7 @@
                 <w:delText xml:space="preserve">, findings from the sheep's heart/gut dissection activity, the villi surface area calculation</w:delText>
               </w:r>
             </w:del>
-            <w:ins w:id="9351" w:author="Claude (AI) - proposed" w:date="2026-10-15T02:49:52Z">
+            <w:ins w:id="9351" w:author="Claude (AI) - proposed" w:date="2026-10-18T00:26:07Z">
               <w:r>
                 <w:rPr>
                   <w:rFonts w:ascii="Arial" w:cs="Arial" w:eastAsia="Arial" w:hAnsi="Arial"/>
@@ -38559,7 +38559,7 @@
               </w:rPr>
               <w:t xml:space="preserve">). PART B — KENYAN FOOD COST-NUTRITION ANALYSIS (</w:t>
             </w:r>
-            <w:del w:id="9352" w:author="Claude (AI) - proposed" w:date="2026-10-15T02:49:52Z">
+            <w:del w:id="9352" w:author="Claude (AI) - proposed" w:date="2026-10-18T00:26:07Z">
               <w:r>
                 <w:rPr>
                   <w:rFonts w:ascii="Arial" w:cs="Arial" w:eastAsia="Arial" w:hAnsi="Arial"/>
@@ -38574,7 +38574,7 @@
                 <w:delText xml:space="preserve">15</w:delText>
               </w:r>
             </w:del>
-            <w:ins w:id="9353" w:author="Claude (AI) - proposed" w:date="2026-10-15T02:49:52Z">
+            <w:ins w:id="9353" w:author="Claude (AI) - proposed" w:date="2026-10-18T00:26:07Z">
               <w:r>
                 <w:rPr>
                   <w:rFonts w:ascii="Arial" w:cs="Arial" w:eastAsia="Arial" w:hAnsi="Arial"/>
@@ -38635,7 +38635,7 @@
               </w:rPr>
               <w:t xml:space="preserve">PART A: Distribute the CER+Evidence prompt sheet. Say verbatim: 'This is the moment. Everything we have done — every video, every </w:t>
             </w:r>
-            <w:del w:id="9354" w:author="Claude (AI) - proposed" w:date="2026-10-15T02:49:52Z">
+            <w:del w:id="9354" w:author="Claude (AI) - proposed" w:date="2026-10-18T00:26:07Z">
               <w:r>
                 <w:rPr>
                   <w:rFonts w:ascii="Arial" w:cs="Arial" w:eastAsia="Arial" w:hAnsi="Arial"/>
@@ -38650,7 +38650,7 @@
                 <w:delText xml:space="preserve">dissection</w:delText>
               </w:r>
             </w:del>
-            <w:ins w:id="9355" w:author="Claude (AI) - proposed" w:date="2026-10-15T02:49:52Z">
+            <w:ins w:id="9355" w:author="Claude (AI) - proposed" w:date="2026-10-18T00:26:07Z">
               <w:r>
                 <w:rPr>
                   <w:rFonts w:ascii="Arial" w:cs="Arial" w:eastAsia="Arial" w:hAnsi="Arial"/>
@@ -38678,7 +38678,7 @@
               </w:rPr>
               <w:t xml:space="preserve">, every experiment — has been building to this explanation. Write it now. Your claim should answer the driving question directly. Your evidence must be specific — name the activity, name what you observed. Your reasoning must explain the biology — WHY does structure determine function? You have </w:t>
             </w:r>
-            <w:del w:id="9356" w:author="Claude (AI) - proposed" w:date="2026-10-15T02:49:52Z">
+            <w:del w:id="9356" w:author="Claude (AI) - proposed" w:date="2026-10-18T00:26:07Z">
               <w:r>
                 <w:rPr>
                   <w:rFonts w:ascii="Arial" w:cs="Arial" w:eastAsia="Arial" w:hAnsi="Arial"/>
@@ -38693,7 +38693,7 @@
                 <w:delText xml:space="preserve">30</w:delText>
               </w:r>
             </w:del>
-            <w:ins w:id="9357" w:author="Claude (AI) - proposed" w:date="2026-10-15T02:49:52Z">
+            <w:ins w:id="9357" w:author="Claude (AI) - proposed" w:date="2026-10-18T00:26:07Z">
               <w:r>
                 <w:rPr>
                   <w:rFonts w:ascii="Arial" w:cs="Arial" w:eastAsia="Arial" w:hAnsi="Arial"/>
@@ -38721,7 +38721,7 @@
               </w:rPr>
               <w:t xml:space="preserve"> minutes.' [Allow </w:t>
             </w:r>
-            <w:del w:id="9358" w:author="Claude (AI) - proposed" w:date="2026-10-15T02:49:52Z">
+            <w:del w:id="9358" w:author="Claude (AI) - proposed" w:date="2026-10-18T00:26:07Z">
               <w:r>
                 <w:rPr>
                   <w:rFonts w:ascii="Arial" w:cs="Arial" w:eastAsia="Arial" w:hAnsi="Arial"/>
@@ -38736,7 +38736,7 @@
                 <w:delText xml:space="preserve">30</w:delText>
               </w:r>
             </w:del>
-            <w:ins w:id="9359" w:author="Claude (AI) - proposed" w:date="2026-10-15T02:49:52Z">
+            <w:ins w:id="9359" w:author="Claude (AI) - proposed" w:date="2026-10-18T00:26:07Z">
               <w:r>
                 <w:rPr>
                   <w:rFonts w:ascii="Arial" w:cs="Arial" w:eastAsia="Arial" w:hAnsi="Arial"/>
@@ -38764,7 +38764,7 @@
               </w:rPr>
               <w:t xml:space="preserve"> minutes of individual silent writing. Circulate continuously.] For learners stuck on the claim, whisper: 'Start with: All animals need nutrients to survive, and the structure of their feeding apparatus determines…' For learners with strong claims but weak evidence, ask: 'What did we observe in the insect mouthpart video that supports that?' [WAIT TIME: 12 seconds.] At </w:t>
             </w:r>
-            <w:del w:id="9360" w:author="Claude (AI) - proposed" w:date="2026-10-15T02:49:52Z">
+            <w:del w:id="9360" w:author="Claude (AI) - proposed" w:date="2026-10-18T00:26:07Z">
               <w:r>
                 <w:rPr>
                   <w:rFonts w:ascii="Arial" w:cs="Arial" w:eastAsia="Arial" w:hAnsi="Arial"/>
@@ -38779,7 +38779,7 @@
                 <w:delText xml:space="preserve">25</w:delText>
               </w:r>
             </w:del>
-            <w:ins w:id="9361" w:author="Claude (AI) - proposed" w:date="2026-10-15T02:49:52Z">
+            <w:ins w:id="9361" w:author="Claude (AI) - proposed" w:date="2026-10-18T00:26:07Z">
               <w:r>
                 <w:rPr>
                   <w:rFonts w:ascii="Arial" w:cs="Arial" w:eastAsia="Arial" w:hAnsi="Arial"/>
@@ -38807,7 +38807,7 @@
               </w:rPr>
               <w:t xml:space="preserve"> minutes, say: 'You have 5 minutes. If you haven't connected feeding structures to digestion and absorption yet, add one sentence now.' PART B: Distribute the food cost-nutrition data cards. Say: 'Now apply your biology to real life. </w:t>
             </w:r>
-            <w:del w:id="9362" w:author="Claude (AI) - proposed" w:date="2026-10-15T02:49:52Z">
+            <w:del w:id="9362" w:author="Claude (AI) - proposed" w:date="2026-10-18T00:26:07Z">
               <w:r>
                 <w:rPr>
                   <w:rFonts w:ascii="Arial" w:cs="Arial" w:eastAsia="Arial" w:hAnsi="Arial"/>
@@ -38822,7 +38822,7 @@
                 <w:delText xml:space="preserve">You are advising a family in Nairobi on how to eat nutritiously</w:delText>
               </w:r>
             </w:del>
-            <w:ins w:id="9363" w:author="Claude (AI) - proposed" w:date="2026-10-15T02:49:52Z">
+            <w:ins w:id="9363" w:author="Claude (AI) - proposed" w:date="2026-10-18T00:26:07Z">
               <w:r>
                 <w:rPr>
                   <w:rFonts w:ascii="Arial" w:cs="Arial" w:eastAsia="Arial" w:hAnsi="Arial"/>
@@ -38850,7 +38850,7 @@
               </w:rPr>
               <w:t xml:space="preserve"> on a tight </w:t>
             </w:r>
-            <w:del w:id="9364" w:author="Claude (AI) - proposed" w:date="2026-10-15T02:49:52Z">
+            <w:del w:id="9364" w:author="Claude (AI) - proposed" w:date="2026-10-18T00:26:07Z">
               <w:r>
                 <w:rPr>
                   <w:rFonts w:ascii="Arial" w:cs="Arial" w:eastAsia="Arial" w:hAnsi="Arial"/>
@@ -38865,7 +38865,7 @@
                 <w:delText xml:space="preserve">budget</w:delText>
               </w:r>
             </w:del>
-            <w:ins w:id="9365" w:author="Claude (AI) - proposed" w:date="2026-10-15T02:49:52Z">
+            <w:ins w:id="9365" w:author="Claude (AI) - proposed" w:date="2026-10-18T00:26:07Z">
               <w:r>
                 <w:rPr>
                   <w:rFonts w:ascii="Arial" w:cs="Arial" w:eastAsia="Arial" w:hAnsi="Arial"/>
@@ -38893,7 +38893,7 @@
               </w:rPr>
               <w:t xml:space="preserve">. Using what you know about nutrients and villi absorption, rank these five foods and justify your recommendation. </w:t>
             </w:r>
-            <w:del w:id="9366" w:author="Claude (AI) - proposed" w:date="2026-10-15T02:49:52Z">
+            <w:del w:id="9366" w:author="Claude (AI) - proposed" w:date="2026-10-18T00:26:07Z">
               <w:r>
                 <w:rPr>
                   <w:rFonts w:ascii="Arial" w:cs="Arial" w:eastAsia="Arial" w:hAnsi="Arial"/>
@@ -38908,7 +38908,7 @@
                 <w:delText xml:space="preserve">15 minutes.</w:delText>
               </w:r>
             </w:del>
-            <w:ins w:id="9367" w:author="Claude (AI) - proposed" w:date="2026-10-15T02:49:52Z">
+            <w:ins w:id="9367" w:author="Claude (AI) - proposed" w:date="2026-10-18T00:26:07Z">
               <w:r>
                 <w:rPr>
                   <w:rFonts w:ascii="Arial" w:cs="Arial" w:eastAsia="Arial" w:hAnsi="Arial"/>
@@ -39002,7 +39002,7 @@
               </w:rPr>
               <w:t xml:space="preserve">Observable indicator for Part A: Final Explanation contains (1) a clear claim that directly answers the driving question, (2) at least four named pieces of evidence from specific unit activities, (3) reasoning that explicitly links feeding structure → food type → digestion → nutrient absorption → survival. Teacher collects written explanations for summative review. Observable indicator for Part B: Learner's food ranking is supported by at least one biological justification referencing a specific nutrient and its absorption mechanism (e.g., 'githeri provides protein which is digested by protease enzymes and absorbed through villi into the bloodstream for cell repair').</w:t>
             </w:r>
-            <w:ins w:id="9368" w:author="Claude (AI) - proposed" w:date="2026-10-15T02:49:52Z">
+            <w:ins w:id="9368" w:author="Claude (AI) - proposed" w:date="2026-10-18T00:26:07Z">
               <w:r>
                 <w:rPr>
                   <w:rFonts w:ascii="Arial" w:cs="Arial" w:eastAsia="Arial" w:hAnsi="Arial"/>
@@ -39090,7 +39090,7 @@
               <w:spacing w:after="10" w:before="0"/>
               <w:ind w:left="120"/>
             </w:pPr>
-            <w:hyperlink w:history="1" r:id="rIdk764r2uwgunxzrwrv6qiw">
+            <w:hyperlink w:history="1" r:id="rIdqdvct6gx1hpylhbid4tq3">
               <w:r>
                 <w:rPr>
                   <w:rFonts w:ascii="Arial" w:cs="Arial" w:eastAsia="Arial" w:hAnsi="Arial"/>
@@ -39167,7 +39167,7 @@
               <w:spacing w:after="10" w:before="0"/>
               <w:ind w:left="120"/>
             </w:pPr>
-            <w:hyperlink w:history="1" r:id="rIdx9yjsrjv8alyn1dha0t9u">
+            <w:hyperlink w:history="1" r:id="rId07vax0smooqgfnsabt2ye">
               <w:r>
                 <w:rPr>
                   <w:rFonts w:ascii="Arial" w:cs="Arial" w:eastAsia="Arial" w:hAnsi="Arial"/>
@@ -39260,7 +39260,7 @@
               </w:rPr>
               <w:t xml:space="preserve">Point to the DQB and say: 'When we started this unit, most of these cards were yellow. Look at how many are green now. That colour change represents your thinking changing. Let's finish the job.' [Pair learners and assign 2–3 DQB cards per pair.] Allow </w:t>
             </w:r>
-            <w:del w:id="9369" w:author="Claude (AI) - proposed" w:date="2026-10-15T02:49:52Z">
+            <w:del w:id="9369" w:author="Claude (AI) - proposed" w:date="2026-10-18T00:26:07Z">
               <w:r>
                 <w:rPr>
                   <w:rFonts w:ascii="Arial" w:cs="Arial" w:eastAsia="Arial" w:hAnsi="Arial"/>
@@ -39275,7 +39275,7 @@
                 <w:delText xml:space="preserve">6</w:delText>
               </w:r>
             </w:del>
-            <w:ins w:id="9370" w:author="Claude (AI) - proposed" w:date="2026-10-15T02:49:52Z">
+            <w:ins w:id="9370" w:author="Claude (AI) - proposed" w:date="2026-10-18T00:26:07Z">
               <w:r>
                 <w:rPr>
                   <w:rFonts w:ascii="Arial" w:cs="Arial" w:eastAsia="Arial" w:hAnsi="Arial"/>
@@ -39442,7 +39442,7 @@
               <w:spacing w:after="10" w:before="0"/>
               <w:ind w:left="120"/>
             </w:pPr>
-            <w:hyperlink w:history="1" r:id="rId2m3-kudcpdd99xcy-nhhy">
+            <w:hyperlink w:history="1" r:id="rId9qijdmsjbm5xt0f3db-f1">
               <w:r>
                 <w:rPr>
                   <w:rFonts w:ascii="Arial" w:cs="Arial" w:eastAsia="Arial" w:hAnsi="Arial"/>
@@ -39519,7 +39519,7 @@
               <w:spacing w:after="10" w:before="0"/>
               <w:ind w:left="120"/>
             </w:pPr>
-            <w:hyperlink w:history="1" r:id="rIdf0makjwqxi8onrnjrc6cj">
+            <w:hyperlink w:history="1" r:id="rIdbl1qzjwummilcus79rmhm">
               <w:r>
                 <w:rPr>
                   <w:rFonts w:ascii="Arial" w:cs="Arial" w:eastAsia="Arial" w:hAnsi="Arial"/>
@@ -40279,7 +40279,7 @@
               </w:rPr>
               <w:t xml:space="preserve">Learners constructed individual Final Explanations using the CER+Evidence framework (Claim–Evidence–Reasoning with four cross-unit evidence references), answering the driving question: 'How do the structures animals use to get food explain how each animal gets the nutrients it needs to survive?' The class collectively completed the Driving Question Board, closing all outstanding inquiry questions and co-authoring a 'Class Final Explanation.' Learners explained how the shape of a feeding structure is inseparable from its function — a grasshopper's grinding mandibles can process tough maize leaf cellulose but cannot pierce skin; a mosquito's </w:t>
             </w:r>
-            <w:del w:id="9371" w:author="Claude (AI) - proposed" w:date="2026-10-15T02:49:52Z">
+            <w:del w:id="9371" w:author="Claude (AI) - proposed" w:date="2026-10-18T00:26:07Z">
               <w:r>
                 <w:rPr>
                   <w:rFonts w:ascii="Arial" w:cs="Arial" w:eastAsia="Arial" w:hAnsi="Arial"/>
@@ -40294,7 +40294,7 @@
                 <w:delText xml:space="preserve">fascicle-bundled proboscis</w:delText>
               </w:r>
             </w:del>
-            <w:ins w:id="9372" w:author="Claude (AI) - proposed" w:date="2026-10-15T02:49:52Z">
+            <w:ins w:id="9372" w:author="Claude (AI) - proposed" w:date="2026-10-18T00:26:07Z">
               <w:r>
                 <w:rPr>
                   <w:rFonts w:ascii="Arial" w:cs="Arial" w:eastAsia="Arial" w:hAnsi="Arial"/>
@@ -40342,7 +40342,7 @@
         </w:rPr>
         <w:t xml:space="preserve">© 2026 SeaVuria and ARES. Aligned with KICD objectives. Developed by SeaVuria; technical implementation by ARES (with AI assistance from Claude). Licensed under </w:t>
       </w:r>
-      <w:hyperlink w:history="1" r:id="rIdbc6yas0spg8hezd5xtv_x">
+      <w:hyperlink w:history="1" r:id="rIdi2hkg5yoretjorv0tpxhm">
         <w:r>
           <w:rPr>
             <w:rFonts w:ascii="Arial" w:cs="Arial" w:eastAsia="Arial" w:hAnsi="Arial"/>
@@ -40363,7 +40363,7 @@
         </w:rPr>
         <w:t xml:space="preserve"> (</w:t>
       </w:r>
-      <w:hyperlink w:history="1" r:id="rIdhqe2zjqdl_o21nmtuh2wy">
+      <w:hyperlink w:history="1" r:id="rIdmhklsy-n5hvssuddiisf5">
         <w:r>
           <w:rPr>
             <w:rFonts w:ascii="Arial" w:cs="Arial" w:eastAsia="Arial" w:hAnsi="Arial"/>
